--- a/docx/en/BUFRCREX_TableB_en_11.docx
+++ b/docx/en/BUFRCREX_TableB_en_11.docx
@@ -8,19 +8,33 @@
       </w:pPr>
       <w:r>
         <w:rPr>
-          <w:rFonts w:ascii="Arial" w:hAnsi="Arial"/>
+          <w:rFonts w:ascii="Verdana" w:hAnsi="Verdana"/>
           <w:b/>
           <w:sz w:val="22"/>
         </w:rPr>
-        <w:t>BUFR/CREX Table B — Class 11: Wind and turbulence</w:t>
+        <w:t>Class 11: Wind and turbulence</w:t>
       </w:r>
     </w:p>
     <w:tbl>
       <w:tblPr>
         <w:tblStyle w:val="TableGrid"/>
         <w:tblW w:type="auto" w:w="0"/>
-        <w:jc w:val="center"/>
+        <w:jc w:val="left"/>
         <w:tblLook w:firstColumn="1" w:firstRow="1" w:lastColumn="0" w:lastRow="0" w:noHBand="0" w:noVBand="1" w:val="04A0"/>
+        <w:tblBorders>
+          <w:top w:val="single" w:sz="4" w:space="0" w:color="595959"/>
+          <w:left w:val="single" w:sz="4" w:space="0" w:color="595959"/>
+          <w:bottom w:val="single" w:sz="4" w:space="0" w:color="595959"/>
+          <w:right w:val="single" w:sz="4" w:space="0" w:color="595959"/>
+          <w:insideH w:val="single" w:sz="4" w:space="0" w:color="595959"/>
+          <w:insideV w:val="single" w:sz="4" w:space="0" w:color="595959"/>
+        </w:tblBorders>
+        <w:tblCellMar>
+          <w:top w:w="85" w:type="dxa"/>
+          <w:left w:w="85" w:type="dxa"/>
+          <w:bottom w:w="85" w:type="dxa"/>
+          <w:right w:w="85" w:type="dxa"/>
+        </w:tblCellMar>
       </w:tblPr>
       <w:tblGrid>
         <w:gridCol w:w="1514"/>
@@ -35,20 +49,20 @@
         <w:gridCol w:w="1514"/>
       </w:tblGrid>
       <w:tr>
-        <w:tc>
-          <w:tcPr>
-            <w:tcW w:type="dxa" w:w="1514"/>
-            <w:shd w:val="clear" w:color="auto" w:fill="D9E2F3"/>
-          </w:tcPr>
-          <w:p>
-            <w:pPr>
-              <w:jc w:val="center"/>
-            </w:pPr>
-            <w:r/>
-            <w:r>
-              <w:rPr>
-                <w:rFonts w:ascii="Arial" w:hAnsi="Arial"/>
-                <w:b/>
+        <w:trPr>
+          <w:tblHeader/>
+        </w:trPr>
+        <w:tc>
+          <w:tcPr>
+            <w:tcW w:type="dxa" w:w="1514"/>
+            <w:shd w:val="clear" w:color="auto" w:fill="D9D9D9"/>
+          </w:tcPr>
+          <w:p>
+            <w:r/>
+            <w:r>
+              <w:rPr>
+                <w:rFonts w:ascii="Verdana" w:hAnsi="Verdana"/>
+                <w:b w:val="0"/>
                 <w:sz w:val="16"/>
               </w:rPr>
               <w:t>FXY</w:t>
@@ -58,194 +72,170 @@
         <w:tc>
           <w:tcPr>
             <w:tcW w:type="dxa" w:w="1514"/>
-            <w:shd w:val="clear" w:color="auto" w:fill="D9E2F3"/>
-          </w:tcPr>
-          <w:p>
-            <w:pPr>
-              <w:jc w:val="center"/>
-            </w:pPr>
-            <w:r/>
-            <w:r>
-              <w:rPr>
-                <w:rFonts w:ascii="Arial" w:hAnsi="Arial"/>
-                <w:b/>
-                <w:sz w:val="16"/>
-              </w:rPr>
-              <w:t>ElementName</w:t>
-            </w:r>
-          </w:p>
-        </w:tc>
-        <w:tc>
-          <w:tcPr>
-            <w:tcW w:type="dxa" w:w="1514"/>
-            <w:shd w:val="clear" w:color="auto" w:fill="D9E2F3"/>
-          </w:tcPr>
-          <w:p>
-            <w:pPr>
-              <w:jc w:val="center"/>
-            </w:pPr>
-            <w:r/>
-            <w:r>
-              <w:rPr>
-                <w:rFonts w:ascii="Arial" w:hAnsi="Arial"/>
-                <w:b/>
-                <w:sz w:val="16"/>
-              </w:rPr>
-              <w:t>BUFR Unit</w:t>
-            </w:r>
-          </w:p>
-        </w:tc>
-        <w:tc>
-          <w:tcPr>
-            <w:tcW w:type="dxa" w:w="1514"/>
-            <w:shd w:val="clear" w:color="auto" w:fill="D9E2F3"/>
-          </w:tcPr>
-          <w:p>
-            <w:pPr>
-              <w:jc w:val="center"/>
-            </w:pPr>
-            <w:r/>
-            <w:r>
-              <w:rPr>
-                <w:rFonts w:ascii="Arial" w:hAnsi="Arial"/>
-                <w:b/>
-                <w:sz w:val="16"/>
-              </w:rPr>
-              <w:t>Scale</w:t>
-            </w:r>
-          </w:p>
-        </w:tc>
-        <w:tc>
-          <w:tcPr>
-            <w:tcW w:type="dxa" w:w="1514"/>
-            <w:shd w:val="clear" w:color="auto" w:fill="D9E2F3"/>
-          </w:tcPr>
-          <w:p>
-            <w:pPr>
-              <w:jc w:val="center"/>
-            </w:pPr>
-            <w:r/>
-            <w:r>
-              <w:rPr>
-                <w:rFonts w:ascii="Arial" w:hAnsi="Arial"/>
-                <w:b/>
-                <w:sz w:val="16"/>
-              </w:rPr>
-              <w:t>Ref Value</w:t>
-            </w:r>
-          </w:p>
-        </w:tc>
-        <w:tc>
-          <w:tcPr>
-            <w:tcW w:type="dxa" w:w="1514"/>
-            <w:shd w:val="clear" w:color="auto" w:fill="D9E2F3"/>
-          </w:tcPr>
-          <w:p>
-            <w:pPr>
-              <w:jc w:val="center"/>
-            </w:pPr>
-            <w:r/>
-            <w:r>
-              <w:rPr>
-                <w:rFonts w:ascii="Arial" w:hAnsi="Arial"/>
-                <w:b/>
-                <w:sz w:val="16"/>
-              </w:rPr>
-              <w:t>Bits</w:t>
-            </w:r>
-          </w:p>
-        </w:tc>
-        <w:tc>
-          <w:tcPr>
-            <w:tcW w:type="dxa" w:w="1514"/>
-            <w:shd w:val="clear" w:color="auto" w:fill="D9E2F3"/>
-          </w:tcPr>
-          <w:p>
-            <w:pPr>
-              <w:jc w:val="center"/>
-            </w:pPr>
-            <w:r/>
-            <w:r>
-              <w:rPr>
-                <w:rFonts w:ascii="Arial" w:hAnsi="Arial"/>
-                <w:b/>
-                <w:sz w:val="16"/>
-              </w:rPr>
-              <w:t>CREX Unit</w:t>
-            </w:r>
-          </w:p>
-        </w:tc>
-        <w:tc>
-          <w:tcPr>
-            <w:tcW w:type="dxa" w:w="1514"/>
-            <w:shd w:val="clear" w:color="auto" w:fill="D9E2F3"/>
-          </w:tcPr>
-          <w:p>
-            <w:pPr>
-              <w:jc w:val="center"/>
-            </w:pPr>
-            <w:r/>
-            <w:r>
-              <w:rPr>
-                <w:rFonts w:ascii="Arial" w:hAnsi="Arial"/>
-                <w:b/>
-                <w:sz w:val="16"/>
-              </w:rPr>
-              <w:t>Scale</w:t>
-            </w:r>
-          </w:p>
-        </w:tc>
-        <w:tc>
-          <w:tcPr>
-            <w:tcW w:type="dxa" w:w="1514"/>
-            <w:shd w:val="clear" w:color="auto" w:fill="D9E2F3"/>
-          </w:tcPr>
-          <w:p>
-            <w:pPr>
-              <w:jc w:val="center"/>
-            </w:pPr>
-            <w:r/>
-            <w:r>
-              <w:rPr>
-                <w:rFonts w:ascii="Arial" w:hAnsi="Arial"/>
-                <w:b/>
-                <w:sz w:val="16"/>
-              </w:rPr>
-              <w:t>Chars</w:t>
-            </w:r>
-          </w:p>
-        </w:tc>
-        <w:tc>
-          <w:tcPr>
-            <w:tcW w:type="dxa" w:w="1514"/>
-            <w:shd w:val="clear" w:color="auto" w:fill="D9E2F3"/>
-          </w:tcPr>
-          <w:p>
-            <w:pPr>
-              <w:jc w:val="center"/>
-            </w:pPr>
-            <w:r/>
-            <w:r>
-              <w:rPr>
-                <w:rFonts w:ascii="Arial" w:hAnsi="Arial"/>
-                <w:b/>
-                <w:sz w:val="16"/>
-              </w:rPr>
-              <w:t>Note</w:t>
+            <w:shd w:val="clear" w:color="auto" w:fill="D9D9D9"/>
+          </w:tcPr>
+          <w:p>
+            <w:r/>
+            <w:r>
+              <w:rPr>
+                <w:rFonts w:ascii="Verdana" w:hAnsi="Verdana"/>
+                <w:b w:val="0"/>
+                <w:sz w:val="16"/>
+              </w:rPr>
+              <w:t>ELEMENT NAME</w:t>
+            </w:r>
+          </w:p>
+        </w:tc>
+        <w:tc>
+          <w:tcPr>
+            <w:tcW w:type="dxa" w:w="1514"/>
+            <w:shd w:val="clear" w:color="auto" w:fill="D9D9D9"/>
+          </w:tcPr>
+          <w:p>
+            <w:r/>
+            <w:r>
+              <w:rPr>
+                <w:rFonts w:ascii="Verdana" w:hAnsi="Verdana"/>
+                <w:b w:val="0"/>
+                <w:sz w:val="16"/>
+              </w:rPr>
+              <w:t>BUFR UNIT</w:t>
+            </w:r>
+          </w:p>
+        </w:tc>
+        <w:tc>
+          <w:tcPr>
+            <w:tcW w:type="dxa" w:w="1514"/>
+            <w:shd w:val="clear" w:color="auto" w:fill="D9D9D9"/>
+          </w:tcPr>
+          <w:p>
+            <w:r/>
+            <w:r>
+              <w:rPr>
+                <w:rFonts w:ascii="Verdana" w:hAnsi="Verdana"/>
+                <w:b w:val="0"/>
+                <w:sz w:val="16"/>
+              </w:rPr>
+              <w:t>SCALE</w:t>
+            </w:r>
+          </w:p>
+        </w:tc>
+        <w:tc>
+          <w:tcPr>
+            <w:tcW w:type="dxa" w:w="1514"/>
+            <w:shd w:val="clear" w:color="auto" w:fill="D9D9D9"/>
+          </w:tcPr>
+          <w:p>
+            <w:r/>
+            <w:r>
+              <w:rPr>
+                <w:rFonts w:ascii="Verdana" w:hAnsi="Verdana"/>
+                <w:b w:val="0"/>
+                <w:sz w:val="16"/>
+              </w:rPr>
+              <w:t>REF VALUE</w:t>
+            </w:r>
+          </w:p>
+        </w:tc>
+        <w:tc>
+          <w:tcPr>
+            <w:tcW w:type="dxa" w:w="1514"/>
+            <w:shd w:val="clear" w:color="auto" w:fill="D9D9D9"/>
+          </w:tcPr>
+          <w:p>
+            <w:r/>
+            <w:r>
+              <w:rPr>
+                <w:rFonts w:ascii="Verdana" w:hAnsi="Verdana"/>
+                <w:b w:val="0"/>
+                <w:sz w:val="16"/>
+              </w:rPr>
+              <w:t>BITS</w:t>
+            </w:r>
+          </w:p>
+        </w:tc>
+        <w:tc>
+          <w:tcPr>
+            <w:tcW w:type="dxa" w:w="1514"/>
+            <w:shd w:val="clear" w:color="auto" w:fill="D9D9D9"/>
+          </w:tcPr>
+          <w:p>
+            <w:r/>
+            <w:r>
+              <w:rPr>
+                <w:rFonts w:ascii="Verdana" w:hAnsi="Verdana"/>
+                <w:b w:val="0"/>
+                <w:sz w:val="16"/>
+              </w:rPr>
+              <w:t>CREX UNIT</w:t>
+            </w:r>
+          </w:p>
+        </w:tc>
+        <w:tc>
+          <w:tcPr>
+            <w:tcW w:type="dxa" w:w="1514"/>
+            <w:shd w:val="clear" w:color="auto" w:fill="D9D9D9"/>
+          </w:tcPr>
+          <w:p>
+            <w:r/>
+            <w:r>
+              <w:rPr>
+                <w:rFonts w:ascii="Verdana" w:hAnsi="Verdana"/>
+                <w:b w:val="0"/>
+                <w:sz w:val="16"/>
+              </w:rPr>
+              <w:t>SCALE</w:t>
+            </w:r>
+          </w:p>
+        </w:tc>
+        <w:tc>
+          <w:tcPr>
+            <w:tcW w:type="dxa" w:w="1514"/>
+            <w:shd w:val="clear" w:color="auto" w:fill="D9D9D9"/>
+          </w:tcPr>
+          <w:p>
+            <w:r/>
+            <w:r>
+              <w:rPr>
+                <w:rFonts w:ascii="Verdana" w:hAnsi="Verdana"/>
+                <w:b w:val="0"/>
+                <w:sz w:val="16"/>
+              </w:rPr>
+              <w:t>CHARS</w:t>
+            </w:r>
+          </w:p>
+        </w:tc>
+        <w:tc>
+          <w:tcPr>
+            <w:tcW w:type="dxa" w:w="1514"/>
+            <w:shd w:val="clear" w:color="auto" w:fill="D9D9D9"/>
+          </w:tcPr>
+          <w:p>
+            <w:r/>
+            <w:r>
+              <w:rPr>
+                <w:rFonts w:ascii="Verdana" w:hAnsi="Verdana"/>
+                <w:b w:val="0"/>
+                <w:sz w:val="16"/>
+              </w:rPr>
+              <w:t>NOTE</w:t>
             </w:r>
           </w:p>
         </w:tc>
       </w:tr>
       <w:tr>
-        <w:tc>
-          <w:tcPr>
-            <w:tcW w:type="dxa" w:w="1514"/>
-          </w:tcPr>
-          <w:p>
-            <w:r/>
-            <w:r>
-              <w:rPr>
-                <w:rFonts w:ascii="Arial" w:hAnsi="Arial"/>
+        <w:trPr>
+          <w:cantSplit/>
+        </w:trPr>
+        <w:tc>
+          <w:tcPr>
+            <w:tcW w:type="dxa" w:w="1514"/>
+          </w:tcPr>
+          <w:p>
+            <w:r/>
+            <w:r>
+              <w:rPr>
+                <w:rFonts w:ascii="Verdana" w:hAnsi="Verdana"/>
                 <w:b w:val="0"/>
                 <w:sz w:val="16"/>
               </w:rPr>
@@ -261,7 +251,7 @@
             <w:r/>
             <w:r>
               <w:rPr>
-                <w:rFonts w:ascii="Arial" w:hAnsi="Arial"/>
+                <w:rFonts w:ascii="Verdana" w:hAnsi="Verdana"/>
                 <w:b w:val="0"/>
                 <w:sz w:val="16"/>
               </w:rPr>
@@ -277,7 +267,7 @@
             <w:r/>
             <w:r>
               <w:rPr>
-                <w:rFonts w:ascii="Arial" w:hAnsi="Arial"/>
+                <w:rFonts w:ascii="Verdana" w:hAnsi="Verdana"/>
                 <w:b w:val="0"/>
                 <w:sz w:val="16"/>
               </w:rPr>
@@ -293,7 +283,7 @@
             <w:r/>
             <w:r>
               <w:rPr>
-                <w:rFonts w:ascii="Arial" w:hAnsi="Arial"/>
+                <w:rFonts w:ascii="Verdana" w:hAnsi="Verdana"/>
                 <w:b w:val="0"/>
                 <w:sz w:val="16"/>
               </w:rPr>
@@ -309,7 +299,7 @@
             <w:r/>
             <w:r>
               <w:rPr>
-                <w:rFonts w:ascii="Arial" w:hAnsi="Arial"/>
+                <w:rFonts w:ascii="Verdana" w:hAnsi="Verdana"/>
                 <w:b w:val="0"/>
                 <w:sz w:val="16"/>
               </w:rPr>
@@ -325,7 +315,7 @@
             <w:r/>
             <w:r>
               <w:rPr>
-                <w:rFonts w:ascii="Arial" w:hAnsi="Arial"/>
+                <w:rFonts w:ascii="Verdana" w:hAnsi="Verdana"/>
                 <w:b w:val="0"/>
                 <w:sz w:val="16"/>
               </w:rPr>
@@ -341,7 +331,7 @@
             <w:r/>
             <w:r>
               <w:rPr>
-                <w:rFonts w:ascii="Arial" w:hAnsi="Arial"/>
+                <w:rFonts w:ascii="Verdana" w:hAnsi="Verdana"/>
                 <w:b w:val="0"/>
                 <w:sz w:val="16"/>
               </w:rPr>
@@ -357,7 +347,7 @@
             <w:r/>
             <w:r>
               <w:rPr>
-                <w:rFonts w:ascii="Arial" w:hAnsi="Arial"/>
+                <w:rFonts w:ascii="Verdana" w:hAnsi="Verdana"/>
                 <w:b w:val="0"/>
                 <w:sz w:val="16"/>
               </w:rPr>
@@ -373,7 +363,7 @@
             <w:r/>
             <w:r>
               <w:rPr>
-                <w:rFonts w:ascii="Arial" w:hAnsi="Arial"/>
+                <w:rFonts w:ascii="Verdana" w:hAnsi="Verdana"/>
                 <w:b w:val="0"/>
                 <w:sz w:val="16"/>
               </w:rPr>
@@ -389,7 +379,7 @@
             <w:r/>
             <w:r>
               <w:rPr>
-                <w:rFonts w:ascii="Arial" w:hAnsi="Arial"/>
+                <w:rFonts w:ascii="Verdana" w:hAnsi="Verdana"/>
                 <w:b w:val="0"/>
                 <w:sz w:val="16"/>
               </w:rPr>
@@ -398,15 +388,18 @@
         </w:tc>
       </w:tr>
       <w:tr>
-        <w:tc>
-          <w:tcPr>
-            <w:tcW w:type="dxa" w:w="1514"/>
-          </w:tcPr>
-          <w:p>
-            <w:r/>
-            <w:r>
-              <w:rPr>
-                <w:rFonts w:ascii="Arial" w:hAnsi="Arial"/>
+        <w:trPr>
+          <w:cantSplit/>
+        </w:trPr>
+        <w:tc>
+          <w:tcPr>
+            <w:tcW w:type="dxa" w:w="1514"/>
+          </w:tcPr>
+          <w:p>
+            <w:r/>
+            <w:r>
+              <w:rPr>
+                <w:rFonts w:ascii="Verdana" w:hAnsi="Verdana"/>
                 <w:b w:val="0"/>
                 <w:sz w:val="16"/>
               </w:rPr>
@@ -422,7 +415,7 @@
             <w:r/>
             <w:r>
               <w:rPr>
-                <w:rFonts w:ascii="Arial" w:hAnsi="Arial"/>
+                <w:rFonts w:ascii="Verdana" w:hAnsi="Verdana"/>
                 <w:b w:val="0"/>
                 <w:sz w:val="16"/>
               </w:rPr>
@@ -438,7 +431,7 @@
             <w:r/>
             <w:r>
               <w:rPr>
-                <w:rFonts w:ascii="Arial" w:hAnsi="Arial"/>
+                <w:rFonts w:ascii="Verdana" w:hAnsi="Verdana"/>
                 <w:b w:val="0"/>
                 <w:sz w:val="16"/>
               </w:rPr>
@@ -454,7 +447,7 @@
             <w:r/>
             <w:r>
               <w:rPr>
-                <w:rFonts w:ascii="Arial" w:hAnsi="Arial"/>
+                <w:rFonts w:ascii="Verdana" w:hAnsi="Verdana"/>
                 <w:b w:val="0"/>
                 <w:sz w:val="16"/>
               </w:rPr>
@@ -470,7 +463,7 @@
             <w:r/>
             <w:r>
               <w:rPr>
-                <w:rFonts w:ascii="Arial" w:hAnsi="Arial"/>
+                <w:rFonts w:ascii="Verdana" w:hAnsi="Verdana"/>
                 <w:b w:val="0"/>
                 <w:sz w:val="16"/>
               </w:rPr>
@@ -486,7 +479,7 @@
             <w:r/>
             <w:r>
               <w:rPr>
-                <w:rFonts w:ascii="Arial" w:hAnsi="Arial"/>
+                <w:rFonts w:ascii="Verdana" w:hAnsi="Verdana"/>
                 <w:b w:val="0"/>
                 <w:sz w:val="16"/>
               </w:rPr>
@@ -502,7 +495,7 @@
             <w:r/>
             <w:r>
               <w:rPr>
-                <w:rFonts w:ascii="Arial" w:hAnsi="Arial"/>
+                <w:rFonts w:ascii="Verdana" w:hAnsi="Verdana"/>
                 <w:b w:val="0"/>
                 <w:sz w:val="16"/>
               </w:rPr>
@@ -518,7 +511,7 @@
             <w:r/>
             <w:r>
               <w:rPr>
-                <w:rFonts w:ascii="Arial" w:hAnsi="Arial"/>
+                <w:rFonts w:ascii="Verdana" w:hAnsi="Verdana"/>
                 <w:b w:val="0"/>
                 <w:sz w:val="16"/>
               </w:rPr>
@@ -534,7 +527,7 @@
             <w:r/>
             <w:r>
               <w:rPr>
-                <w:rFonts w:ascii="Arial" w:hAnsi="Arial"/>
+                <w:rFonts w:ascii="Verdana" w:hAnsi="Verdana"/>
                 <w:b w:val="0"/>
                 <w:sz w:val="16"/>
               </w:rPr>
@@ -550,7 +543,7 @@
             <w:r/>
             <w:r>
               <w:rPr>
-                <w:rFonts w:ascii="Arial" w:hAnsi="Arial"/>
+                <w:rFonts w:ascii="Verdana" w:hAnsi="Verdana"/>
                 <w:b w:val="0"/>
                 <w:sz w:val="16"/>
               </w:rPr>
@@ -559,15 +552,18 @@
         </w:tc>
       </w:tr>
       <w:tr>
-        <w:tc>
-          <w:tcPr>
-            <w:tcW w:type="dxa" w:w="1514"/>
-          </w:tcPr>
-          <w:p>
-            <w:r/>
-            <w:r>
-              <w:rPr>
-                <w:rFonts w:ascii="Arial" w:hAnsi="Arial"/>
+        <w:trPr>
+          <w:cantSplit/>
+        </w:trPr>
+        <w:tc>
+          <w:tcPr>
+            <w:tcW w:type="dxa" w:w="1514"/>
+          </w:tcPr>
+          <w:p>
+            <w:r/>
+            <w:r>
+              <w:rPr>
+                <w:rFonts w:ascii="Verdana" w:hAnsi="Verdana"/>
                 <w:b w:val="0"/>
                 <w:sz w:val="16"/>
               </w:rPr>
@@ -583,7 +579,7 @@
             <w:r/>
             <w:r>
               <w:rPr>
-                <w:rFonts w:ascii="Arial" w:hAnsi="Arial"/>
+                <w:rFonts w:ascii="Verdana" w:hAnsi="Verdana"/>
                 <w:b w:val="0"/>
                 <w:sz w:val="16"/>
               </w:rPr>
@@ -599,7 +595,7 @@
             <w:r/>
             <w:r>
               <w:rPr>
-                <w:rFonts w:ascii="Arial" w:hAnsi="Arial"/>
+                <w:rFonts w:ascii="Verdana" w:hAnsi="Verdana"/>
                 <w:b w:val="0"/>
                 <w:sz w:val="16"/>
               </w:rPr>
@@ -615,7 +611,7 @@
             <w:r/>
             <w:r>
               <w:rPr>
-                <w:rFonts w:ascii="Arial" w:hAnsi="Arial"/>
+                <w:rFonts w:ascii="Verdana" w:hAnsi="Verdana"/>
                 <w:b w:val="0"/>
                 <w:sz w:val="16"/>
               </w:rPr>
@@ -631,7 +627,7 @@
             <w:r/>
             <w:r>
               <w:rPr>
-                <w:rFonts w:ascii="Arial" w:hAnsi="Arial"/>
+                <w:rFonts w:ascii="Verdana" w:hAnsi="Verdana"/>
                 <w:b w:val="0"/>
                 <w:sz w:val="16"/>
               </w:rPr>
@@ -647,7 +643,7 @@
             <w:r/>
             <w:r>
               <w:rPr>
-                <w:rFonts w:ascii="Arial" w:hAnsi="Arial"/>
+                <w:rFonts w:ascii="Verdana" w:hAnsi="Verdana"/>
                 <w:b w:val="0"/>
                 <w:sz w:val="16"/>
               </w:rPr>
@@ -663,7 +659,7 @@
             <w:r/>
             <w:r>
               <w:rPr>
-                <w:rFonts w:ascii="Arial" w:hAnsi="Arial"/>
+                <w:rFonts w:ascii="Verdana" w:hAnsi="Verdana"/>
                 <w:b w:val="0"/>
                 <w:sz w:val="16"/>
               </w:rPr>
@@ -679,7 +675,7 @@
             <w:r/>
             <w:r>
               <w:rPr>
-                <w:rFonts w:ascii="Arial" w:hAnsi="Arial"/>
+                <w:rFonts w:ascii="Verdana" w:hAnsi="Verdana"/>
                 <w:b w:val="0"/>
                 <w:sz w:val="16"/>
               </w:rPr>
@@ -695,7 +691,7 @@
             <w:r/>
             <w:r>
               <w:rPr>
-                <w:rFonts w:ascii="Arial" w:hAnsi="Arial"/>
+                <w:rFonts w:ascii="Verdana" w:hAnsi="Verdana"/>
                 <w:b w:val="0"/>
                 <w:sz w:val="16"/>
               </w:rPr>
@@ -711,7 +707,7 @@
             <w:r/>
             <w:r>
               <w:rPr>
-                <w:rFonts w:ascii="Arial" w:hAnsi="Arial"/>
+                <w:rFonts w:ascii="Verdana" w:hAnsi="Verdana"/>
                 <w:b w:val="0"/>
                 <w:sz w:val="16"/>
               </w:rPr>
@@ -720,15 +716,18 @@
         </w:tc>
       </w:tr>
       <w:tr>
-        <w:tc>
-          <w:tcPr>
-            <w:tcW w:type="dxa" w:w="1514"/>
-          </w:tcPr>
-          <w:p>
-            <w:r/>
-            <w:r>
-              <w:rPr>
-                <w:rFonts w:ascii="Arial" w:hAnsi="Arial"/>
+        <w:trPr>
+          <w:cantSplit/>
+        </w:trPr>
+        <w:tc>
+          <w:tcPr>
+            <w:tcW w:type="dxa" w:w="1514"/>
+          </w:tcPr>
+          <w:p>
+            <w:r/>
+            <w:r>
+              <w:rPr>
+                <w:rFonts w:ascii="Verdana" w:hAnsi="Verdana"/>
                 <w:b w:val="0"/>
                 <w:sz w:val="16"/>
               </w:rPr>
@@ -744,7 +743,7 @@
             <w:r/>
             <w:r>
               <w:rPr>
-                <w:rFonts w:ascii="Arial" w:hAnsi="Arial"/>
+                <w:rFonts w:ascii="Verdana" w:hAnsi="Verdana"/>
                 <w:b w:val="0"/>
                 <w:sz w:val="16"/>
               </w:rPr>
@@ -760,7 +759,7 @@
             <w:r/>
             <w:r>
               <w:rPr>
-                <w:rFonts w:ascii="Arial" w:hAnsi="Arial"/>
+                <w:rFonts w:ascii="Verdana" w:hAnsi="Verdana"/>
                 <w:b w:val="0"/>
                 <w:sz w:val="16"/>
               </w:rPr>
@@ -776,7 +775,7 @@
             <w:r/>
             <w:r>
               <w:rPr>
-                <w:rFonts w:ascii="Arial" w:hAnsi="Arial"/>
+                <w:rFonts w:ascii="Verdana" w:hAnsi="Verdana"/>
                 <w:b w:val="0"/>
                 <w:sz w:val="16"/>
               </w:rPr>
@@ -792,7 +791,7 @@
             <w:r/>
             <w:r>
               <w:rPr>
-                <w:rFonts w:ascii="Arial" w:hAnsi="Arial"/>
+                <w:rFonts w:ascii="Verdana" w:hAnsi="Verdana"/>
                 <w:b w:val="0"/>
                 <w:sz w:val="16"/>
               </w:rPr>
@@ -808,7 +807,7 @@
             <w:r/>
             <w:r>
               <w:rPr>
-                <w:rFonts w:ascii="Arial" w:hAnsi="Arial"/>
+                <w:rFonts w:ascii="Verdana" w:hAnsi="Verdana"/>
                 <w:b w:val="0"/>
                 <w:sz w:val="16"/>
               </w:rPr>
@@ -824,7 +823,7 @@
             <w:r/>
             <w:r>
               <w:rPr>
-                <w:rFonts w:ascii="Arial" w:hAnsi="Arial"/>
+                <w:rFonts w:ascii="Verdana" w:hAnsi="Verdana"/>
                 <w:b w:val="0"/>
                 <w:sz w:val="16"/>
               </w:rPr>
@@ -840,7 +839,7 @@
             <w:r/>
             <w:r>
               <w:rPr>
-                <w:rFonts w:ascii="Arial" w:hAnsi="Arial"/>
+                <w:rFonts w:ascii="Verdana" w:hAnsi="Verdana"/>
                 <w:b w:val="0"/>
                 <w:sz w:val="16"/>
               </w:rPr>
@@ -856,7 +855,7 @@
             <w:r/>
             <w:r>
               <w:rPr>
-                <w:rFonts w:ascii="Arial" w:hAnsi="Arial"/>
+                <w:rFonts w:ascii="Verdana" w:hAnsi="Verdana"/>
                 <w:b w:val="0"/>
                 <w:sz w:val="16"/>
               </w:rPr>
@@ -872,7 +871,7 @@
             <w:r/>
             <w:r>
               <w:rPr>
-                <w:rFonts w:ascii="Arial" w:hAnsi="Arial"/>
+                <w:rFonts w:ascii="Verdana" w:hAnsi="Verdana"/>
                 <w:b w:val="0"/>
                 <w:sz w:val="16"/>
               </w:rPr>
@@ -881,15 +880,18 @@
         </w:tc>
       </w:tr>
       <w:tr>
-        <w:tc>
-          <w:tcPr>
-            <w:tcW w:type="dxa" w:w="1514"/>
-          </w:tcPr>
-          <w:p>
-            <w:r/>
-            <w:r>
-              <w:rPr>
-                <w:rFonts w:ascii="Arial" w:hAnsi="Arial"/>
+        <w:trPr>
+          <w:cantSplit/>
+        </w:trPr>
+        <w:tc>
+          <w:tcPr>
+            <w:tcW w:type="dxa" w:w="1514"/>
+          </w:tcPr>
+          <w:p>
+            <w:r/>
+            <w:r>
+              <w:rPr>
+                <w:rFonts w:ascii="Verdana" w:hAnsi="Verdana"/>
                 <w:b w:val="0"/>
                 <w:sz w:val="16"/>
               </w:rPr>
@@ -905,7 +907,7 @@
             <w:r/>
             <w:r>
               <w:rPr>
-                <w:rFonts w:ascii="Arial" w:hAnsi="Arial"/>
+                <w:rFonts w:ascii="Verdana" w:hAnsi="Verdana"/>
                 <w:b w:val="0"/>
                 <w:sz w:val="16"/>
               </w:rPr>
@@ -921,7 +923,7 @@
             <w:r/>
             <w:r>
               <w:rPr>
-                <w:rFonts w:ascii="Arial" w:hAnsi="Arial"/>
+                <w:rFonts w:ascii="Verdana" w:hAnsi="Verdana"/>
                 <w:b w:val="0"/>
                 <w:sz w:val="16"/>
               </w:rPr>
@@ -937,7 +939,7 @@
             <w:r/>
             <w:r>
               <w:rPr>
-                <w:rFonts w:ascii="Arial" w:hAnsi="Arial"/>
+                <w:rFonts w:ascii="Verdana" w:hAnsi="Verdana"/>
                 <w:b w:val="0"/>
                 <w:sz w:val="16"/>
               </w:rPr>
@@ -953,7 +955,7 @@
             <w:r/>
             <w:r>
               <w:rPr>
-                <w:rFonts w:ascii="Arial" w:hAnsi="Arial"/>
+                <w:rFonts w:ascii="Verdana" w:hAnsi="Verdana"/>
                 <w:b w:val="0"/>
                 <w:sz w:val="16"/>
               </w:rPr>
@@ -969,7 +971,7 @@
             <w:r/>
             <w:r>
               <w:rPr>
-                <w:rFonts w:ascii="Arial" w:hAnsi="Arial"/>
+                <w:rFonts w:ascii="Verdana" w:hAnsi="Verdana"/>
                 <w:b w:val="0"/>
                 <w:sz w:val="16"/>
               </w:rPr>
@@ -985,7 +987,7 @@
             <w:r/>
             <w:r>
               <w:rPr>
-                <w:rFonts w:ascii="Arial" w:hAnsi="Arial"/>
+                <w:rFonts w:ascii="Verdana" w:hAnsi="Verdana"/>
                 <w:b w:val="0"/>
                 <w:sz w:val="16"/>
               </w:rPr>
@@ -1001,7 +1003,7 @@
             <w:r/>
             <w:r>
               <w:rPr>
-                <w:rFonts w:ascii="Arial" w:hAnsi="Arial"/>
+                <w:rFonts w:ascii="Verdana" w:hAnsi="Verdana"/>
                 <w:b w:val="0"/>
                 <w:sz w:val="16"/>
               </w:rPr>
@@ -1017,7 +1019,7 @@
             <w:r/>
             <w:r>
               <w:rPr>
-                <w:rFonts w:ascii="Arial" w:hAnsi="Arial"/>
+                <w:rFonts w:ascii="Verdana" w:hAnsi="Verdana"/>
                 <w:b w:val="0"/>
                 <w:sz w:val="16"/>
               </w:rPr>
@@ -1033,7 +1035,7 @@
             <w:r/>
             <w:r>
               <w:rPr>
-                <w:rFonts w:ascii="Arial" w:hAnsi="Arial"/>
+                <w:rFonts w:ascii="Verdana" w:hAnsi="Verdana"/>
                 <w:b w:val="0"/>
                 <w:sz w:val="16"/>
               </w:rPr>
@@ -1042,15 +1044,18 @@
         </w:tc>
       </w:tr>
       <w:tr>
-        <w:tc>
-          <w:tcPr>
-            <w:tcW w:type="dxa" w:w="1514"/>
-          </w:tcPr>
-          <w:p>
-            <w:r/>
-            <w:r>
-              <w:rPr>
-                <w:rFonts w:ascii="Arial" w:hAnsi="Arial"/>
+        <w:trPr>
+          <w:cantSplit/>
+        </w:trPr>
+        <w:tc>
+          <w:tcPr>
+            <w:tcW w:type="dxa" w:w="1514"/>
+          </w:tcPr>
+          <w:p>
+            <w:r/>
+            <w:r>
+              <w:rPr>
+                <w:rFonts w:ascii="Verdana" w:hAnsi="Verdana"/>
                 <w:b w:val="0"/>
                 <w:sz w:val="16"/>
               </w:rPr>
@@ -1066,7 +1071,7 @@
             <w:r/>
             <w:r>
               <w:rPr>
-                <w:rFonts w:ascii="Arial" w:hAnsi="Arial"/>
+                <w:rFonts w:ascii="Verdana" w:hAnsi="Verdana"/>
                 <w:b w:val="0"/>
                 <w:sz w:val="16"/>
               </w:rPr>
@@ -1082,7 +1087,7 @@
             <w:r/>
             <w:r>
               <w:rPr>
-                <w:rFonts w:ascii="Arial" w:hAnsi="Arial"/>
+                <w:rFonts w:ascii="Verdana" w:hAnsi="Verdana"/>
                 <w:b w:val="0"/>
                 <w:sz w:val="16"/>
               </w:rPr>
@@ -1098,7 +1103,7 @@
             <w:r/>
             <w:r>
               <w:rPr>
-                <w:rFonts w:ascii="Arial" w:hAnsi="Arial"/>
+                <w:rFonts w:ascii="Verdana" w:hAnsi="Verdana"/>
                 <w:b w:val="0"/>
                 <w:sz w:val="16"/>
               </w:rPr>
@@ -1114,7 +1119,7 @@
             <w:r/>
             <w:r>
               <w:rPr>
-                <w:rFonts w:ascii="Arial" w:hAnsi="Arial"/>
+                <w:rFonts w:ascii="Verdana" w:hAnsi="Verdana"/>
                 <w:b w:val="0"/>
                 <w:sz w:val="16"/>
               </w:rPr>
@@ -1130,7 +1135,7 @@
             <w:r/>
             <w:r>
               <w:rPr>
-                <w:rFonts w:ascii="Arial" w:hAnsi="Arial"/>
+                <w:rFonts w:ascii="Verdana" w:hAnsi="Verdana"/>
                 <w:b w:val="0"/>
                 <w:sz w:val="16"/>
               </w:rPr>
@@ -1146,7 +1151,7 @@
             <w:r/>
             <w:r>
               <w:rPr>
-                <w:rFonts w:ascii="Arial" w:hAnsi="Arial"/>
+                <w:rFonts w:ascii="Verdana" w:hAnsi="Verdana"/>
                 <w:b w:val="0"/>
                 <w:sz w:val="16"/>
               </w:rPr>
@@ -1162,7 +1167,7 @@
             <w:r/>
             <w:r>
               <w:rPr>
-                <w:rFonts w:ascii="Arial" w:hAnsi="Arial"/>
+                <w:rFonts w:ascii="Verdana" w:hAnsi="Verdana"/>
                 <w:b w:val="0"/>
                 <w:sz w:val="16"/>
               </w:rPr>
@@ -1178,7 +1183,7 @@
             <w:r/>
             <w:r>
               <w:rPr>
-                <w:rFonts w:ascii="Arial" w:hAnsi="Arial"/>
+                <w:rFonts w:ascii="Verdana" w:hAnsi="Verdana"/>
                 <w:b w:val="0"/>
                 <w:sz w:val="16"/>
               </w:rPr>
@@ -1194,7 +1199,7 @@
             <w:r/>
             <w:r>
               <w:rPr>
-                <w:rFonts w:ascii="Arial" w:hAnsi="Arial"/>
+                <w:rFonts w:ascii="Verdana" w:hAnsi="Verdana"/>
                 <w:b w:val="0"/>
                 <w:sz w:val="16"/>
               </w:rPr>
@@ -1203,15 +1208,18 @@
         </w:tc>
       </w:tr>
       <w:tr>
-        <w:tc>
-          <w:tcPr>
-            <w:tcW w:type="dxa" w:w="1514"/>
-          </w:tcPr>
-          <w:p>
-            <w:r/>
-            <w:r>
-              <w:rPr>
-                <w:rFonts w:ascii="Arial" w:hAnsi="Arial"/>
+        <w:trPr>
+          <w:cantSplit/>
+        </w:trPr>
+        <w:tc>
+          <w:tcPr>
+            <w:tcW w:type="dxa" w:w="1514"/>
+          </w:tcPr>
+          <w:p>
+            <w:r/>
+            <w:r>
+              <w:rPr>
+                <w:rFonts w:ascii="Verdana" w:hAnsi="Verdana"/>
                 <w:b w:val="0"/>
                 <w:sz w:val="16"/>
               </w:rPr>
@@ -1227,7 +1235,7 @@
             <w:r/>
             <w:r>
               <w:rPr>
-                <w:rFonts w:ascii="Arial" w:hAnsi="Arial"/>
+                <w:rFonts w:ascii="Verdana" w:hAnsi="Verdana"/>
                 <w:b w:val="0"/>
                 <w:sz w:val="16"/>
               </w:rPr>
@@ -1243,7 +1251,7 @@
             <w:r/>
             <w:r>
               <w:rPr>
-                <w:rFonts w:ascii="Arial" w:hAnsi="Arial"/>
+                <w:rFonts w:ascii="Verdana" w:hAnsi="Verdana"/>
                 <w:b w:val="0"/>
                 <w:sz w:val="16"/>
               </w:rPr>
@@ -1259,7 +1267,7 @@
             <w:r/>
             <w:r>
               <w:rPr>
-                <w:rFonts w:ascii="Arial" w:hAnsi="Arial"/>
+                <w:rFonts w:ascii="Verdana" w:hAnsi="Verdana"/>
                 <w:b w:val="0"/>
                 <w:sz w:val="16"/>
               </w:rPr>
@@ -1275,7 +1283,7 @@
             <w:r/>
             <w:r>
               <w:rPr>
-                <w:rFonts w:ascii="Arial" w:hAnsi="Arial"/>
+                <w:rFonts w:ascii="Verdana" w:hAnsi="Verdana"/>
                 <w:b w:val="0"/>
                 <w:sz w:val="16"/>
               </w:rPr>
@@ -1291,7 +1299,7 @@
             <w:r/>
             <w:r>
               <w:rPr>
-                <w:rFonts w:ascii="Arial" w:hAnsi="Arial"/>
+                <w:rFonts w:ascii="Verdana" w:hAnsi="Verdana"/>
                 <w:b w:val="0"/>
                 <w:sz w:val="16"/>
               </w:rPr>
@@ -1307,7 +1315,7 @@
             <w:r/>
             <w:r>
               <w:rPr>
-                <w:rFonts w:ascii="Arial" w:hAnsi="Arial"/>
+                <w:rFonts w:ascii="Verdana" w:hAnsi="Verdana"/>
                 <w:b w:val="0"/>
                 <w:sz w:val="16"/>
               </w:rPr>
@@ -1323,7 +1331,7 @@
             <w:r/>
             <w:r>
               <w:rPr>
-                <w:rFonts w:ascii="Arial" w:hAnsi="Arial"/>
+                <w:rFonts w:ascii="Verdana" w:hAnsi="Verdana"/>
                 <w:b w:val="0"/>
                 <w:sz w:val="16"/>
               </w:rPr>
@@ -1339,7 +1347,7 @@
             <w:r/>
             <w:r>
               <w:rPr>
-                <w:rFonts w:ascii="Arial" w:hAnsi="Arial"/>
+                <w:rFonts w:ascii="Verdana" w:hAnsi="Verdana"/>
                 <w:b w:val="0"/>
                 <w:sz w:val="16"/>
               </w:rPr>
@@ -1355,7 +1363,7 @@
             <w:r/>
             <w:r>
               <w:rPr>
-                <w:rFonts w:ascii="Arial" w:hAnsi="Arial"/>
+                <w:rFonts w:ascii="Verdana" w:hAnsi="Verdana"/>
                 <w:b w:val="0"/>
                 <w:sz w:val="16"/>
               </w:rPr>
@@ -1364,15 +1372,18 @@
         </w:tc>
       </w:tr>
       <w:tr>
-        <w:tc>
-          <w:tcPr>
-            <w:tcW w:type="dxa" w:w="1514"/>
-          </w:tcPr>
-          <w:p>
-            <w:r/>
-            <w:r>
-              <w:rPr>
-                <w:rFonts w:ascii="Arial" w:hAnsi="Arial"/>
+        <w:trPr>
+          <w:cantSplit/>
+        </w:trPr>
+        <w:tc>
+          <w:tcPr>
+            <w:tcW w:type="dxa" w:w="1514"/>
+          </w:tcPr>
+          <w:p>
+            <w:r/>
+            <w:r>
+              <w:rPr>
+                <w:rFonts w:ascii="Verdana" w:hAnsi="Verdana"/>
                 <w:b w:val="0"/>
                 <w:sz w:val="16"/>
               </w:rPr>
@@ -1388,7 +1399,7 @@
             <w:r/>
             <w:r>
               <w:rPr>
-                <w:rFonts w:ascii="Arial" w:hAnsi="Arial"/>
+                <w:rFonts w:ascii="Verdana" w:hAnsi="Verdana"/>
                 <w:b w:val="0"/>
                 <w:sz w:val="16"/>
               </w:rPr>
@@ -1404,7 +1415,7 @@
             <w:r/>
             <w:r>
               <w:rPr>
-                <w:rFonts w:ascii="Arial" w:hAnsi="Arial"/>
+                <w:rFonts w:ascii="Verdana" w:hAnsi="Verdana"/>
                 <w:b w:val="0"/>
                 <w:sz w:val="16"/>
               </w:rPr>
@@ -1420,7 +1431,7 @@
             <w:r/>
             <w:r>
               <w:rPr>
-                <w:rFonts w:ascii="Arial" w:hAnsi="Arial"/>
+                <w:rFonts w:ascii="Verdana" w:hAnsi="Verdana"/>
                 <w:b w:val="0"/>
                 <w:sz w:val="16"/>
               </w:rPr>
@@ -1436,7 +1447,7 @@
             <w:r/>
             <w:r>
               <w:rPr>
-                <w:rFonts w:ascii="Arial" w:hAnsi="Arial"/>
+                <w:rFonts w:ascii="Verdana" w:hAnsi="Verdana"/>
                 <w:b w:val="0"/>
                 <w:sz w:val="16"/>
               </w:rPr>
@@ -1452,7 +1463,7 @@
             <w:r/>
             <w:r>
               <w:rPr>
-                <w:rFonts w:ascii="Arial" w:hAnsi="Arial"/>
+                <w:rFonts w:ascii="Verdana" w:hAnsi="Verdana"/>
                 <w:b w:val="0"/>
                 <w:sz w:val="16"/>
               </w:rPr>
@@ -1468,7 +1479,7 @@
             <w:r/>
             <w:r>
               <w:rPr>
-                <w:rFonts w:ascii="Arial" w:hAnsi="Arial"/>
+                <w:rFonts w:ascii="Verdana" w:hAnsi="Verdana"/>
                 <w:b w:val="0"/>
                 <w:sz w:val="16"/>
               </w:rPr>
@@ -1484,7 +1495,7 @@
             <w:r/>
             <w:r>
               <w:rPr>
-                <w:rFonts w:ascii="Arial" w:hAnsi="Arial"/>
+                <w:rFonts w:ascii="Verdana" w:hAnsi="Verdana"/>
                 <w:b w:val="0"/>
                 <w:sz w:val="16"/>
               </w:rPr>
@@ -1500,7 +1511,7 @@
             <w:r/>
             <w:r>
               <w:rPr>
-                <w:rFonts w:ascii="Arial" w:hAnsi="Arial"/>
+                <w:rFonts w:ascii="Verdana" w:hAnsi="Verdana"/>
                 <w:b w:val="0"/>
                 <w:sz w:val="16"/>
               </w:rPr>
@@ -1516,7 +1527,7 @@
             <w:r/>
             <w:r>
               <w:rPr>
-                <w:rFonts w:ascii="Arial" w:hAnsi="Arial"/>
+                <w:rFonts w:ascii="Verdana" w:hAnsi="Verdana"/>
                 <w:b w:val="0"/>
                 <w:sz w:val="16"/>
               </w:rPr>
@@ -1525,15 +1536,18 @@
         </w:tc>
       </w:tr>
       <w:tr>
-        <w:tc>
-          <w:tcPr>
-            <w:tcW w:type="dxa" w:w="1514"/>
-          </w:tcPr>
-          <w:p>
-            <w:r/>
-            <w:r>
-              <w:rPr>
-                <w:rFonts w:ascii="Arial" w:hAnsi="Arial"/>
+        <w:trPr>
+          <w:cantSplit/>
+        </w:trPr>
+        <w:tc>
+          <w:tcPr>
+            <w:tcW w:type="dxa" w:w="1514"/>
+          </w:tcPr>
+          <w:p>
+            <w:r/>
+            <w:r>
+              <w:rPr>
+                <w:rFonts w:ascii="Verdana" w:hAnsi="Verdana"/>
                 <w:b w:val="0"/>
                 <w:sz w:val="16"/>
               </w:rPr>
@@ -1549,7 +1563,7 @@
             <w:r/>
             <w:r>
               <w:rPr>
-                <w:rFonts w:ascii="Arial" w:hAnsi="Arial"/>
+                <w:rFonts w:ascii="Verdana" w:hAnsi="Verdana"/>
                 <w:b w:val="0"/>
                 <w:sz w:val="16"/>
               </w:rPr>
@@ -1565,7 +1579,7 @@
             <w:r/>
             <w:r>
               <w:rPr>
-                <w:rFonts w:ascii="Arial" w:hAnsi="Arial"/>
+                <w:rFonts w:ascii="Verdana" w:hAnsi="Verdana"/>
                 <w:b w:val="0"/>
                 <w:sz w:val="16"/>
               </w:rPr>
@@ -1581,7 +1595,7 @@
             <w:r/>
             <w:r>
               <w:rPr>
-                <w:rFonts w:ascii="Arial" w:hAnsi="Arial"/>
+                <w:rFonts w:ascii="Verdana" w:hAnsi="Verdana"/>
                 <w:b w:val="0"/>
                 <w:sz w:val="16"/>
               </w:rPr>
@@ -1597,7 +1611,7 @@
             <w:r/>
             <w:r>
               <w:rPr>
-                <w:rFonts w:ascii="Arial" w:hAnsi="Arial"/>
+                <w:rFonts w:ascii="Verdana" w:hAnsi="Verdana"/>
                 <w:b w:val="0"/>
                 <w:sz w:val="16"/>
               </w:rPr>
@@ -1613,7 +1627,7 @@
             <w:r/>
             <w:r>
               <w:rPr>
-                <w:rFonts w:ascii="Arial" w:hAnsi="Arial"/>
+                <w:rFonts w:ascii="Verdana" w:hAnsi="Verdana"/>
                 <w:b w:val="0"/>
                 <w:sz w:val="16"/>
               </w:rPr>
@@ -1629,7 +1643,7 @@
             <w:r/>
             <w:r>
               <w:rPr>
-                <w:rFonts w:ascii="Arial" w:hAnsi="Arial"/>
+                <w:rFonts w:ascii="Verdana" w:hAnsi="Verdana"/>
                 <w:b w:val="0"/>
                 <w:sz w:val="16"/>
               </w:rPr>
@@ -1645,7 +1659,7 @@
             <w:r/>
             <w:r>
               <w:rPr>
-                <w:rFonts w:ascii="Arial" w:hAnsi="Arial"/>
+                <w:rFonts w:ascii="Verdana" w:hAnsi="Verdana"/>
                 <w:b w:val="0"/>
                 <w:sz w:val="16"/>
               </w:rPr>
@@ -1661,7 +1675,7 @@
             <w:r/>
             <w:r>
               <w:rPr>
-                <w:rFonts w:ascii="Arial" w:hAnsi="Arial"/>
+                <w:rFonts w:ascii="Verdana" w:hAnsi="Verdana"/>
                 <w:b w:val="0"/>
                 <w:sz w:val="16"/>
               </w:rPr>
@@ -1677,7 +1691,7 @@
             <w:r/>
             <w:r>
               <w:rPr>
-                <w:rFonts w:ascii="Arial" w:hAnsi="Arial"/>
+                <w:rFonts w:ascii="Verdana" w:hAnsi="Verdana"/>
                 <w:b w:val="0"/>
                 <w:sz w:val="16"/>
               </w:rPr>
@@ -1686,15 +1700,18 @@
         </w:tc>
       </w:tr>
       <w:tr>
-        <w:tc>
-          <w:tcPr>
-            <w:tcW w:type="dxa" w:w="1514"/>
-          </w:tcPr>
-          <w:p>
-            <w:r/>
-            <w:r>
-              <w:rPr>
-                <w:rFonts w:ascii="Arial" w:hAnsi="Arial"/>
+        <w:trPr>
+          <w:cantSplit/>
+        </w:trPr>
+        <w:tc>
+          <w:tcPr>
+            <w:tcW w:type="dxa" w:w="1514"/>
+          </w:tcPr>
+          <w:p>
+            <w:r/>
+            <w:r>
+              <w:rPr>
+                <w:rFonts w:ascii="Verdana" w:hAnsi="Verdana"/>
                 <w:b w:val="0"/>
                 <w:sz w:val="16"/>
               </w:rPr>
@@ -1710,7 +1727,7 @@
             <w:r/>
             <w:r>
               <w:rPr>
-                <w:rFonts w:ascii="Arial" w:hAnsi="Arial"/>
+                <w:rFonts w:ascii="Verdana" w:hAnsi="Verdana"/>
                 <w:b w:val="0"/>
                 <w:sz w:val="16"/>
               </w:rPr>
@@ -1726,7 +1743,7 @@
             <w:r/>
             <w:r>
               <w:rPr>
-                <w:rFonts w:ascii="Arial" w:hAnsi="Arial"/>
+                <w:rFonts w:ascii="Verdana" w:hAnsi="Verdana"/>
                 <w:b w:val="0"/>
                 <w:sz w:val="16"/>
               </w:rPr>
@@ -1742,7 +1759,7 @@
             <w:r/>
             <w:r>
               <w:rPr>
-                <w:rFonts w:ascii="Arial" w:hAnsi="Arial"/>
+                <w:rFonts w:ascii="Verdana" w:hAnsi="Verdana"/>
                 <w:b w:val="0"/>
                 <w:sz w:val="16"/>
               </w:rPr>
@@ -1758,7 +1775,7 @@
             <w:r/>
             <w:r>
               <w:rPr>
-                <w:rFonts w:ascii="Arial" w:hAnsi="Arial"/>
+                <w:rFonts w:ascii="Verdana" w:hAnsi="Verdana"/>
                 <w:b w:val="0"/>
                 <w:sz w:val="16"/>
               </w:rPr>
@@ -1774,7 +1791,7 @@
             <w:r/>
             <w:r>
               <w:rPr>
-                <w:rFonts w:ascii="Arial" w:hAnsi="Arial"/>
+                <w:rFonts w:ascii="Verdana" w:hAnsi="Verdana"/>
                 <w:b w:val="0"/>
                 <w:sz w:val="16"/>
               </w:rPr>
@@ -1790,7 +1807,7 @@
             <w:r/>
             <w:r>
               <w:rPr>
-                <w:rFonts w:ascii="Arial" w:hAnsi="Arial"/>
+                <w:rFonts w:ascii="Verdana" w:hAnsi="Verdana"/>
                 <w:b w:val="0"/>
                 <w:sz w:val="16"/>
               </w:rPr>
@@ -1806,7 +1823,7 @@
             <w:r/>
             <w:r>
               <w:rPr>
-                <w:rFonts w:ascii="Arial" w:hAnsi="Arial"/>
+                <w:rFonts w:ascii="Verdana" w:hAnsi="Verdana"/>
                 <w:b w:val="0"/>
                 <w:sz w:val="16"/>
               </w:rPr>
@@ -1822,7 +1839,7 @@
             <w:r/>
             <w:r>
               <w:rPr>
-                <w:rFonts w:ascii="Arial" w:hAnsi="Arial"/>
+                <w:rFonts w:ascii="Verdana" w:hAnsi="Verdana"/>
                 <w:b w:val="0"/>
                 <w:sz w:val="16"/>
               </w:rPr>
@@ -1838,7 +1855,7 @@
             <w:r/>
             <w:r>
               <w:rPr>
-                <w:rFonts w:ascii="Arial" w:hAnsi="Arial"/>
+                <w:rFonts w:ascii="Verdana" w:hAnsi="Verdana"/>
                 <w:b w:val="0"/>
                 <w:sz w:val="16"/>
               </w:rPr>
@@ -1847,15 +1864,18 @@
         </w:tc>
       </w:tr>
       <w:tr>
-        <w:tc>
-          <w:tcPr>
-            <w:tcW w:type="dxa" w:w="1514"/>
-          </w:tcPr>
-          <w:p>
-            <w:r/>
-            <w:r>
-              <w:rPr>
-                <w:rFonts w:ascii="Arial" w:hAnsi="Arial"/>
+        <w:trPr>
+          <w:cantSplit/>
+        </w:trPr>
+        <w:tc>
+          <w:tcPr>
+            <w:tcW w:type="dxa" w:w="1514"/>
+          </w:tcPr>
+          <w:p>
+            <w:r/>
+            <w:r>
+              <w:rPr>
+                <w:rFonts w:ascii="Verdana" w:hAnsi="Verdana"/>
                 <w:b w:val="0"/>
                 <w:sz w:val="16"/>
               </w:rPr>
@@ -1871,7 +1891,7 @@
             <w:r/>
             <w:r>
               <w:rPr>
-                <w:rFonts w:ascii="Arial" w:hAnsi="Arial"/>
+                <w:rFonts w:ascii="Verdana" w:hAnsi="Verdana"/>
                 <w:b w:val="0"/>
                 <w:sz w:val="16"/>
               </w:rPr>
@@ -1887,7 +1907,7 @@
             <w:r/>
             <w:r>
               <w:rPr>
-                <w:rFonts w:ascii="Arial" w:hAnsi="Arial"/>
+                <w:rFonts w:ascii="Verdana" w:hAnsi="Verdana"/>
                 <w:b w:val="0"/>
                 <w:sz w:val="16"/>
               </w:rPr>
@@ -1903,7 +1923,7 @@
             <w:r/>
             <w:r>
               <w:rPr>
-                <w:rFonts w:ascii="Arial" w:hAnsi="Arial"/>
+                <w:rFonts w:ascii="Verdana" w:hAnsi="Verdana"/>
                 <w:b w:val="0"/>
                 <w:sz w:val="16"/>
               </w:rPr>
@@ -1919,7 +1939,7 @@
             <w:r/>
             <w:r>
               <w:rPr>
-                <w:rFonts w:ascii="Arial" w:hAnsi="Arial"/>
+                <w:rFonts w:ascii="Verdana" w:hAnsi="Verdana"/>
                 <w:b w:val="0"/>
                 <w:sz w:val="16"/>
               </w:rPr>
@@ -1935,7 +1955,7 @@
             <w:r/>
             <w:r>
               <w:rPr>
-                <w:rFonts w:ascii="Arial" w:hAnsi="Arial"/>
+                <w:rFonts w:ascii="Verdana" w:hAnsi="Verdana"/>
                 <w:b w:val="0"/>
                 <w:sz w:val="16"/>
               </w:rPr>
@@ -1951,7 +1971,7 @@
             <w:r/>
             <w:r>
               <w:rPr>
-                <w:rFonts w:ascii="Arial" w:hAnsi="Arial"/>
+                <w:rFonts w:ascii="Verdana" w:hAnsi="Verdana"/>
                 <w:b w:val="0"/>
                 <w:sz w:val="16"/>
               </w:rPr>
@@ -1967,7 +1987,7 @@
             <w:r/>
             <w:r>
               <w:rPr>
-                <w:rFonts w:ascii="Arial" w:hAnsi="Arial"/>
+                <w:rFonts w:ascii="Verdana" w:hAnsi="Verdana"/>
                 <w:b w:val="0"/>
                 <w:sz w:val="16"/>
               </w:rPr>
@@ -1983,7 +2003,7 @@
             <w:r/>
             <w:r>
               <w:rPr>
-                <w:rFonts w:ascii="Arial" w:hAnsi="Arial"/>
+                <w:rFonts w:ascii="Verdana" w:hAnsi="Verdana"/>
                 <w:b w:val="0"/>
                 <w:sz w:val="16"/>
               </w:rPr>
@@ -1999,7 +2019,7 @@
             <w:r/>
             <w:r>
               <w:rPr>
-                <w:rFonts w:ascii="Arial" w:hAnsi="Arial"/>
+                <w:rFonts w:ascii="Verdana" w:hAnsi="Verdana"/>
                 <w:b w:val="0"/>
                 <w:sz w:val="16"/>
               </w:rPr>
@@ -2008,15 +2028,18 @@
         </w:tc>
       </w:tr>
       <w:tr>
-        <w:tc>
-          <w:tcPr>
-            <w:tcW w:type="dxa" w:w="1514"/>
-          </w:tcPr>
-          <w:p>
-            <w:r/>
-            <w:r>
-              <w:rPr>
-                <w:rFonts w:ascii="Arial" w:hAnsi="Arial"/>
+        <w:trPr>
+          <w:cantSplit/>
+        </w:trPr>
+        <w:tc>
+          <w:tcPr>
+            <w:tcW w:type="dxa" w:w="1514"/>
+          </w:tcPr>
+          <w:p>
+            <w:r/>
+            <w:r>
+              <w:rPr>
+                <w:rFonts w:ascii="Verdana" w:hAnsi="Verdana"/>
                 <w:b w:val="0"/>
                 <w:sz w:val="16"/>
               </w:rPr>
@@ -2032,7 +2055,7 @@
             <w:r/>
             <w:r>
               <w:rPr>
-                <w:rFonts w:ascii="Arial" w:hAnsi="Arial"/>
+                <w:rFonts w:ascii="Verdana" w:hAnsi="Verdana"/>
                 <w:b w:val="0"/>
                 <w:sz w:val="16"/>
               </w:rPr>
@@ -2048,7 +2071,7 @@
             <w:r/>
             <w:r>
               <w:rPr>
-                <w:rFonts w:ascii="Arial" w:hAnsi="Arial"/>
+                <w:rFonts w:ascii="Verdana" w:hAnsi="Verdana"/>
                 <w:b w:val="0"/>
                 <w:sz w:val="16"/>
               </w:rPr>
@@ -2064,7 +2087,7 @@
             <w:r/>
             <w:r>
               <w:rPr>
-                <w:rFonts w:ascii="Arial" w:hAnsi="Arial"/>
+                <w:rFonts w:ascii="Verdana" w:hAnsi="Verdana"/>
                 <w:b w:val="0"/>
                 <w:sz w:val="16"/>
               </w:rPr>
@@ -2080,7 +2103,7 @@
             <w:r/>
             <w:r>
               <w:rPr>
-                <w:rFonts w:ascii="Arial" w:hAnsi="Arial"/>
+                <w:rFonts w:ascii="Verdana" w:hAnsi="Verdana"/>
                 <w:b w:val="0"/>
                 <w:sz w:val="16"/>
               </w:rPr>
@@ -2096,7 +2119,7 @@
             <w:r/>
             <w:r>
               <w:rPr>
-                <w:rFonts w:ascii="Arial" w:hAnsi="Arial"/>
+                <w:rFonts w:ascii="Verdana" w:hAnsi="Verdana"/>
                 <w:b w:val="0"/>
                 <w:sz w:val="16"/>
               </w:rPr>
@@ -2112,7 +2135,7 @@
             <w:r/>
             <w:r>
               <w:rPr>
-                <w:rFonts w:ascii="Arial" w:hAnsi="Arial"/>
+                <w:rFonts w:ascii="Verdana" w:hAnsi="Verdana"/>
                 <w:b w:val="0"/>
                 <w:sz w:val="16"/>
               </w:rPr>
@@ -2128,7 +2151,7 @@
             <w:r/>
             <w:r>
               <w:rPr>
-                <w:rFonts w:ascii="Arial" w:hAnsi="Arial"/>
+                <w:rFonts w:ascii="Verdana" w:hAnsi="Verdana"/>
                 <w:b w:val="0"/>
                 <w:sz w:val="16"/>
               </w:rPr>
@@ -2144,7 +2167,7 @@
             <w:r/>
             <w:r>
               <w:rPr>
-                <w:rFonts w:ascii="Arial" w:hAnsi="Arial"/>
+                <w:rFonts w:ascii="Verdana" w:hAnsi="Verdana"/>
                 <w:b w:val="0"/>
                 <w:sz w:val="16"/>
               </w:rPr>
@@ -2160,7 +2183,7 @@
             <w:r/>
             <w:r>
               <w:rPr>
-                <w:rFonts w:ascii="Arial" w:hAnsi="Arial"/>
+                <w:rFonts w:ascii="Verdana" w:hAnsi="Verdana"/>
                 <w:b w:val="0"/>
                 <w:sz w:val="16"/>
               </w:rPr>
@@ -2169,15 +2192,18 @@
         </w:tc>
       </w:tr>
       <w:tr>
-        <w:tc>
-          <w:tcPr>
-            <w:tcW w:type="dxa" w:w="1514"/>
-          </w:tcPr>
-          <w:p>
-            <w:r/>
-            <w:r>
-              <w:rPr>
-                <w:rFonts w:ascii="Arial" w:hAnsi="Arial"/>
+        <w:trPr>
+          <w:cantSplit/>
+        </w:trPr>
+        <w:tc>
+          <w:tcPr>
+            <w:tcW w:type="dxa" w:w="1514"/>
+          </w:tcPr>
+          <w:p>
+            <w:r/>
+            <w:r>
+              <w:rPr>
+                <w:rFonts w:ascii="Verdana" w:hAnsi="Verdana"/>
                 <w:b w:val="0"/>
                 <w:sz w:val="16"/>
               </w:rPr>
@@ -2193,7 +2219,7 @@
             <w:r/>
             <w:r>
               <w:rPr>
-                <w:rFonts w:ascii="Arial" w:hAnsi="Arial"/>
+                <w:rFonts w:ascii="Verdana" w:hAnsi="Verdana"/>
                 <w:b w:val="0"/>
                 <w:sz w:val="16"/>
               </w:rPr>
@@ -2209,7 +2235,7 @@
             <w:r/>
             <w:r>
               <w:rPr>
-                <w:rFonts w:ascii="Arial" w:hAnsi="Arial"/>
+                <w:rFonts w:ascii="Verdana" w:hAnsi="Verdana"/>
                 <w:b w:val="0"/>
                 <w:sz w:val="16"/>
               </w:rPr>
@@ -2225,7 +2251,7 @@
             <w:r/>
             <w:r>
               <w:rPr>
-                <w:rFonts w:ascii="Arial" w:hAnsi="Arial"/>
+                <w:rFonts w:ascii="Verdana" w:hAnsi="Verdana"/>
                 <w:b w:val="0"/>
                 <w:sz w:val="16"/>
               </w:rPr>
@@ -2241,7 +2267,7 @@
             <w:r/>
             <w:r>
               <w:rPr>
-                <w:rFonts w:ascii="Arial" w:hAnsi="Arial"/>
+                <w:rFonts w:ascii="Verdana" w:hAnsi="Verdana"/>
                 <w:b w:val="0"/>
                 <w:sz w:val="16"/>
               </w:rPr>
@@ -2257,7 +2283,7 @@
             <w:r/>
             <w:r>
               <w:rPr>
-                <w:rFonts w:ascii="Arial" w:hAnsi="Arial"/>
+                <w:rFonts w:ascii="Verdana" w:hAnsi="Verdana"/>
                 <w:b w:val="0"/>
                 <w:sz w:val="16"/>
               </w:rPr>
@@ -2273,7 +2299,7 @@
             <w:r/>
             <w:r>
               <w:rPr>
-                <w:rFonts w:ascii="Arial" w:hAnsi="Arial"/>
+                <w:rFonts w:ascii="Verdana" w:hAnsi="Verdana"/>
                 <w:b w:val="0"/>
                 <w:sz w:val="16"/>
               </w:rPr>
@@ -2289,7 +2315,7 @@
             <w:r/>
             <w:r>
               <w:rPr>
-                <w:rFonts w:ascii="Arial" w:hAnsi="Arial"/>
+                <w:rFonts w:ascii="Verdana" w:hAnsi="Verdana"/>
                 <w:b w:val="0"/>
                 <w:sz w:val="16"/>
               </w:rPr>
@@ -2305,7 +2331,7 @@
             <w:r/>
             <w:r>
               <w:rPr>
-                <w:rFonts w:ascii="Arial" w:hAnsi="Arial"/>
+                <w:rFonts w:ascii="Verdana" w:hAnsi="Verdana"/>
                 <w:b w:val="0"/>
                 <w:sz w:val="16"/>
               </w:rPr>
@@ -2321,7 +2347,7 @@
             <w:r/>
             <w:r>
               <w:rPr>
-                <w:rFonts w:ascii="Arial" w:hAnsi="Arial"/>
+                <w:rFonts w:ascii="Verdana" w:hAnsi="Verdana"/>
                 <w:b w:val="0"/>
                 <w:sz w:val="16"/>
               </w:rPr>
@@ -2330,15 +2356,18 @@
         </w:tc>
       </w:tr>
       <w:tr>
-        <w:tc>
-          <w:tcPr>
-            <w:tcW w:type="dxa" w:w="1514"/>
-          </w:tcPr>
-          <w:p>
-            <w:r/>
-            <w:r>
-              <w:rPr>
-                <w:rFonts w:ascii="Arial" w:hAnsi="Arial"/>
+        <w:trPr>
+          <w:cantSplit/>
+        </w:trPr>
+        <w:tc>
+          <w:tcPr>
+            <w:tcW w:type="dxa" w:w="1514"/>
+          </w:tcPr>
+          <w:p>
+            <w:r/>
+            <w:r>
+              <w:rPr>
+                <w:rFonts w:ascii="Verdana" w:hAnsi="Verdana"/>
                 <w:b w:val="0"/>
                 <w:sz w:val="16"/>
               </w:rPr>
@@ -2354,7 +2383,7 @@
             <w:r/>
             <w:r>
               <w:rPr>
-                <w:rFonts w:ascii="Arial" w:hAnsi="Arial"/>
+                <w:rFonts w:ascii="Verdana" w:hAnsi="Verdana"/>
                 <w:b w:val="0"/>
                 <w:sz w:val="16"/>
               </w:rPr>
@@ -2370,7 +2399,7 @@
             <w:r/>
             <w:r>
               <w:rPr>
-                <w:rFonts w:ascii="Arial" w:hAnsi="Arial"/>
+                <w:rFonts w:ascii="Verdana" w:hAnsi="Verdana"/>
                 <w:b w:val="0"/>
                 <w:sz w:val="16"/>
               </w:rPr>
@@ -2386,7 +2415,7 @@
             <w:r/>
             <w:r>
               <w:rPr>
-                <w:rFonts w:ascii="Arial" w:hAnsi="Arial"/>
+                <w:rFonts w:ascii="Verdana" w:hAnsi="Verdana"/>
                 <w:b w:val="0"/>
                 <w:sz w:val="16"/>
               </w:rPr>
@@ -2402,7 +2431,7 @@
             <w:r/>
             <w:r>
               <w:rPr>
-                <w:rFonts w:ascii="Arial" w:hAnsi="Arial"/>
+                <w:rFonts w:ascii="Verdana" w:hAnsi="Verdana"/>
                 <w:b w:val="0"/>
                 <w:sz w:val="16"/>
               </w:rPr>
@@ -2418,7 +2447,7 @@
             <w:r/>
             <w:r>
               <w:rPr>
-                <w:rFonts w:ascii="Arial" w:hAnsi="Arial"/>
+                <w:rFonts w:ascii="Verdana" w:hAnsi="Verdana"/>
                 <w:b w:val="0"/>
                 <w:sz w:val="16"/>
               </w:rPr>
@@ -2434,7 +2463,7 @@
             <w:r/>
             <w:r>
               <w:rPr>
-                <w:rFonts w:ascii="Arial" w:hAnsi="Arial"/>
+                <w:rFonts w:ascii="Verdana" w:hAnsi="Verdana"/>
                 <w:b w:val="0"/>
                 <w:sz w:val="16"/>
               </w:rPr>
@@ -2450,7 +2479,7 @@
             <w:r/>
             <w:r>
               <w:rPr>
-                <w:rFonts w:ascii="Arial" w:hAnsi="Arial"/>
+                <w:rFonts w:ascii="Verdana" w:hAnsi="Verdana"/>
                 <w:b w:val="0"/>
                 <w:sz w:val="16"/>
               </w:rPr>
@@ -2466,7 +2495,7 @@
             <w:r/>
             <w:r>
               <w:rPr>
-                <w:rFonts w:ascii="Arial" w:hAnsi="Arial"/>
+                <w:rFonts w:ascii="Verdana" w:hAnsi="Verdana"/>
                 <w:b w:val="0"/>
                 <w:sz w:val="16"/>
               </w:rPr>
@@ -2482,7 +2511,7 @@
             <w:r/>
             <w:r>
               <w:rPr>
-                <w:rFonts w:ascii="Arial" w:hAnsi="Arial"/>
+                <w:rFonts w:ascii="Verdana" w:hAnsi="Verdana"/>
                 <w:b w:val="0"/>
                 <w:sz w:val="16"/>
               </w:rPr>
@@ -2491,15 +2520,18 @@
         </w:tc>
       </w:tr>
       <w:tr>
-        <w:tc>
-          <w:tcPr>
-            <w:tcW w:type="dxa" w:w="1514"/>
-          </w:tcPr>
-          <w:p>
-            <w:r/>
-            <w:r>
-              <w:rPr>
-                <w:rFonts w:ascii="Arial" w:hAnsi="Arial"/>
+        <w:trPr>
+          <w:cantSplit/>
+        </w:trPr>
+        <w:tc>
+          <w:tcPr>
+            <w:tcW w:type="dxa" w:w="1514"/>
+          </w:tcPr>
+          <w:p>
+            <w:r/>
+            <w:r>
+              <w:rPr>
+                <w:rFonts w:ascii="Verdana" w:hAnsi="Verdana"/>
                 <w:b w:val="0"/>
                 <w:sz w:val="16"/>
               </w:rPr>
@@ -2515,7 +2547,7 @@
             <w:r/>
             <w:r>
               <w:rPr>
-                <w:rFonts w:ascii="Arial" w:hAnsi="Arial"/>
+                <w:rFonts w:ascii="Verdana" w:hAnsi="Verdana"/>
                 <w:b w:val="0"/>
                 <w:sz w:val="16"/>
               </w:rPr>
@@ -2531,7 +2563,7 @@
             <w:r/>
             <w:r>
               <w:rPr>
-                <w:rFonts w:ascii="Arial" w:hAnsi="Arial"/>
+                <w:rFonts w:ascii="Verdana" w:hAnsi="Verdana"/>
                 <w:b w:val="0"/>
                 <w:sz w:val="16"/>
               </w:rPr>
@@ -2547,7 +2579,7 @@
             <w:r/>
             <w:r>
               <w:rPr>
-                <w:rFonts w:ascii="Arial" w:hAnsi="Arial"/>
+                <w:rFonts w:ascii="Verdana" w:hAnsi="Verdana"/>
                 <w:b w:val="0"/>
                 <w:sz w:val="16"/>
               </w:rPr>
@@ -2563,7 +2595,7 @@
             <w:r/>
             <w:r>
               <w:rPr>
-                <w:rFonts w:ascii="Arial" w:hAnsi="Arial"/>
+                <w:rFonts w:ascii="Verdana" w:hAnsi="Verdana"/>
                 <w:b w:val="0"/>
                 <w:sz w:val="16"/>
               </w:rPr>
@@ -2579,7 +2611,7 @@
             <w:r/>
             <w:r>
               <w:rPr>
-                <w:rFonts w:ascii="Arial" w:hAnsi="Arial"/>
+                <w:rFonts w:ascii="Verdana" w:hAnsi="Verdana"/>
                 <w:b w:val="0"/>
                 <w:sz w:val="16"/>
               </w:rPr>
@@ -2595,7 +2627,7 @@
             <w:r/>
             <w:r>
               <w:rPr>
-                <w:rFonts w:ascii="Arial" w:hAnsi="Arial"/>
+                <w:rFonts w:ascii="Verdana" w:hAnsi="Verdana"/>
                 <w:b w:val="0"/>
                 <w:sz w:val="16"/>
               </w:rPr>
@@ -2611,7 +2643,7 @@
             <w:r/>
             <w:r>
               <w:rPr>
-                <w:rFonts w:ascii="Arial" w:hAnsi="Arial"/>
+                <w:rFonts w:ascii="Verdana" w:hAnsi="Verdana"/>
                 <w:b w:val="0"/>
                 <w:sz w:val="16"/>
               </w:rPr>
@@ -2627,7 +2659,7 @@
             <w:r/>
             <w:r>
               <w:rPr>
-                <w:rFonts w:ascii="Arial" w:hAnsi="Arial"/>
+                <w:rFonts w:ascii="Verdana" w:hAnsi="Verdana"/>
                 <w:b w:val="0"/>
                 <w:sz w:val="16"/>
               </w:rPr>
@@ -2643,7 +2675,7 @@
             <w:r/>
             <w:r>
               <w:rPr>
-                <w:rFonts w:ascii="Arial" w:hAnsi="Arial"/>
+                <w:rFonts w:ascii="Verdana" w:hAnsi="Verdana"/>
                 <w:b w:val="0"/>
                 <w:sz w:val="16"/>
               </w:rPr>
@@ -2652,15 +2684,18 @@
         </w:tc>
       </w:tr>
       <w:tr>
-        <w:tc>
-          <w:tcPr>
-            <w:tcW w:type="dxa" w:w="1514"/>
-          </w:tcPr>
-          <w:p>
-            <w:r/>
-            <w:r>
-              <w:rPr>
-                <w:rFonts w:ascii="Arial" w:hAnsi="Arial"/>
+        <w:trPr>
+          <w:cantSplit/>
+        </w:trPr>
+        <w:tc>
+          <w:tcPr>
+            <w:tcW w:type="dxa" w:w="1514"/>
+          </w:tcPr>
+          <w:p>
+            <w:r/>
+            <w:r>
+              <w:rPr>
+                <w:rFonts w:ascii="Verdana" w:hAnsi="Verdana"/>
                 <w:b w:val="0"/>
                 <w:sz w:val="16"/>
               </w:rPr>
@@ -2676,7 +2711,7 @@
             <w:r/>
             <w:r>
               <w:rPr>
-                <w:rFonts w:ascii="Arial" w:hAnsi="Arial"/>
+                <w:rFonts w:ascii="Verdana" w:hAnsi="Verdana"/>
                 <w:b w:val="0"/>
                 <w:sz w:val="16"/>
               </w:rPr>
@@ -2692,7 +2727,7 @@
             <w:r/>
             <w:r>
               <w:rPr>
-                <w:rFonts w:ascii="Arial" w:hAnsi="Arial"/>
+                <w:rFonts w:ascii="Verdana" w:hAnsi="Verdana"/>
                 <w:b w:val="0"/>
                 <w:sz w:val="16"/>
               </w:rPr>
@@ -2708,7 +2743,7 @@
             <w:r/>
             <w:r>
               <w:rPr>
-                <w:rFonts w:ascii="Arial" w:hAnsi="Arial"/>
+                <w:rFonts w:ascii="Verdana" w:hAnsi="Verdana"/>
                 <w:b w:val="0"/>
                 <w:sz w:val="16"/>
               </w:rPr>
@@ -2724,7 +2759,7 @@
             <w:r/>
             <w:r>
               <w:rPr>
-                <w:rFonts w:ascii="Arial" w:hAnsi="Arial"/>
+                <w:rFonts w:ascii="Verdana" w:hAnsi="Verdana"/>
                 <w:b w:val="0"/>
                 <w:sz w:val="16"/>
               </w:rPr>
@@ -2740,7 +2775,7 @@
             <w:r/>
             <w:r>
               <w:rPr>
-                <w:rFonts w:ascii="Arial" w:hAnsi="Arial"/>
+                <w:rFonts w:ascii="Verdana" w:hAnsi="Verdana"/>
                 <w:b w:val="0"/>
                 <w:sz w:val="16"/>
               </w:rPr>
@@ -2756,7 +2791,7 @@
             <w:r/>
             <w:r>
               <w:rPr>
-                <w:rFonts w:ascii="Arial" w:hAnsi="Arial"/>
+                <w:rFonts w:ascii="Verdana" w:hAnsi="Verdana"/>
                 <w:b w:val="0"/>
                 <w:sz w:val="16"/>
               </w:rPr>
@@ -2772,7 +2807,7 @@
             <w:r/>
             <w:r>
               <w:rPr>
-                <w:rFonts w:ascii="Arial" w:hAnsi="Arial"/>
+                <w:rFonts w:ascii="Verdana" w:hAnsi="Verdana"/>
                 <w:b w:val="0"/>
                 <w:sz w:val="16"/>
               </w:rPr>
@@ -2788,7 +2823,7 @@
             <w:r/>
             <w:r>
               <w:rPr>
-                <w:rFonts w:ascii="Arial" w:hAnsi="Arial"/>
+                <w:rFonts w:ascii="Verdana" w:hAnsi="Verdana"/>
                 <w:b w:val="0"/>
                 <w:sz w:val="16"/>
               </w:rPr>
@@ -2804,7 +2839,7 @@
             <w:r/>
             <w:r>
               <w:rPr>
-                <w:rFonts w:ascii="Arial" w:hAnsi="Arial"/>
+                <w:rFonts w:ascii="Verdana" w:hAnsi="Verdana"/>
                 <w:b w:val="0"/>
                 <w:sz w:val="16"/>
               </w:rPr>
@@ -2814,15 +2849,18 @@
         </w:tc>
       </w:tr>
       <w:tr>
-        <w:tc>
-          <w:tcPr>
-            <w:tcW w:type="dxa" w:w="1514"/>
-          </w:tcPr>
-          <w:p>
-            <w:r/>
-            <w:r>
-              <w:rPr>
-                <w:rFonts w:ascii="Arial" w:hAnsi="Arial"/>
+        <w:trPr>
+          <w:cantSplit/>
+        </w:trPr>
+        <w:tc>
+          <w:tcPr>
+            <w:tcW w:type="dxa" w:w="1514"/>
+          </w:tcPr>
+          <w:p>
+            <w:r/>
+            <w:r>
+              <w:rPr>
+                <w:rFonts w:ascii="Verdana" w:hAnsi="Verdana"/>
                 <w:b w:val="0"/>
                 <w:sz w:val="16"/>
               </w:rPr>
@@ -2838,7 +2876,7 @@
             <w:r/>
             <w:r>
               <w:rPr>
-                <w:rFonts w:ascii="Arial" w:hAnsi="Arial"/>
+                <w:rFonts w:ascii="Verdana" w:hAnsi="Verdana"/>
                 <w:b w:val="0"/>
                 <w:sz w:val="16"/>
               </w:rPr>
@@ -2854,7 +2892,7 @@
             <w:r/>
             <w:r>
               <w:rPr>
-                <w:rFonts w:ascii="Arial" w:hAnsi="Arial"/>
+                <w:rFonts w:ascii="Verdana" w:hAnsi="Verdana"/>
                 <w:b w:val="0"/>
                 <w:sz w:val="16"/>
               </w:rPr>
@@ -2870,7 +2908,7 @@
             <w:r/>
             <w:r>
               <w:rPr>
-                <w:rFonts w:ascii="Arial" w:hAnsi="Arial"/>
+                <w:rFonts w:ascii="Verdana" w:hAnsi="Verdana"/>
                 <w:b w:val="0"/>
                 <w:sz w:val="16"/>
               </w:rPr>
@@ -2886,7 +2924,7 @@
             <w:r/>
             <w:r>
               <w:rPr>
-                <w:rFonts w:ascii="Arial" w:hAnsi="Arial"/>
+                <w:rFonts w:ascii="Verdana" w:hAnsi="Verdana"/>
                 <w:b w:val="0"/>
                 <w:sz w:val="16"/>
               </w:rPr>
@@ -2902,7 +2940,7 @@
             <w:r/>
             <w:r>
               <w:rPr>
-                <w:rFonts w:ascii="Arial" w:hAnsi="Arial"/>
+                <w:rFonts w:ascii="Verdana" w:hAnsi="Verdana"/>
                 <w:b w:val="0"/>
                 <w:sz w:val="16"/>
               </w:rPr>
@@ -2918,7 +2956,7 @@
             <w:r/>
             <w:r>
               <w:rPr>
-                <w:rFonts w:ascii="Arial" w:hAnsi="Arial"/>
+                <w:rFonts w:ascii="Verdana" w:hAnsi="Verdana"/>
                 <w:b w:val="0"/>
                 <w:sz w:val="16"/>
               </w:rPr>
@@ -2934,7 +2972,7 @@
             <w:r/>
             <w:r>
               <w:rPr>
-                <w:rFonts w:ascii="Arial" w:hAnsi="Arial"/>
+                <w:rFonts w:ascii="Verdana" w:hAnsi="Verdana"/>
                 <w:b w:val="0"/>
                 <w:sz w:val="16"/>
               </w:rPr>
@@ -2950,7 +2988,7 @@
             <w:r/>
             <w:r>
               <w:rPr>
-                <w:rFonts w:ascii="Arial" w:hAnsi="Arial"/>
+                <w:rFonts w:ascii="Verdana" w:hAnsi="Verdana"/>
                 <w:b w:val="0"/>
                 <w:sz w:val="16"/>
               </w:rPr>
@@ -2966,7 +3004,7 @@
             <w:r/>
             <w:r>
               <w:rPr>
-                <w:rFonts w:ascii="Arial" w:hAnsi="Arial"/>
+                <w:rFonts w:ascii="Verdana" w:hAnsi="Verdana"/>
                 <w:b w:val="0"/>
                 <w:sz w:val="16"/>
               </w:rPr>
@@ -2975,15 +3013,18 @@
         </w:tc>
       </w:tr>
       <w:tr>
-        <w:tc>
-          <w:tcPr>
-            <w:tcW w:type="dxa" w:w="1514"/>
-          </w:tcPr>
-          <w:p>
-            <w:r/>
-            <w:r>
-              <w:rPr>
-                <w:rFonts w:ascii="Arial" w:hAnsi="Arial"/>
+        <w:trPr>
+          <w:cantSplit/>
+        </w:trPr>
+        <w:tc>
+          <w:tcPr>
+            <w:tcW w:type="dxa" w:w="1514"/>
+          </w:tcPr>
+          <w:p>
+            <w:r/>
+            <w:r>
+              <w:rPr>
+                <w:rFonts w:ascii="Verdana" w:hAnsi="Verdana"/>
                 <w:b w:val="0"/>
                 <w:sz w:val="16"/>
               </w:rPr>
@@ -2999,7 +3040,7 @@
             <w:r/>
             <w:r>
               <w:rPr>
-                <w:rFonts w:ascii="Arial" w:hAnsi="Arial"/>
+                <w:rFonts w:ascii="Verdana" w:hAnsi="Verdana"/>
                 <w:b w:val="0"/>
                 <w:sz w:val="16"/>
               </w:rPr>
@@ -3015,7 +3056,7 @@
             <w:r/>
             <w:r>
               <w:rPr>
-                <w:rFonts w:ascii="Arial" w:hAnsi="Arial"/>
+                <w:rFonts w:ascii="Verdana" w:hAnsi="Verdana"/>
                 <w:b w:val="0"/>
                 <w:sz w:val="16"/>
               </w:rPr>
@@ -3031,7 +3072,7 @@
             <w:r/>
             <w:r>
               <w:rPr>
-                <w:rFonts w:ascii="Arial" w:hAnsi="Arial"/>
+                <w:rFonts w:ascii="Verdana" w:hAnsi="Verdana"/>
                 <w:b w:val="0"/>
                 <w:sz w:val="16"/>
               </w:rPr>
@@ -3047,7 +3088,7 @@
             <w:r/>
             <w:r>
               <w:rPr>
-                <w:rFonts w:ascii="Arial" w:hAnsi="Arial"/>
+                <w:rFonts w:ascii="Verdana" w:hAnsi="Verdana"/>
                 <w:b w:val="0"/>
                 <w:sz w:val="16"/>
               </w:rPr>
@@ -3063,7 +3104,7 @@
             <w:r/>
             <w:r>
               <w:rPr>
-                <w:rFonts w:ascii="Arial" w:hAnsi="Arial"/>
+                <w:rFonts w:ascii="Verdana" w:hAnsi="Verdana"/>
                 <w:b w:val="0"/>
                 <w:sz w:val="16"/>
               </w:rPr>
@@ -3079,7 +3120,7 @@
             <w:r/>
             <w:r>
               <w:rPr>
-                <w:rFonts w:ascii="Arial" w:hAnsi="Arial"/>
+                <w:rFonts w:ascii="Verdana" w:hAnsi="Verdana"/>
                 <w:b w:val="0"/>
                 <w:sz w:val="16"/>
               </w:rPr>
@@ -3095,7 +3136,7 @@
             <w:r/>
             <w:r>
               <w:rPr>
-                <w:rFonts w:ascii="Arial" w:hAnsi="Arial"/>
+                <w:rFonts w:ascii="Verdana" w:hAnsi="Verdana"/>
                 <w:b w:val="0"/>
                 <w:sz w:val="16"/>
               </w:rPr>
@@ -3111,7 +3152,7 @@
             <w:r/>
             <w:r>
               <w:rPr>
-                <w:rFonts w:ascii="Arial" w:hAnsi="Arial"/>
+                <w:rFonts w:ascii="Verdana" w:hAnsi="Verdana"/>
                 <w:b w:val="0"/>
                 <w:sz w:val="16"/>
               </w:rPr>
@@ -3127,7 +3168,7 @@
             <w:r/>
             <w:r>
               <w:rPr>
-                <w:rFonts w:ascii="Arial" w:hAnsi="Arial"/>
+                <w:rFonts w:ascii="Verdana" w:hAnsi="Verdana"/>
                 <w:b w:val="0"/>
                 <w:sz w:val="16"/>
               </w:rPr>
@@ -3136,15 +3177,18 @@
         </w:tc>
       </w:tr>
       <w:tr>
-        <w:tc>
-          <w:tcPr>
-            <w:tcW w:type="dxa" w:w="1514"/>
-          </w:tcPr>
-          <w:p>
-            <w:r/>
-            <w:r>
-              <w:rPr>
-                <w:rFonts w:ascii="Arial" w:hAnsi="Arial"/>
+        <w:trPr>
+          <w:cantSplit/>
+        </w:trPr>
+        <w:tc>
+          <w:tcPr>
+            <w:tcW w:type="dxa" w:w="1514"/>
+          </w:tcPr>
+          <w:p>
+            <w:r/>
+            <w:r>
+              <w:rPr>
+                <w:rFonts w:ascii="Verdana" w:hAnsi="Verdana"/>
                 <w:b w:val="0"/>
                 <w:sz w:val="16"/>
               </w:rPr>
@@ -3160,7 +3204,7 @@
             <w:r/>
             <w:r>
               <w:rPr>
-                <w:rFonts w:ascii="Arial" w:hAnsi="Arial"/>
+                <w:rFonts w:ascii="Verdana" w:hAnsi="Verdana"/>
                 <w:b w:val="0"/>
                 <w:sz w:val="16"/>
               </w:rPr>
@@ -3176,7 +3220,7 @@
             <w:r/>
             <w:r>
               <w:rPr>
-                <w:rFonts w:ascii="Arial" w:hAnsi="Arial"/>
+                <w:rFonts w:ascii="Verdana" w:hAnsi="Verdana"/>
                 <w:b w:val="0"/>
                 <w:sz w:val="16"/>
               </w:rPr>
@@ -3192,7 +3236,7 @@
             <w:r/>
             <w:r>
               <w:rPr>
-                <w:rFonts w:ascii="Arial" w:hAnsi="Arial"/>
+                <w:rFonts w:ascii="Verdana" w:hAnsi="Verdana"/>
                 <w:b w:val="0"/>
                 <w:sz w:val="16"/>
               </w:rPr>
@@ -3208,7 +3252,7 @@
             <w:r/>
             <w:r>
               <w:rPr>
-                <w:rFonts w:ascii="Arial" w:hAnsi="Arial"/>
+                <w:rFonts w:ascii="Verdana" w:hAnsi="Verdana"/>
                 <w:b w:val="0"/>
                 <w:sz w:val="16"/>
               </w:rPr>
@@ -3224,7 +3268,7 @@
             <w:r/>
             <w:r>
               <w:rPr>
-                <w:rFonts w:ascii="Arial" w:hAnsi="Arial"/>
+                <w:rFonts w:ascii="Verdana" w:hAnsi="Verdana"/>
                 <w:b w:val="0"/>
                 <w:sz w:val="16"/>
               </w:rPr>
@@ -3240,7 +3284,7 @@
             <w:r/>
             <w:r>
               <w:rPr>
-                <w:rFonts w:ascii="Arial" w:hAnsi="Arial"/>
+                <w:rFonts w:ascii="Verdana" w:hAnsi="Verdana"/>
                 <w:b w:val="0"/>
                 <w:sz w:val="16"/>
               </w:rPr>
@@ -3256,7 +3300,7 @@
             <w:r/>
             <w:r>
               <w:rPr>
-                <w:rFonts w:ascii="Arial" w:hAnsi="Arial"/>
+                <w:rFonts w:ascii="Verdana" w:hAnsi="Verdana"/>
                 <w:b w:val="0"/>
                 <w:sz w:val="16"/>
               </w:rPr>
@@ -3272,7 +3316,7 @@
             <w:r/>
             <w:r>
               <w:rPr>
-                <w:rFonts w:ascii="Arial" w:hAnsi="Arial"/>
+                <w:rFonts w:ascii="Verdana" w:hAnsi="Verdana"/>
                 <w:b w:val="0"/>
                 <w:sz w:val="16"/>
               </w:rPr>
@@ -3288,7 +3332,7 @@
             <w:r/>
             <w:r>
               <w:rPr>
-                <w:rFonts w:ascii="Arial" w:hAnsi="Arial"/>
+                <w:rFonts w:ascii="Verdana" w:hAnsi="Verdana"/>
                 <w:b w:val="0"/>
                 <w:sz w:val="16"/>
               </w:rPr>
@@ -3297,15 +3341,18 @@
         </w:tc>
       </w:tr>
       <w:tr>
-        <w:tc>
-          <w:tcPr>
-            <w:tcW w:type="dxa" w:w="1514"/>
-          </w:tcPr>
-          <w:p>
-            <w:r/>
-            <w:r>
-              <w:rPr>
-                <w:rFonts w:ascii="Arial" w:hAnsi="Arial"/>
+        <w:trPr>
+          <w:cantSplit/>
+        </w:trPr>
+        <w:tc>
+          <w:tcPr>
+            <w:tcW w:type="dxa" w:w="1514"/>
+          </w:tcPr>
+          <w:p>
+            <w:r/>
+            <w:r>
+              <w:rPr>
+                <w:rFonts w:ascii="Verdana" w:hAnsi="Verdana"/>
                 <w:b w:val="0"/>
                 <w:sz w:val="16"/>
               </w:rPr>
@@ -3321,7 +3368,7 @@
             <w:r/>
             <w:r>
               <w:rPr>
-                <w:rFonts w:ascii="Arial" w:hAnsi="Arial"/>
+                <w:rFonts w:ascii="Verdana" w:hAnsi="Verdana"/>
                 <w:b w:val="0"/>
                 <w:sz w:val="16"/>
               </w:rPr>
@@ -3337,7 +3384,7 @@
             <w:r/>
             <w:r>
               <w:rPr>
-                <w:rFonts w:ascii="Arial" w:hAnsi="Arial"/>
+                <w:rFonts w:ascii="Verdana" w:hAnsi="Verdana"/>
                 <w:b w:val="0"/>
                 <w:sz w:val="16"/>
               </w:rPr>
@@ -3353,7 +3400,7 @@
             <w:r/>
             <w:r>
               <w:rPr>
-                <w:rFonts w:ascii="Arial" w:hAnsi="Arial"/>
+                <w:rFonts w:ascii="Verdana" w:hAnsi="Verdana"/>
                 <w:b w:val="0"/>
                 <w:sz w:val="16"/>
               </w:rPr>
@@ -3369,7 +3416,7 @@
             <w:r/>
             <w:r>
               <w:rPr>
-                <w:rFonts w:ascii="Arial" w:hAnsi="Arial"/>
+                <w:rFonts w:ascii="Verdana" w:hAnsi="Verdana"/>
                 <w:b w:val="0"/>
                 <w:sz w:val="16"/>
               </w:rPr>
@@ -3385,7 +3432,7 @@
             <w:r/>
             <w:r>
               <w:rPr>
-                <w:rFonts w:ascii="Arial" w:hAnsi="Arial"/>
+                <w:rFonts w:ascii="Verdana" w:hAnsi="Verdana"/>
                 <w:b w:val="0"/>
                 <w:sz w:val="16"/>
               </w:rPr>
@@ -3401,7 +3448,7 @@
             <w:r/>
             <w:r>
               <w:rPr>
-                <w:rFonts w:ascii="Arial" w:hAnsi="Arial"/>
+                <w:rFonts w:ascii="Verdana" w:hAnsi="Verdana"/>
                 <w:b w:val="0"/>
                 <w:sz w:val="16"/>
               </w:rPr>
@@ -3417,7 +3464,7 @@
             <w:r/>
             <w:r>
               <w:rPr>
-                <w:rFonts w:ascii="Arial" w:hAnsi="Arial"/>
+                <w:rFonts w:ascii="Verdana" w:hAnsi="Verdana"/>
                 <w:b w:val="0"/>
                 <w:sz w:val="16"/>
               </w:rPr>
@@ -3433,7 +3480,7 @@
             <w:r/>
             <w:r>
               <w:rPr>
-                <w:rFonts w:ascii="Arial" w:hAnsi="Arial"/>
+                <w:rFonts w:ascii="Verdana" w:hAnsi="Verdana"/>
                 <w:b w:val="0"/>
                 <w:sz w:val="16"/>
               </w:rPr>
@@ -3449,7 +3496,7 @@
             <w:r/>
             <w:r>
               <w:rPr>
-                <w:rFonts w:ascii="Arial" w:hAnsi="Arial"/>
+                <w:rFonts w:ascii="Verdana" w:hAnsi="Verdana"/>
                 <w:b w:val="0"/>
                 <w:sz w:val="16"/>
               </w:rPr>
@@ -3458,15 +3505,18 @@
         </w:tc>
       </w:tr>
       <w:tr>
-        <w:tc>
-          <w:tcPr>
-            <w:tcW w:type="dxa" w:w="1514"/>
-          </w:tcPr>
-          <w:p>
-            <w:r/>
-            <w:r>
-              <w:rPr>
-                <w:rFonts w:ascii="Arial" w:hAnsi="Arial"/>
+        <w:trPr>
+          <w:cantSplit/>
+        </w:trPr>
+        <w:tc>
+          <w:tcPr>
+            <w:tcW w:type="dxa" w:w="1514"/>
+          </w:tcPr>
+          <w:p>
+            <w:r/>
+            <w:r>
+              <w:rPr>
+                <w:rFonts w:ascii="Verdana" w:hAnsi="Verdana"/>
                 <w:b w:val="0"/>
                 <w:sz w:val="16"/>
               </w:rPr>
@@ -3482,7 +3532,7 @@
             <w:r/>
             <w:r>
               <w:rPr>
-                <w:rFonts w:ascii="Arial" w:hAnsi="Arial"/>
+                <w:rFonts w:ascii="Verdana" w:hAnsi="Verdana"/>
                 <w:b w:val="0"/>
                 <w:sz w:val="16"/>
               </w:rPr>
@@ -3498,7 +3548,7 @@
             <w:r/>
             <w:r>
               <w:rPr>
-                <w:rFonts w:ascii="Arial" w:hAnsi="Arial"/>
+                <w:rFonts w:ascii="Verdana" w:hAnsi="Verdana"/>
                 <w:b w:val="0"/>
                 <w:sz w:val="16"/>
               </w:rPr>
@@ -3514,7 +3564,7 @@
             <w:r/>
             <w:r>
               <w:rPr>
-                <w:rFonts w:ascii="Arial" w:hAnsi="Arial"/>
+                <w:rFonts w:ascii="Verdana" w:hAnsi="Verdana"/>
                 <w:b w:val="0"/>
                 <w:sz w:val="16"/>
               </w:rPr>
@@ -3530,7 +3580,7 @@
             <w:r/>
             <w:r>
               <w:rPr>
-                <w:rFonts w:ascii="Arial" w:hAnsi="Arial"/>
+                <w:rFonts w:ascii="Verdana" w:hAnsi="Verdana"/>
                 <w:b w:val="0"/>
                 <w:sz w:val="16"/>
               </w:rPr>
@@ -3546,7 +3596,7 @@
             <w:r/>
             <w:r>
               <w:rPr>
-                <w:rFonts w:ascii="Arial" w:hAnsi="Arial"/>
+                <w:rFonts w:ascii="Verdana" w:hAnsi="Verdana"/>
                 <w:b w:val="0"/>
                 <w:sz w:val="16"/>
               </w:rPr>
@@ -3562,7 +3612,7 @@
             <w:r/>
             <w:r>
               <w:rPr>
-                <w:rFonts w:ascii="Arial" w:hAnsi="Arial"/>
+                <w:rFonts w:ascii="Verdana" w:hAnsi="Verdana"/>
                 <w:b w:val="0"/>
                 <w:sz w:val="16"/>
               </w:rPr>
@@ -3578,7 +3628,7 @@
             <w:r/>
             <w:r>
               <w:rPr>
-                <w:rFonts w:ascii="Arial" w:hAnsi="Arial"/>
+                <w:rFonts w:ascii="Verdana" w:hAnsi="Verdana"/>
                 <w:b w:val="0"/>
                 <w:sz w:val="16"/>
               </w:rPr>
@@ -3594,7 +3644,7 @@
             <w:r/>
             <w:r>
               <w:rPr>
-                <w:rFonts w:ascii="Arial" w:hAnsi="Arial"/>
+                <w:rFonts w:ascii="Verdana" w:hAnsi="Verdana"/>
                 <w:b w:val="0"/>
                 <w:sz w:val="16"/>
               </w:rPr>
@@ -3610,7 +3660,7 @@
             <w:r/>
             <w:r>
               <w:rPr>
-                <w:rFonts w:ascii="Arial" w:hAnsi="Arial"/>
+                <w:rFonts w:ascii="Verdana" w:hAnsi="Verdana"/>
                 <w:b w:val="0"/>
                 <w:sz w:val="16"/>
               </w:rPr>
@@ -3619,15 +3669,18 @@
         </w:tc>
       </w:tr>
       <w:tr>
-        <w:tc>
-          <w:tcPr>
-            <w:tcW w:type="dxa" w:w="1514"/>
-          </w:tcPr>
-          <w:p>
-            <w:r/>
-            <w:r>
-              <w:rPr>
-                <w:rFonts w:ascii="Arial" w:hAnsi="Arial"/>
+        <w:trPr>
+          <w:cantSplit/>
+        </w:trPr>
+        <w:tc>
+          <w:tcPr>
+            <w:tcW w:type="dxa" w:w="1514"/>
+          </w:tcPr>
+          <w:p>
+            <w:r/>
+            <w:r>
+              <w:rPr>
+                <w:rFonts w:ascii="Verdana" w:hAnsi="Verdana"/>
                 <w:b w:val="0"/>
                 <w:sz w:val="16"/>
               </w:rPr>
@@ -3643,7 +3696,7 @@
             <w:r/>
             <w:r>
               <w:rPr>
-                <w:rFonts w:ascii="Arial" w:hAnsi="Arial"/>
+                <w:rFonts w:ascii="Verdana" w:hAnsi="Verdana"/>
                 <w:b w:val="0"/>
                 <w:sz w:val="16"/>
               </w:rPr>
@@ -3659,7 +3712,7 @@
             <w:r/>
             <w:r>
               <w:rPr>
-                <w:rFonts w:ascii="Arial" w:hAnsi="Arial"/>
+                <w:rFonts w:ascii="Verdana" w:hAnsi="Verdana"/>
                 <w:b w:val="0"/>
                 <w:sz w:val="16"/>
               </w:rPr>
@@ -3675,7 +3728,7 @@
             <w:r/>
             <w:r>
               <w:rPr>
-                <w:rFonts w:ascii="Arial" w:hAnsi="Arial"/>
+                <w:rFonts w:ascii="Verdana" w:hAnsi="Verdana"/>
                 <w:b w:val="0"/>
                 <w:sz w:val="16"/>
               </w:rPr>
@@ -3691,7 +3744,7 @@
             <w:r/>
             <w:r>
               <w:rPr>
-                <w:rFonts w:ascii="Arial" w:hAnsi="Arial"/>
+                <w:rFonts w:ascii="Verdana" w:hAnsi="Verdana"/>
                 <w:b w:val="0"/>
                 <w:sz w:val="16"/>
               </w:rPr>
@@ -3707,7 +3760,7 @@
             <w:r/>
             <w:r>
               <w:rPr>
-                <w:rFonts w:ascii="Arial" w:hAnsi="Arial"/>
+                <w:rFonts w:ascii="Verdana" w:hAnsi="Verdana"/>
                 <w:b w:val="0"/>
                 <w:sz w:val="16"/>
               </w:rPr>
@@ -3723,7 +3776,7 @@
             <w:r/>
             <w:r>
               <w:rPr>
-                <w:rFonts w:ascii="Arial" w:hAnsi="Arial"/>
+                <w:rFonts w:ascii="Verdana" w:hAnsi="Verdana"/>
                 <w:b w:val="0"/>
                 <w:sz w:val="16"/>
               </w:rPr>
@@ -3739,7 +3792,7 @@
             <w:r/>
             <w:r>
               <w:rPr>
-                <w:rFonts w:ascii="Arial" w:hAnsi="Arial"/>
+                <w:rFonts w:ascii="Verdana" w:hAnsi="Verdana"/>
                 <w:b w:val="0"/>
                 <w:sz w:val="16"/>
               </w:rPr>
@@ -3755,7 +3808,7 @@
             <w:r/>
             <w:r>
               <w:rPr>
-                <w:rFonts w:ascii="Arial" w:hAnsi="Arial"/>
+                <w:rFonts w:ascii="Verdana" w:hAnsi="Verdana"/>
                 <w:b w:val="0"/>
                 <w:sz w:val="16"/>
               </w:rPr>
@@ -3771,7 +3824,7 @@
             <w:r/>
             <w:r>
               <w:rPr>
-                <w:rFonts w:ascii="Arial" w:hAnsi="Arial"/>
+                <w:rFonts w:ascii="Verdana" w:hAnsi="Verdana"/>
                 <w:b w:val="0"/>
                 <w:sz w:val="16"/>
               </w:rPr>
@@ -3780,15 +3833,18 @@
         </w:tc>
       </w:tr>
       <w:tr>
-        <w:tc>
-          <w:tcPr>
-            <w:tcW w:type="dxa" w:w="1514"/>
-          </w:tcPr>
-          <w:p>
-            <w:r/>
-            <w:r>
-              <w:rPr>
-                <w:rFonts w:ascii="Arial" w:hAnsi="Arial"/>
+        <w:trPr>
+          <w:cantSplit/>
+        </w:trPr>
+        <w:tc>
+          <w:tcPr>
+            <w:tcW w:type="dxa" w:w="1514"/>
+          </w:tcPr>
+          <w:p>
+            <w:r/>
+            <w:r>
+              <w:rPr>
+                <w:rFonts w:ascii="Verdana" w:hAnsi="Verdana"/>
                 <w:b w:val="0"/>
                 <w:sz w:val="16"/>
               </w:rPr>
@@ -3804,7 +3860,7 @@
             <w:r/>
             <w:r>
               <w:rPr>
-                <w:rFonts w:ascii="Arial" w:hAnsi="Arial"/>
+                <w:rFonts w:ascii="Verdana" w:hAnsi="Verdana"/>
                 <w:b w:val="0"/>
                 <w:sz w:val="16"/>
               </w:rPr>
@@ -3820,7 +3876,7 @@
             <w:r/>
             <w:r>
               <w:rPr>
-                <w:rFonts w:ascii="Arial" w:hAnsi="Arial"/>
+                <w:rFonts w:ascii="Verdana" w:hAnsi="Verdana"/>
                 <w:b w:val="0"/>
                 <w:sz w:val="16"/>
               </w:rPr>
@@ -3836,7 +3892,7 @@
             <w:r/>
             <w:r>
               <w:rPr>
-                <w:rFonts w:ascii="Arial" w:hAnsi="Arial"/>
+                <w:rFonts w:ascii="Verdana" w:hAnsi="Verdana"/>
                 <w:b w:val="0"/>
                 <w:sz w:val="16"/>
               </w:rPr>
@@ -3852,7 +3908,7 @@
             <w:r/>
             <w:r>
               <w:rPr>
-                <w:rFonts w:ascii="Arial" w:hAnsi="Arial"/>
+                <w:rFonts w:ascii="Verdana" w:hAnsi="Verdana"/>
                 <w:b w:val="0"/>
                 <w:sz w:val="16"/>
               </w:rPr>
@@ -3868,7 +3924,7 @@
             <w:r/>
             <w:r>
               <w:rPr>
-                <w:rFonts w:ascii="Arial" w:hAnsi="Arial"/>
+                <w:rFonts w:ascii="Verdana" w:hAnsi="Verdana"/>
                 <w:b w:val="0"/>
                 <w:sz w:val="16"/>
               </w:rPr>
@@ -3884,7 +3940,7 @@
             <w:r/>
             <w:r>
               <w:rPr>
-                <w:rFonts w:ascii="Arial" w:hAnsi="Arial"/>
+                <w:rFonts w:ascii="Verdana" w:hAnsi="Verdana"/>
                 <w:b w:val="0"/>
                 <w:sz w:val="16"/>
               </w:rPr>
@@ -3900,7 +3956,7 @@
             <w:r/>
             <w:r>
               <w:rPr>
-                <w:rFonts w:ascii="Arial" w:hAnsi="Arial"/>
+                <w:rFonts w:ascii="Verdana" w:hAnsi="Verdana"/>
                 <w:b w:val="0"/>
                 <w:sz w:val="16"/>
               </w:rPr>
@@ -3916,7 +3972,7 @@
             <w:r/>
             <w:r>
               <w:rPr>
-                <w:rFonts w:ascii="Arial" w:hAnsi="Arial"/>
+                <w:rFonts w:ascii="Verdana" w:hAnsi="Verdana"/>
                 <w:b w:val="0"/>
                 <w:sz w:val="16"/>
               </w:rPr>
@@ -3932,7 +3988,7 @@
             <w:r/>
             <w:r>
               <w:rPr>
-                <w:rFonts w:ascii="Arial" w:hAnsi="Arial"/>
+                <w:rFonts w:ascii="Verdana" w:hAnsi="Verdana"/>
                 <w:b w:val="0"/>
                 <w:sz w:val="16"/>
               </w:rPr>
@@ -3941,15 +3997,18 @@
         </w:tc>
       </w:tr>
       <w:tr>
-        <w:tc>
-          <w:tcPr>
-            <w:tcW w:type="dxa" w:w="1514"/>
-          </w:tcPr>
-          <w:p>
-            <w:r/>
-            <w:r>
-              <w:rPr>
-                <w:rFonts w:ascii="Arial" w:hAnsi="Arial"/>
+        <w:trPr>
+          <w:cantSplit/>
+        </w:trPr>
+        <w:tc>
+          <w:tcPr>
+            <w:tcW w:type="dxa" w:w="1514"/>
+          </w:tcPr>
+          <w:p>
+            <w:r/>
+            <w:r>
+              <w:rPr>
+                <w:rFonts w:ascii="Verdana" w:hAnsi="Verdana"/>
                 <w:b w:val="0"/>
                 <w:sz w:val="16"/>
               </w:rPr>
@@ -3965,7 +4024,7 @@
             <w:r/>
             <w:r>
               <w:rPr>
-                <w:rFonts w:ascii="Arial" w:hAnsi="Arial"/>
+                <w:rFonts w:ascii="Verdana" w:hAnsi="Verdana"/>
                 <w:b w:val="0"/>
                 <w:sz w:val="16"/>
               </w:rPr>
@@ -3981,7 +4040,7 @@
             <w:r/>
             <w:r>
               <w:rPr>
-                <w:rFonts w:ascii="Arial" w:hAnsi="Arial"/>
+                <w:rFonts w:ascii="Verdana" w:hAnsi="Verdana"/>
                 <w:b w:val="0"/>
                 <w:sz w:val="16"/>
               </w:rPr>
@@ -3997,7 +4056,7 @@
             <w:r/>
             <w:r>
               <w:rPr>
-                <w:rFonts w:ascii="Arial" w:hAnsi="Arial"/>
+                <w:rFonts w:ascii="Verdana" w:hAnsi="Verdana"/>
                 <w:b w:val="0"/>
                 <w:sz w:val="16"/>
               </w:rPr>
@@ -4013,7 +4072,7 @@
             <w:r/>
             <w:r>
               <w:rPr>
-                <w:rFonts w:ascii="Arial" w:hAnsi="Arial"/>
+                <w:rFonts w:ascii="Verdana" w:hAnsi="Verdana"/>
                 <w:b w:val="0"/>
                 <w:sz w:val="16"/>
               </w:rPr>
@@ -4029,7 +4088,7 @@
             <w:r/>
             <w:r>
               <w:rPr>
-                <w:rFonts w:ascii="Arial" w:hAnsi="Arial"/>
+                <w:rFonts w:ascii="Verdana" w:hAnsi="Verdana"/>
                 <w:b w:val="0"/>
                 <w:sz w:val="16"/>
               </w:rPr>
@@ -4045,7 +4104,7 @@
             <w:r/>
             <w:r>
               <w:rPr>
-                <w:rFonts w:ascii="Arial" w:hAnsi="Arial"/>
+                <w:rFonts w:ascii="Verdana" w:hAnsi="Verdana"/>
                 <w:b w:val="0"/>
                 <w:sz w:val="16"/>
               </w:rPr>
@@ -4061,7 +4120,7 @@
             <w:r/>
             <w:r>
               <w:rPr>
-                <w:rFonts w:ascii="Arial" w:hAnsi="Arial"/>
+                <w:rFonts w:ascii="Verdana" w:hAnsi="Verdana"/>
                 <w:b w:val="0"/>
                 <w:sz w:val="16"/>
               </w:rPr>
@@ -4077,7 +4136,7 @@
             <w:r/>
             <w:r>
               <w:rPr>
-                <w:rFonts w:ascii="Arial" w:hAnsi="Arial"/>
+                <w:rFonts w:ascii="Verdana" w:hAnsi="Verdana"/>
                 <w:b w:val="0"/>
                 <w:sz w:val="16"/>
               </w:rPr>
@@ -4093,7 +4152,7 @@
             <w:r/>
             <w:r>
               <w:rPr>
-                <w:rFonts w:ascii="Arial" w:hAnsi="Arial"/>
+                <w:rFonts w:ascii="Verdana" w:hAnsi="Verdana"/>
                 <w:b w:val="0"/>
                 <w:sz w:val="16"/>
               </w:rPr>
@@ -4102,15 +4161,18 @@
         </w:tc>
       </w:tr>
       <w:tr>
-        <w:tc>
-          <w:tcPr>
-            <w:tcW w:type="dxa" w:w="1514"/>
-          </w:tcPr>
-          <w:p>
-            <w:r/>
-            <w:r>
-              <w:rPr>
-                <w:rFonts w:ascii="Arial" w:hAnsi="Arial"/>
+        <w:trPr>
+          <w:cantSplit/>
+        </w:trPr>
+        <w:tc>
+          <w:tcPr>
+            <w:tcW w:type="dxa" w:w="1514"/>
+          </w:tcPr>
+          <w:p>
+            <w:r/>
+            <w:r>
+              <w:rPr>
+                <w:rFonts w:ascii="Verdana" w:hAnsi="Verdana"/>
                 <w:b w:val="0"/>
                 <w:sz w:val="16"/>
               </w:rPr>
@@ -4126,7 +4188,7 @@
             <w:r/>
             <w:r>
               <w:rPr>
-                <w:rFonts w:ascii="Arial" w:hAnsi="Arial"/>
+                <w:rFonts w:ascii="Verdana" w:hAnsi="Verdana"/>
                 <w:b w:val="0"/>
                 <w:sz w:val="16"/>
               </w:rPr>
@@ -4142,7 +4204,7 @@
             <w:r/>
             <w:r>
               <w:rPr>
-                <w:rFonts w:ascii="Arial" w:hAnsi="Arial"/>
+                <w:rFonts w:ascii="Verdana" w:hAnsi="Verdana"/>
                 <w:b w:val="0"/>
                 <w:sz w:val="16"/>
               </w:rPr>
@@ -4158,7 +4220,7 @@
             <w:r/>
             <w:r>
               <w:rPr>
-                <w:rFonts w:ascii="Arial" w:hAnsi="Arial"/>
+                <w:rFonts w:ascii="Verdana" w:hAnsi="Verdana"/>
                 <w:b w:val="0"/>
                 <w:sz w:val="16"/>
               </w:rPr>
@@ -4174,7 +4236,7 @@
             <w:r/>
             <w:r>
               <w:rPr>
-                <w:rFonts w:ascii="Arial" w:hAnsi="Arial"/>
+                <w:rFonts w:ascii="Verdana" w:hAnsi="Verdana"/>
                 <w:b w:val="0"/>
                 <w:sz w:val="16"/>
               </w:rPr>
@@ -4190,7 +4252,7 @@
             <w:r/>
             <w:r>
               <w:rPr>
-                <w:rFonts w:ascii="Arial" w:hAnsi="Arial"/>
+                <w:rFonts w:ascii="Verdana" w:hAnsi="Verdana"/>
                 <w:b w:val="0"/>
                 <w:sz w:val="16"/>
               </w:rPr>
@@ -4206,7 +4268,7 @@
             <w:r/>
             <w:r>
               <w:rPr>
-                <w:rFonts w:ascii="Arial" w:hAnsi="Arial"/>
+                <w:rFonts w:ascii="Verdana" w:hAnsi="Verdana"/>
                 <w:b w:val="0"/>
                 <w:sz w:val="16"/>
               </w:rPr>
@@ -4222,7 +4284,7 @@
             <w:r/>
             <w:r>
               <w:rPr>
-                <w:rFonts w:ascii="Arial" w:hAnsi="Arial"/>
+                <w:rFonts w:ascii="Verdana" w:hAnsi="Verdana"/>
                 <w:b w:val="0"/>
                 <w:sz w:val="16"/>
               </w:rPr>
@@ -4238,7 +4300,7 @@
             <w:r/>
             <w:r>
               <w:rPr>
-                <w:rFonts w:ascii="Arial" w:hAnsi="Arial"/>
+                <w:rFonts w:ascii="Verdana" w:hAnsi="Verdana"/>
                 <w:b w:val="0"/>
                 <w:sz w:val="16"/>
               </w:rPr>
@@ -4254,7 +4316,7 @@
             <w:r/>
             <w:r>
               <w:rPr>
-                <w:rFonts w:ascii="Arial" w:hAnsi="Arial"/>
+                <w:rFonts w:ascii="Verdana" w:hAnsi="Verdana"/>
                 <w:b w:val="0"/>
                 <w:sz w:val="16"/>
               </w:rPr>
@@ -4263,15 +4325,18 @@
         </w:tc>
       </w:tr>
       <w:tr>
-        <w:tc>
-          <w:tcPr>
-            <w:tcW w:type="dxa" w:w="1514"/>
-          </w:tcPr>
-          <w:p>
-            <w:r/>
-            <w:r>
-              <w:rPr>
-                <w:rFonts w:ascii="Arial" w:hAnsi="Arial"/>
+        <w:trPr>
+          <w:cantSplit/>
+        </w:trPr>
+        <w:tc>
+          <w:tcPr>
+            <w:tcW w:type="dxa" w:w="1514"/>
+          </w:tcPr>
+          <w:p>
+            <w:r/>
+            <w:r>
+              <w:rPr>
+                <w:rFonts w:ascii="Verdana" w:hAnsi="Verdana"/>
                 <w:b w:val="0"/>
                 <w:sz w:val="16"/>
               </w:rPr>
@@ -4287,7 +4352,7 @@
             <w:r/>
             <w:r>
               <w:rPr>
-                <w:rFonts w:ascii="Arial" w:hAnsi="Arial"/>
+                <w:rFonts w:ascii="Verdana" w:hAnsi="Verdana"/>
                 <w:b w:val="0"/>
                 <w:sz w:val="16"/>
               </w:rPr>
@@ -4303,7 +4368,7 @@
             <w:r/>
             <w:r>
               <w:rPr>
-                <w:rFonts w:ascii="Arial" w:hAnsi="Arial"/>
+                <w:rFonts w:ascii="Verdana" w:hAnsi="Verdana"/>
                 <w:b w:val="0"/>
                 <w:sz w:val="16"/>
               </w:rPr>
@@ -4319,7 +4384,7 @@
             <w:r/>
             <w:r>
               <w:rPr>
-                <w:rFonts w:ascii="Arial" w:hAnsi="Arial"/>
+                <w:rFonts w:ascii="Verdana" w:hAnsi="Verdana"/>
                 <w:b w:val="0"/>
                 <w:sz w:val="16"/>
               </w:rPr>
@@ -4335,7 +4400,7 @@
             <w:r/>
             <w:r>
               <w:rPr>
-                <w:rFonts w:ascii="Arial" w:hAnsi="Arial"/>
+                <w:rFonts w:ascii="Verdana" w:hAnsi="Verdana"/>
                 <w:b w:val="0"/>
                 <w:sz w:val="16"/>
               </w:rPr>
@@ -4351,7 +4416,7 @@
             <w:r/>
             <w:r>
               <w:rPr>
-                <w:rFonts w:ascii="Arial" w:hAnsi="Arial"/>
+                <w:rFonts w:ascii="Verdana" w:hAnsi="Verdana"/>
                 <w:b w:val="0"/>
                 <w:sz w:val="16"/>
               </w:rPr>
@@ -4367,7 +4432,7 @@
             <w:r/>
             <w:r>
               <w:rPr>
-                <w:rFonts w:ascii="Arial" w:hAnsi="Arial"/>
+                <w:rFonts w:ascii="Verdana" w:hAnsi="Verdana"/>
                 <w:b w:val="0"/>
                 <w:sz w:val="16"/>
               </w:rPr>
@@ -4383,7 +4448,7 @@
             <w:r/>
             <w:r>
               <w:rPr>
-                <w:rFonts w:ascii="Arial" w:hAnsi="Arial"/>
+                <w:rFonts w:ascii="Verdana" w:hAnsi="Verdana"/>
                 <w:b w:val="0"/>
                 <w:sz w:val="16"/>
               </w:rPr>
@@ -4399,7 +4464,7 @@
             <w:r/>
             <w:r>
               <w:rPr>
-                <w:rFonts w:ascii="Arial" w:hAnsi="Arial"/>
+                <w:rFonts w:ascii="Verdana" w:hAnsi="Verdana"/>
                 <w:b w:val="0"/>
                 <w:sz w:val="16"/>
               </w:rPr>
@@ -4415,7 +4480,7 @@
             <w:r/>
             <w:r>
               <w:rPr>
-                <w:rFonts w:ascii="Arial" w:hAnsi="Arial"/>
+                <w:rFonts w:ascii="Verdana" w:hAnsi="Verdana"/>
                 <w:b w:val="0"/>
                 <w:sz w:val="16"/>
               </w:rPr>
@@ -4424,15 +4489,18 @@
         </w:tc>
       </w:tr>
       <w:tr>
-        <w:tc>
-          <w:tcPr>
-            <w:tcW w:type="dxa" w:w="1514"/>
-          </w:tcPr>
-          <w:p>
-            <w:r/>
-            <w:r>
-              <w:rPr>
-                <w:rFonts w:ascii="Arial" w:hAnsi="Arial"/>
+        <w:trPr>
+          <w:cantSplit/>
+        </w:trPr>
+        <w:tc>
+          <w:tcPr>
+            <w:tcW w:type="dxa" w:w="1514"/>
+          </w:tcPr>
+          <w:p>
+            <w:r/>
+            <w:r>
+              <w:rPr>
+                <w:rFonts w:ascii="Verdana" w:hAnsi="Verdana"/>
                 <w:b w:val="0"/>
                 <w:sz w:val="16"/>
               </w:rPr>
@@ -4448,7 +4516,7 @@
             <w:r/>
             <w:r>
               <w:rPr>
-                <w:rFonts w:ascii="Arial" w:hAnsi="Arial"/>
+                <w:rFonts w:ascii="Verdana" w:hAnsi="Verdana"/>
                 <w:b w:val="0"/>
                 <w:sz w:val="16"/>
               </w:rPr>
@@ -4464,7 +4532,7 @@
             <w:r/>
             <w:r>
               <w:rPr>
-                <w:rFonts w:ascii="Arial" w:hAnsi="Arial"/>
+                <w:rFonts w:ascii="Verdana" w:hAnsi="Verdana"/>
                 <w:b w:val="0"/>
                 <w:sz w:val="16"/>
               </w:rPr>
@@ -4480,7 +4548,7 @@
             <w:r/>
             <w:r>
               <w:rPr>
-                <w:rFonts w:ascii="Arial" w:hAnsi="Arial"/>
+                <w:rFonts w:ascii="Verdana" w:hAnsi="Verdana"/>
                 <w:b w:val="0"/>
                 <w:sz w:val="16"/>
               </w:rPr>
@@ -4496,7 +4564,7 @@
             <w:r/>
             <w:r>
               <w:rPr>
-                <w:rFonts w:ascii="Arial" w:hAnsi="Arial"/>
+                <w:rFonts w:ascii="Verdana" w:hAnsi="Verdana"/>
                 <w:b w:val="0"/>
                 <w:sz w:val="16"/>
               </w:rPr>
@@ -4512,7 +4580,7 @@
             <w:r/>
             <w:r>
               <w:rPr>
-                <w:rFonts w:ascii="Arial" w:hAnsi="Arial"/>
+                <w:rFonts w:ascii="Verdana" w:hAnsi="Verdana"/>
                 <w:b w:val="0"/>
                 <w:sz w:val="16"/>
               </w:rPr>
@@ -4528,7 +4596,7 @@
             <w:r/>
             <w:r>
               <w:rPr>
-                <w:rFonts w:ascii="Arial" w:hAnsi="Arial"/>
+                <w:rFonts w:ascii="Verdana" w:hAnsi="Verdana"/>
                 <w:b w:val="0"/>
                 <w:sz w:val="16"/>
               </w:rPr>
@@ -4544,7 +4612,7 @@
             <w:r/>
             <w:r>
               <w:rPr>
-                <w:rFonts w:ascii="Arial" w:hAnsi="Arial"/>
+                <w:rFonts w:ascii="Verdana" w:hAnsi="Verdana"/>
                 <w:b w:val="0"/>
                 <w:sz w:val="16"/>
               </w:rPr>
@@ -4560,7 +4628,7 @@
             <w:r/>
             <w:r>
               <w:rPr>
-                <w:rFonts w:ascii="Arial" w:hAnsi="Arial"/>
+                <w:rFonts w:ascii="Verdana" w:hAnsi="Verdana"/>
                 <w:b w:val="0"/>
                 <w:sz w:val="16"/>
               </w:rPr>
@@ -4576,7 +4644,7 @@
             <w:r/>
             <w:r>
               <w:rPr>
-                <w:rFonts w:ascii="Arial" w:hAnsi="Arial"/>
+                <w:rFonts w:ascii="Verdana" w:hAnsi="Verdana"/>
                 <w:b w:val="0"/>
                 <w:sz w:val="16"/>
               </w:rPr>
@@ -4585,15 +4653,18 @@
         </w:tc>
       </w:tr>
       <w:tr>
-        <w:tc>
-          <w:tcPr>
-            <w:tcW w:type="dxa" w:w="1514"/>
-          </w:tcPr>
-          <w:p>
-            <w:r/>
-            <w:r>
-              <w:rPr>
-                <w:rFonts w:ascii="Arial" w:hAnsi="Arial"/>
+        <w:trPr>
+          <w:cantSplit/>
+        </w:trPr>
+        <w:tc>
+          <w:tcPr>
+            <w:tcW w:type="dxa" w:w="1514"/>
+          </w:tcPr>
+          <w:p>
+            <w:r/>
+            <w:r>
+              <w:rPr>
+                <w:rFonts w:ascii="Verdana" w:hAnsi="Verdana"/>
                 <w:b w:val="0"/>
                 <w:sz w:val="16"/>
               </w:rPr>
@@ -4609,7 +4680,7 @@
             <w:r/>
             <w:r>
               <w:rPr>
-                <w:rFonts w:ascii="Arial" w:hAnsi="Arial"/>
+                <w:rFonts w:ascii="Verdana" w:hAnsi="Verdana"/>
                 <w:b w:val="0"/>
                 <w:sz w:val="16"/>
               </w:rPr>
@@ -4625,7 +4696,7 @@
             <w:r/>
             <w:r>
               <w:rPr>
-                <w:rFonts w:ascii="Arial" w:hAnsi="Arial"/>
+                <w:rFonts w:ascii="Verdana" w:hAnsi="Verdana"/>
                 <w:b w:val="0"/>
                 <w:sz w:val="16"/>
               </w:rPr>
@@ -4641,7 +4712,7 @@
             <w:r/>
             <w:r>
               <w:rPr>
-                <w:rFonts w:ascii="Arial" w:hAnsi="Arial"/>
+                <w:rFonts w:ascii="Verdana" w:hAnsi="Verdana"/>
                 <w:b w:val="0"/>
                 <w:sz w:val="16"/>
               </w:rPr>
@@ -4657,7 +4728,7 @@
             <w:r/>
             <w:r>
               <w:rPr>
-                <w:rFonts w:ascii="Arial" w:hAnsi="Arial"/>
+                <w:rFonts w:ascii="Verdana" w:hAnsi="Verdana"/>
                 <w:b w:val="0"/>
                 <w:sz w:val="16"/>
               </w:rPr>
@@ -4673,7 +4744,7 @@
             <w:r/>
             <w:r>
               <w:rPr>
-                <w:rFonts w:ascii="Arial" w:hAnsi="Arial"/>
+                <w:rFonts w:ascii="Verdana" w:hAnsi="Verdana"/>
                 <w:b w:val="0"/>
                 <w:sz w:val="16"/>
               </w:rPr>
@@ -4689,7 +4760,7 @@
             <w:r/>
             <w:r>
               <w:rPr>
-                <w:rFonts w:ascii="Arial" w:hAnsi="Arial"/>
+                <w:rFonts w:ascii="Verdana" w:hAnsi="Verdana"/>
                 <w:b w:val="0"/>
                 <w:sz w:val="16"/>
               </w:rPr>
@@ -4705,7 +4776,7 @@
             <w:r/>
             <w:r>
               <w:rPr>
-                <w:rFonts w:ascii="Arial" w:hAnsi="Arial"/>
+                <w:rFonts w:ascii="Verdana" w:hAnsi="Verdana"/>
                 <w:b w:val="0"/>
                 <w:sz w:val="16"/>
               </w:rPr>
@@ -4721,7 +4792,7 @@
             <w:r/>
             <w:r>
               <w:rPr>
-                <w:rFonts w:ascii="Arial" w:hAnsi="Arial"/>
+                <w:rFonts w:ascii="Verdana" w:hAnsi="Verdana"/>
                 <w:b w:val="0"/>
                 <w:sz w:val="16"/>
               </w:rPr>
@@ -4737,7 +4808,7 @@
             <w:r/>
             <w:r>
               <w:rPr>
-                <w:rFonts w:ascii="Arial" w:hAnsi="Arial"/>
+                <w:rFonts w:ascii="Verdana" w:hAnsi="Verdana"/>
                 <w:b w:val="0"/>
                 <w:sz w:val="16"/>
               </w:rPr>
@@ -4746,15 +4817,18 @@
         </w:tc>
       </w:tr>
       <w:tr>
-        <w:tc>
-          <w:tcPr>
-            <w:tcW w:type="dxa" w:w="1514"/>
-          </w:tcPr>
-          <w:p>
-            <w:r/>
-            <w:r>
-              <w:rPr>
-                <w:rFonts w:ascii="Arial" w:hAnsi="Arial"/>
+        <w:trPr>
+          <w:cantSplit/>
+        </w:trPr>
+        <w:tc>
+          <w:tcPr>
+            <w:tcW w:type="dxa" w:w="1514"/>
+          </w:tcPr>
+          <w:p>
+            <w:r/>
+            <w:r>
+              <w:rPr>
+                <w:rFonts w:ascii="Verdana" w:hAnsi="Verdana"/>
                 <w:b w:val="0"/>
                 <w:sz w:val="16"/>
               </w:rPr>
@@ -4770,7 +4844,7 @@
             <w:r/>
             <w:r>
               <w:rPr>
-                <w:rFonts w:ascii="Arial" w:hAnsi="Arial"/>
+                <w:rFonts w:ascii="Verdana" w:hAnsi="Verdana"/>
                 <w:b w:val="0"/>
                 <w:sz w:val="16"/>
               </w:rPr>
@@ -4786,7 +4860,7 @@
             <w:r/>
             <w:r>
               <w:rPr>
-                <w:rFonts w:ascii="Arial" w:hAnsi="Arial"/>
+                <w:rFonts w:ascii="Verdana" w:hAnsi="Verdana"/>
                 <w:b w:val="0"/>
                 <w:sz w:val="16"/>
               </w:rPr>
@@ -4802,7 +4876,7 @@
             <w:r/>
             <w:r>
               <w:rPr>
-                <w:rFonts w:ascii="Arial" w:hAnsi="Arial"/>
+                <w:rFonts w:ascii="Verdana" w:hAnsi="Verdana"/>
                 <w:b w:val="0"/>
                 <w:sz w:val="16"/>
               </w:rPr>
@@ -4818,7 +4892,7 @@
             <w:r/>
             <w:r>
               <w:rPr>
-                <w:rFonts w:ascii="Arial" w:hAnsi="Arial"/>
+                <w:rFonts w:ascii="Verdana" w:hAnsi="Verdana"/>
                 <w:b w:val="0"/>
                 <w:sz w:val="16"/>
               </w:rPr>
@@ -4834,7 +4908,7 @@
             <w:r/>
             <w:r>
               <w:rPr>
-                <w:rFonts w:ascii="Arial" w:hAnsi="Arial"/>
+                <w:rFonts w:ascii="Verdana" w:hAnsi="Verdana"/>
                 <w:b w:val="0"/>
                 <w:sz w:val="16"/>
               </w:rPr>
@@ -4850,7 +4924,7 @@
             <w:r/>
             <w:r>
               <w:rPr>
-                <w:rFonts w:ascii="Arial" w:hAnsi="Arial"/>
+                <w:rFonts w:ascii="Verdana" w:hAnsi="Verdana"/>
                 <w:b w:val="0"/>
                 <w:sz w:val="16"/>
               </w:rPr>
@@ -4866,7 +4940,7 @@
             <w:r/>
             <w:r>
               <w:rPr>
-                <w:rFonts w:ascii="Arial" w:hAnsi="Arial"/>
+                <w:rFonts w:ascii="Verdana" w:hAnsi="Verdana"/>
                 <w:b w:val="0"/>
                 <w:sz w:val="16"/>
               </w:rPr>
@@ -4882,7 +4956,7 @@
             <w:r/>
             <w:r>
               <w:rPr>
-                <w:rFonts w:ascii="Arial" w:hAnsi="Arial"/>
+                <w:rFonts w:ascii="Verdana" w:hAnsi="Verdana"/>
                 <w:b w:val="0"/>
                 <w:sz w:val="16"/>
               </w:rPr>
@@ -4898,7 +4972,7 @@
             <w:r/>
             <w:r>
               <w:rPr>
-                <w:rFonts w:ascii="Arial" w:hAnsi="Arial"/>
+                <w:rFonts w:ascii="Verdana" w:hAnsi="Verdana"/>
                 <w:b w:val="0"/>
                 <w:sz w:val="16"/>
               </w:rPr>
@@ -4907,15 +4981,18 @@
         </w:tc>
       </w:tr>
       <w:tr>
-        <w:tc>
-          <w:tcPr>
-            <w:tcW w:type="dxa" w:w="1514"/>
-          </w:tcPr>
-          <w:p>
-            <w:r/>
-            <w:r>
-              <w:rPr>
-                <w:rFonts w:ascii="Arial" w:hAnsi="Arial"/>
+        <w:trPr>
+          <w:cantSplit/>
+        </w:trPr>
+        <w:tc>
+          <w:tcPr>
+            <w:tcW w:type="dxa" w:w="1514"/>
+          </w:tcPr>
+          <w:p>
+            <w:r/>
+            <w:r>
+              <w:rPr>
+                <w:rFonts w:ascii="Verdana" w:hAnsi="Verdana"/>
                 <w:b w:val="0"/>
                 <w:sz w:val="16"/>
               </w:rPr>
@@ -4931,7 +5008,7 @@
             <w:r/>
             <w:r>
               <w:rPr>
-                <w:rFonts w:ascii="Arial" w:hAnsi="Arial"/>
+                <w:rFonts w:ascii="Verdana" w:hAnsi="Verdana"/>
                 <w:b w:val="0"/>
                 <w:sz w:val="16"/>
               </w:rPr>
@@ -4947,7 +5024,7 @@
             <w:r/>
             <w:r>
               <w:rPr>
-                <w:rFonts w:ascii="Arial" w:hAnsi="Arial"/>
+                <w:rFonts w:ascii="Verdana" w:hAnsi="Verdana"/>
                 <w:b w:val="0"/>
                 <w:sz w:val="16"/>
               </w:rPr>
@@ -4963,7 +5040,7 @@
             <w:r/>
             <w:r>
               <w:rPr>
-                <w:rFonts w:ascii="Arial" w:hAnsi="Arial"/>
+                <w:rFonts w:ascii="Verdana" w:hAnsi="Verdana"/>
                 <w:b w:val="0"/>
                 <w:sz w:val="16"/>
               </w:rPr>
@@ -4979,7 +5056,7 @@
             <w:r/>
             <w:r>
               <w:rPr>
-                <w:rFonts w:ascii="Arial" w:hAnsi="Arial"/>
+                <w:rFonts w:ascii="Verdana" w:hAnsi="Verdana"/>
                 <w:b w:val="0"/>
                 <w:sz w:val="16"/>
               </w:rPr>
@@ -4995,7 +5072,7 @@
             <w:r/>
             <w:r>
               <w:rPr>
-                <w:rFonts w:ascii="Arial" w:hAnsi="Arial"/>
+                <w:rFonts w:ascii="Verdana" w:hAnsi="Verdana"/>
                 <w:b w:val="0"/>
                 <w:sz w:val="16"/>
               </w:rPr>
@@ -5011,7 +5088,7 @@
             <w:r/>
             <w:r>
               <w:rPr>
-                <w:rFonts w:ascii="Arial" w:hAnsi="Arial"/>
+                <w:rFonts w:ascii="Verdana" w:hAnsi="Verdana"/>
                 <w:b w:val="0"/>
                 <w:sz w:val="16"/>
               </w:rPr>
@@ -5027,7 +5104,7 @@
             <w:r/>
             <w:r>
               <w:rPr>
-                <w:rFonts w:ascii="Arial" w:hAnsi="Arial"/>
+                <w:rFonts w:ascii="Verdana" w:hAnsi="Verdana"/>
                 <w:b w:val="0"/>
                 <w:sz w:val="16"/>
               </w:rPr>
@@ -5043,7 +5120,7 @@
             <w:r/>
             <w:r>
               <w:rPr>
-                <w:rFonts w:ascii="Arial" w:hAnsi="Arial"/>
+                <w:rFonts w:ascii="Verdana" w:hAnsi="Verdana"/>
                 <w:b w:val="0"/>
                 <w:sz w:val="16"/>
               </w:rPr>
@@ -5059,7 +5136,7 @@
             <w:r/>
             <w:r>
               <w:rPr>
-                <w:rFonts w:ascii="Arial" w:hAnsi="Arial"/>
+                <w:rFonts w:ascii="Verdana" w:hAnsi="Verdana"/>
                 <w:b w:val="0"/>
                 <w:sz w:val="16"/>
               </w:rPr>
@@ -5068,15 +5145,18 @@
         </w:tc>
       </w:tr>
       <w:tr>
-        <w:tc>
-          <w:tcPr>
-            <w:tcW w:type="dxa" w:w="1514"/>
-          </w:tcPr>
-          <w:p>
-            <w:r/>
-            <w:r>
-              <w:rPr>
-                <w:rFonts w:ascii="Arial" w:hAnsi="Arial"/>
+        <w:trPr>
+          <w:cantSplit/>
+        </w:trPr>
+        <w:tc>
+          <w:tcPr>
+            <w:tcW w:type="dxa" w:w="1514"/>
+          </w:tcPr>
+          <w:p>
+            <w:r/>
+            <w:r>
+              <w:rPr>
+                <w:rFonts w:ascii="Verdana" w:hAnsi="Verdana"/>
                 <w:b w:val="0"/>
                 <w:sz w:val="16"/>
               </w:rPr>
@@ -5092,7 +5172,7 @@
             <w:r/>
             <w:r>
               <w:rPr>
-                <w:rFonts w:ascii="Arial" w:hAnsi="Arial"/>
+                <w:rFonts w:ascii="Verdana" w:hAnsi="Verdana"/>
                 <w:b w:val="0"/>
                 <w:sz w:val="16"/>
               </w:rPr>
@@ -5108,7 +5188,7 @@
             <w:r/>
             <w:r>
               <w:rPr>
-                <w:rFonts w:ascii="Arial" w:hAnsi="Arial"/>
+                <w:rFonts w:ascii="Verdana" w:hAnsi="Verdana"/>
                 <w:b w:val="0"/>
                 <w:sz w:val="16"/>
               </w:rPr>
@@ -5124,7 +5204,7 @@
             <w:r/>
             <w:r>
               <w:rPr>
-                <w:rFonts w:ascii="Arial" w:hAnsi="Arial"/>
+                <w:rFonts w:ascii="Verdana" w:hAnsi="Verdana"/>
                 <w:b w:val="0"/>
                 <w:sz w:val="16"/>
               </w:rPr>
@@ -5140,7 +5220,7 @@
             <w:r/>
             <w:r>
               <w:rPr>
-                <w:rFonts w:ascii="Arial" w:hAnsi="Arial"/>
+                <w:rFonts w:ascii="Verdana" w:hAnsi="Verdana"/>
                 <w:b w:val="0"/>
                 <w:sz w:val="16"/>
               </w:rPr>
@@ -5156,7 +5236,7 @@
             <w:r/>
             <w:r>
               <w:rPr>
-                <w:rFonts w:ascii="Arial" w:hAnsi="Arial"/>
+                <w:rFonts w:ascii="Verdana" w:hAnsi="Verdana"/>
                 <w:b w:val="0"/>
                 <w:sz w:val="16"/>
               </w:rPr>
@@ -5172,7 +5252,7 @@
             <w:r/>
             <w:r>
               <w:rPr>
-                <w:rFonts w:ascii="Arial" w:hAnsi="Arial"/>
+                <w:rFonts w:ascii="Verdana" w:hAnsi="Verdana"/>
                 <w:b w:val="0"/>
                 <w:sz w:val="16"/>
               </w:rPr>
@@ -5188,7 +5268,7 @@
             <w:r/>
             <w:r>
               <w:rPr>
-                <w:rFonts w:ascii="Arial" w:hAnsi="Arial"/>
+                <w:rFonts w:ascii="Verdana" w:hAnsi="Verdana"/>
                 <w:b w:val="0"/>
                 <w:sz w:val="16"/>
               </w:rPr>
@@ -5204,7 +5284,7 @@
             <w:r/>
             <w:r>
               <w:rPr>
-                <w:rFonts w:ascii="Arial" w:hAnsi="Arial"/>
+                <w:rFonts w:ascii="Verdana" w:hAnsi="Verdana"/>
                 <w:b w:val="0"/>
                 <w:sz w:val="16"/>
               </w:rPr>
@@ -5220,7 +5300,7 @@
             <w:r/>
             <w:r>
               <w:rPr>
-                <w:rFonts w:ascii="Arial" w:hAnsi="Arial"/>
+                <w:rFonts w:ascii="Verdana" w:hAnsi="Verdana"/>
                 <w:b w:val="0"/>
                 <w:sz w:val="16"/>
               </w:rPr>
@@ -5229,15 +5309,18 @@
         </w:tc>
       </w:tr>
       <w:tr>
-        <w:tc>
-          <w:tcPr>
-            <w:tcW w:type="dxa" w:w="1514"/>
-          </w:tcPr>
-          <w:p>
-            <w:r/>
-            <w:r>
-              <w:rPr>
-                <w:rFonts w:ascii="Arial" w:hAnsi="Arial"/>
+        <w:trPr>
+          <w:cantSplit/>
+        </w:trPr>
+        <w:tc>
+          <w:tcPr>
+            <w:tcW w:type="dxa" w:w="1514"/>
+          </w:tcPr>
+          <w:p>
+            <w:r/>
+            <w:r>
+              <w:rPr>
+                <w:rFonts w:ascii="Verdana" w:hAnsi="Verdana"/>
                 <w:b w:val="0"/>
                 <w:sz w:val="16"/>
               </w:rPr>
@@ -5253,7 +5336,7 @@
             <w:r/>
             <w:r>
               <w:rPr>
-                <w:rFonts w:ascii="Arial" w:hAnsi="Arial"/>
+                <w:rFonts w:ascii="Verdana" w:hAnsi="Verdana"/>
                 <w:b w:val="0"/>
                 <w:sz w:val="16"/>
               </w:rPr>
@@ -5269,7 +5352,7 @@
             <w:r/>
             <w:r>
               <w:rPr>
-                <w:rFonts w:ascii="Arial" w:hAnsi="Arial"/>
+                <w:rFonts w:ascii="Verdana" w:hAnsi="Verdana"/>
                 <w:b w:val="0"/>
                 <w:sz w:val="16"/>
               </w:rPr>
@@ -5285,7 +5368,7 @@
             <w:r/>
             <w:r>
               <w:rPr>
-                <w:rFonts w:ascii="Arial" w:hAnsi="Arial"/>
+                <w:rFonts w:ascii="Verdana" w:hAnsi="Verdana"/>
                 <w:b w:val="0"/>
                 <w:sz w:val="16"/>
               </w:rPr>
@@ -5301,7 +5384,7 @@
             <w:r/>
             <w:r>
               <w:rPr>
-                <w:rFonts w:ascii="Arial" w:hAnsi="Arial"/>
+                <w:rFonts w:ascii="Verdana" w:hAnsi="Verdana"/>
                 <w:b w:val="0"/>
                 <w:sz w:val="16"/>
               </w:rPr>
@@ -5317,7 +5400,7 @@
             <w:r/>
             <w:r>
               <w:rPr>
-                <w:rFonts w:ascii="Arial" w:hAnsi="Arial"/>
+                <w:rFonts w:ascii="Verdana" w:hAnsi="Verdana"/>
                 <w:b w:val="0"/>
                 <w:sz w:val="16"/>
               </w:rPr>
@@ -5333,7 +5416,7 @@
             <w:r/>
             <w:r>
               <w:rPr>
-                <w:rFonts w:ascii="Arial" w:hAnsi="Arial"/>
+                <w:rFonts w:ascii="Verdana" w:hAnsi="Verdana"/>
                 <w:b w:val="0"/>
                 <w:sz w:val="16"/>
               </w:rPr>
@@ -5349,7 +5432,7 @@
             <w:r/>
             <w:r>
               <w:rPr>
-                <w:rFonts w:ascii="Arial" w:hAnsi="Arial"/>
+                <w:rFonts w:ascii="Verdana" w:hAnsi="Verdana"/>
                 <w:b w:val="0"/>
                 <w:sz w:val="16"/>
               </w:rPr>
@@ -5365,7 +5448,7 @@
             <w:r/>
             <w:r>
               <w:rPr>
-                <w:rFonts w:ascii="Arial" w:hAnsi="Arial"/>
+                <w:rFonts w:ascii="Verdana" w:hAnsi="Verdana"/>
                 <w:b w:val="0"/>
                 <w:sz w:val="16"/>
               </w:rPr>
@@ -5381,7 +5464,7 @@
             <w:r/>
             <w:r>
               <w:rPr>
-                <w:rFonts w:ascii="Arial" w:hAnsi="Arial"/>
+                <w:rFonts w:ascii="Verdana" w:hAnsi="Verdana"/>
                 <w:b w:val="0"/>
                 <w:sz w:val="16"/>
               </w:rPr>
@@ -5390,15 +5473,18 @@
         </w:tc>
       </w:tr>
       <w:tr>
-        <w:tc>
-          <w:tcPr>
-            <w:tcW w:type="dxa" w:w="1514"/>
-          </w:tcPr>
-          <w:p>
-            <w:r/>
-            <w:r>
-              <w:rPr>
-                <w:rFonts w:ascii="Arial" w:hAnsi="Arial"/>
+        <w:trPr>
+          <w:cantSplit/>
+        </w:trPr>
+        <w:tc>
+          <w:tcPr>
+            <w:tcW w:type="dxa" w:w="1514"/>
+          </w:tcPr>
+          <w:p>
+            <w:r/>
+            <w:r>
+              <w:rPr>
+                <w:rFonts w:ascii="Verdana" w:hAnsi="Verdana"/>
                 <w:b w:val="0"/>
                 <w:sz w:val="16"/>
               </w:rPr>
@@ -5414,7 +5500,7 @@
             <w:r/>
             <w:r>
               <w:rPr>
-                <w:rFonts w:ascii="Arial" w:hAnsi="Arial"/>
+                <w:rFonts w:ascii="Verdana" w:hAnsi="Verdana"/>
                 <w:b w:val="0"/>
                 <w:sz w:val="16"/>
               </w:rPr>
@@ -5430,7 +5516,7 @@
             <w:r/>
             <w:r>
               <w:rPr>
-                <w:rFonts w:ascii="Arial" w:hAnsi="Arial"/>
+                <w:rFonts w:ascii="Verdana" w:hAnsi="Verdana"/>
                 <w:b w:val="0"/>
                 <w:sz w:val="16"/>
               </w:rPr>
@@ -5446,7 +5532,7 @@
             <w:r/>
             <w:r>
               <w:rPr>
-                <w:rFonts w:ascii="Arial" w:hAnsi="Arial"/>
+                <w:rFonts w:ascii="Verdana" w:hAnsi="Verdana"/>
                 <w:b w:val="0"/>
                 <w:sz w:val="16"/>
               </w:rPr>
@@ -5462,7 +5548,7 @@
             <w:r/>
             <w:r>
               <w:rPr>
-                <w:rFonts w:ascii="Arial" w:hAnsi="Arial"/>
+                <w:rFonts w:ascii="Verdana" w:hAnsi="Verdana"/>
                 <w:b w:val="0"/>
                 <w:sz w:val="16"/>
               </w:rPr>
@@ -5478,7 +5564,7 @@
             <w:r/>
             <w:r>
               <w:rPr>
-                <w:rFonts w:ascii="Arial" w:hAnsi="Arial"/>
+                <w:rFonts w:ascii="Verdana" w:hAnsi="Verdana"/>
                 <w:b w:val="0"/>
                 <w:sz w:val="16"/>
               </w:rPr>
@@ -5494,7 +5580,7 @@
             <w:r/>
             <w:r>
               <w:rPr>
-                <w:rFonts w:ascii="Arial" w:hAnsi="Arial"/>
+                <w:rFonts w:ascii="Verdana" w:hAnsi="Verdana"/>
                 <w:b w:val="0"/>
                 <w:sz w:val="16"/>
               </w:rPr>
@@ -5510,7 +5596,7 @@
             <w:r/>
             <w:r>
               <w:rPr>
-                <w:rFonts w:ascii="Arial" w:hAnsi="Arial"/>
+                <w:rFonts w:ascii="Verdana" w:hAnsi="Verdana"/>
                 <w:b w:val="0"/>
                 <w:sz w:val="16"/>
               </w:rPr>
@@ -5526,7 +5612,7 @@
             <w:r/>
             <w:r>
               <w:rPr>
-                <w:rFonts w:ascii="Arial" w:hAnsi="Arial"/>
+                <w:rFonts w:ascii="Verdana" w:hAnsi="Verdana"/>
                 <w:b w:val="0"/>
                 <w:sz w:val="16"/>
               </w:rPr>
@@ -5542,7 +5628,7 @@
             <w:r/>
             <w:r>
               <w:rPr>
-                <w:rFonts w:ascii="Arial" w:hAnsi="Arial"/>
+                <w:rFonts w:ascii="Verdana" w:hAnsi="Verdana"/>
                 <w:b w:val="0"/>
                 <w:sz w:val="16"/>
               </w:rPr>
@@ -5551,15 +5637,18 @@
         </w:tc>
       </w:tr>
       <w:tr>
-        <w:tc>
-          <w:tcPr>
-            <w:tcW w:type="dxa" w:w="1514"/>
-          </w:tcPr>
-          <w:p>
-            <w:r/>
-            <w:r>
-              <w:rPr>
-                <w:rFonts w:ascii="Arial" w:hAnsi="Arial"/>
+        <w:trPr>
+          <w:cantSplit/>
+        </w:trPr>
+        <w:tc>
+          <w:tcPr>
+            <w:tcW w:type="dxa" w:w="1514"/>
+          </w:tcPr>
+          <w:p>
+            <w:r/>
+            <w:r>
+              <w:rPr>
+                <w:rFonts w:ascii="Verdana" w:hAnsi="Verdana"/>
                 <w:b w:val="0"/>
                 <w:sz w:val="16"/>
               </w:rPr>
@@ -5575,7 +5664,7 @@
             <w:r/>
             <w:r>
               <w:rPr>
-                <w:rFonts w:ascii="Arial" w:hAnsi="Arial"/>
+                <w:rFonts w:ascii="Verdana" w:hAnsi="Verdana"/>
                 <w:b w:val="0"/>
                 <w:sz w:val="16"/>
               </w:rPr>
@@ -5591,7 +5680,7 @@
             <w:r/>
             <w:r>
               <w:rPr>
-                <w:rFonts w:ascii="Arial" w:hAnsi="Arial"/>
+                <w:rFonts w:ascii="Verdana" w:hAnsi="Verdana"/>
                 <w:b w:val="0"/>
                 <w:sz w:val="16"/>
               </w:rPr>
@@ -5607,7 +5696,7 @@
             <w:r/>
             <w:r>
               <w:rPr>
-                <w:rFonts w:ascii="Arial" w:hAnsi="Arial"/>
+                <w:rFonts w:ascii="Verdana" w:hAnsi="Verdana"/>
                 <w:b w:val="0"/>
                 <w:sz w:val="16"/>
               </w:rPr>
@@ -5623,7 +5712,7 @@
             <w:r/>
             <w:r>
               <w:rPr>
-                <w:rFonts w:ascii="Arial" w:hAnsi="Arial"/>
+                <w:rFonts w:ascii="Verdana" w:hAnsi="Verdana"/>
                 <w:b w:val="0"/>
                 <w:sz w:val="16"/>
               </w:rPr>
@@ -5639,7 +5728,7 @@
             <w:r/>
             <w:r>
               <w:rPr>
-                <w:rFonts w:ascii="Arial" w:hAnsi="Arial"/>
+                <w:rFonts w:ascii="Verdana" w:hAnsi="Verdana"/>
                 <w:b w:val="0"/>
                 <w:sz w:val="16"/>
               </w:rPr>
@@ -5655,7 +5744,7 @@
             <w:r/>
             <w:r>
               <w:rPr>
-                <w:rFonts w:ascii="Arial" w:hAnsi="Arial"/>
+                <w:rFonts w:ascii="Verdana" w:hAnsi="Verdana"/>
                 <w:b w:val="0"/>
                 <w:sz w:val="16"/>
               </w:rPr>
@@ -5671,7 +5760,7 @@
             <w:r/>
             <w:r>
               <w:rPr>
-                <w:rFonts w:ascii="Arial" w:hAnsi="Arial"/>
+                <w:rFonts w:ascii="Verdana" w:hAnsi="Verdana"/>
                 <w:b w:val="0"/>
                 <w:sz w:val="16"/>
               </w:rPr>
@@ -5687,7 +5776,7 @@
             <w:r/>
             <w:r>
               <w:rPr>
-                <w:rFonts w:ascii="Arial" w:hAnsi="Arial"/>
+                <w:rFonts w:ascii="Verdana" w:hAnsi="Verdana"/>
                 <w:b w:val="0"/>
                 <w:sz w:val="16"/>
               </w:rPr>
@@ -5703,7 +5792,7 @@
             <w:r/>
             <w:r>
               <w:rPr>
-                <w:rFonts w:ascii="Arial" w:hAnsi="Arial"/>
+                <w:rFonts w:ascii="Verdana" w:hAnsi="Verdana"/>
                 <w:b w:val="0"/>
                 <w:sz w:val="16"/>
               </w:rPr>
@@ -5712,15 +5801,18 @@
         </w:tc>
       </w:tr>
       <w:tr>
-        <w:tc>
-          <w:tcPr>
-            <w:tcW w:type="dxa" w:w="1514"/>
-          </w:tcPr>
-          <w:p>
-            <w:r/>
-            <w:r>
-              <w:rPr>
-                <w:rFonts w:ascii="Arial" w:hAnsi="Arial"/>
+        <w:trPr>
+          <w:cantSplit/>
+        </w:trPr>
+        <w:tc>
+          <w:tcPr>
+            <w:tcW w:type="dxa" w:w="1514"/>
+          </w:tcPr>
+          <w:p>
+            <w:r/>
+            <w:r>
+              <w:rPr>
+                <w:rFonts w:ascii="Verdana" w:hAnsi="Verdana"/>
                 <w:b w:val="0"/>
                 <w:sz w:val="16"/>
               </w:rPr>
@@ -5736,7 +5828,7 @@
             <w:r/>
             <w:r>
               <w:rPr>
-                <w:rFonts w:ascii="Arial" w:hAnsi="Arial"/>
+                <w:rFonts w:ascii="Verdana" w:hAnsi="Verdana"/>
                 <w:b w:val="0"/>
                 <w:sz w:val="16"/>
               </w:rPr>
@@ -5752,7 +5844,7 @@
             <w:r/>
             <w:r>
               <w:rPr>
-                <w:rFonts w:ascii="Arial" w:hAnsi="Arial"/>
+                <w:rFonts w:ascii="Verdana" w:hAnsi="Verdana"/>
                 <w:b w:val="0"/>
                 <w:sz w:val="16"/>
               </w:rPr>
@@ -5768,7 +5860,7 @@
             <w:r/>
             <w:r>
               <w:rPr>
-                <w:rFonts w:ascii="Arial" w:hAnsi="Arial"/>
+                <w:rFonts w:ascii="Verdana" w:hAnsi="Verdana"/>
                 <w:b w:val="0"/>
                 <w:sz w:val="16"/>
               </w:rPr>
@@ -5784,7 +5876,7 @@
             <w:r/>
             <w:r>
               <w:rPr>
-                <w:rFonts w:ascii="Arial" w:hAnsi="Arial"/>
+                <w:rFonts w:ascii="Verdana" w:hAnsi="Verdana"/>
                 <w:b w:val="0"/>
                 <w:sz w:val="16"/>
               </w:rPr>
@@ -5800,7 +5892,7 @@
             <w:r/>
             <w:r>
               <w:rPr>
-                <w:rFonts w:ascii="Arial" w:hAnsi="Arial"/>
+                <w:rFonts w:ascii="Verdana" w:hAnsi="Verdana"/>
                 <w:b w:val="0"/>
                 <w:sz w:val="16"/>
               </w:rPr>
@@ -5816,7 +5908,7 @@
             <w:r/>
             <w:r>
               <w:rPr>
-                <w:rFonts w:ascii="Arial" w:hAnsi="Arial"/>
+                <w:rFonts w:ascii="Verdana" w:hAnsi="Verdana"/>
                 <w:b w:val="0"/>
                 <w:sz w:val="16"/>
               </w:rPr>
@@ -5832,7 +5924,7 @@
             <w:r/>
             <w:r>
               <w:rPr>
-                <w:rFonts w:ascii="Arial" w:hAnsi="Arial"/>
+                <w:rFonts w:ascii="Verdana" w:hAnsi="Verdana"/>
                 <w:b w:val="0"/>
                 <w:sz w:val="16"/>
               </w:rPr>
@@ -5848,7 +5940,7 @@
             <w:r/>
             <w:r>
               <w:rPr>
-                <w:rFonts w:ascii="Arial" w:hAnsi="Arial"/>
+                <w:rFonts w:ascii="Verdana" w:hAnsi="Verdana"/>
                 <w:b w:val="0"/>
                 <w:sz w:val="16"/>
               </w:rPr>
@@ -5864,7 +5956,7 @@
             <w:r/>
             <w:r>
               <w:rPr>
-                <w:rFonts w:ascii="Arial" w:hAnsi="Arial"/>
+                <w:rFonts w:ascii="Verdana" w:hAnsi="Verdana"/>
                 <w:b w:val="0"/>
                 <w:sz w:val="16"/>
               </w:rPr>
@@ -5873,15 +5965,18 @@
         </w:tc>
       </w:tr>
       <w:tr>
-        <w:tc>
-          <w:tcPr>
-            <w:tcW w:type="dxa" w:w="1514"/>
-          </w:tcPr>
-          <w:p>
-            <w:r/>
-            <w:r>
-              <w:rPr>
-                <w:rFonts w:ascii="Arial" w:hAnsi="Arial"/>
+        <w:trPr>
+          <w:cantSplit/>
+        </w:trPr>
+        <w:tc>
+          <w:tcPr>
+            <w:tcW w:type="dxa" w:w="1514"/>
+          </w:tcPr>
+          <w:p>
+            <w:r/>
+            <w:r>
+              <w:rPr>
+                <w:rFonts w:ascii="Verdana" w:hAnsi="Verdana"/>
                 <w:b w:val="0"/>
                 <w:sz w:val="16"/>
               </w:rPr>
@@ -5897,7 +5992,7 @@
             <w:r/>
             <w:r>
               <w:rPr>
-                <w:rFonts w:ascii="Arial" w:hAnsi="Arial"/>
+                <w:rFonts w:ascii="Verdana" w:hAnsi="Verdana"/>
                 <w:b w:val="0"/>
                 <w:sz w:val="16"/>
               </w:rPr>
@@ -5913,7 +6008,7 @@
             <w:r/>
             <w:r>
               <w:rPr>
-                <w:rFonts w:ascii="Arial" w:hAnsi="Arial"/>
+                <w:rFonts w:ascii="Verdana" w:hAnsi="Verdana"/>
                 <w:b w:val="0"/>
                 <w:sz w:val="16"/>
               </w:rPr>
@@ -5929,7 +6024,7 @@
             <w:r/>
             <w:r>
               <w:rPr>
-                <w:rFonts w:ascii="Arial" w:hAnsi="Arial"/>
+                <w:rFonts w:ascii="Verdana" w:hAnsi="Verdana"/>
                 <w:b w:val="0"/>
                 <w:sz w:val="16"/>
               </w:rPr>
@@ -5945,7 +6040,7 @@
             <w:r/>
             <w:r>
               <w:rPr>
-                <w:rFonts w:ascii="Arial" w:hAnsi="Arial"/>
+                <w:rFonts w:ascii="Verdana" w:hAnsi="Verdana"/>
                 <w:b w:val="0"/>
                 <w:sz w:val="16"/>
               </w:rPr>
@@ -5961,7 +6056,7 @@
             <w:r/>
             <w:r>
               <w:rPr>
-                <w:rFonts w:ascii="Arial" w:hAnsi="Arial"/>
+                <w:rFonts w:ascii="Verdana" w:hAnsi="Verdana"/>
                 <w:b w:val="0"/>
                 <w:sz w:val="16"/>
               </w:rPr>
@@ -5977,7 +6072,7 @@
             <w:r/>
             <w:r>
               <w:rPr>
-                <w:rFonts w:ascii="Arial" w:hAnsi="Arial"/>
+                <w:rFonts w:ascii="Verdana" w:hAnsi="Verdana"/>
                 <w:b w:val="0"/>
                 <w:sz w:val="16"/>
               </w:rPr>
@@ -5993,7 +6088,7 @@
             <w:r/>
             <w:r>
               <w:rPr>
-                <w:rFonts w:ascii="Arial" w:hAnsi="Arial"/>
+                <w:rFonts w:ascii="Verdana" w:hAnsi="Verdana"/>
                 <w:b w:val="0"/>
                 <w:sz w:val="16"/>
               </w:rPr>
@@ -6009,7 +6104,7 @@
             <w:r/>
             <w:r>
               <w:rPr>
-                <w:rFonts w:ascii="Arial" w:hAnsi="Arial"/>
+                <w:rFonts w:ascii="Verdana" w:hAnsi="Verdana"/>
                 <w:b w:val="0"/>
                 <w:sz w:val="16"/>
               </w:rPr>
@@ -6025,7 +6120,7 @@
             <w:r/>
             <w:r>
               <w:rPr>
-                <w:rFonts w:ascii="Arial" w:hAnsi="Arial"/>
+                <w:rFonts w:ascii="Verdana" w:hAnsi="Verdana"/>
                 <w:b w:val="0"/>
                 <w:sz w:val="16"/>
               </w:rPr>
@@ -6034,15 +6129,18 @@
         </w:tc>
       </w:tr>
       <w:tr>
-        <w:tc>
-          <w:tcPr>
-            <w:tcW w:type="dxa" w:w="1514"/>
-          </w:tcPr>
-          <w:p>
-            <w:r/>
-            <w:r>
-              <w:rPr>
-                <w:rFonts w:ascii="Arial" w:hAnsi="Arial"/>
+        <w:trPr>
+          <w:cantSplit/>
+        </w:trPr>
+        <w:tc>
+          <w:tcPr>
+            <w:tcW w:type="dxa" w:w="1514"/>
+          </w:tcPr>
+          <w:p>
+            <w:r/>
+            <w:r>
+              <w:rPr>
+                <w:rFonts w:ascii="Verdana" w:hAnsi="Verdana"/>
                 <w:b w:val="0"/>
                 <w:sz w:val="16"/>
               </w:rPr>
@@ -6058,7 +6156,7 @@
             <w:r/>
             <w:r>
               <w:rPr>
-                <w:rFonts w:ascii="Arial" w:hAnsi="Arial"/>
+                <w:rFonts w:ascii="Verdana" w:hAnsi="Verdana"/>
                 <w:b w:val="0"/>
                 <w:sz w:val="16"/>
               </w:rPr>
@@ -6074,7 +6172,7 @@
             <w:r/>
             <w:r>
               <w:rPr>
-                <w:rFonts w:ascii="Arial" w:hAnsi="Arial"/>
+                <w:rFonts w:ascii="Verdana" w:hAnsi="Verdana"/>
                 <w:b w:val="0"/>
                 <w:sz w:val="16"/>
               </w:rPr>
@@ -6090,7 +6188,7 @@
             <w:r/>
             <w:r>
               <w:rPr>
-                <w:rFonts w:ascii="Arial" w:hAnsi="Arial"/>
+                <w:rFonts w:ascii="Verdana" w:hAnsi="Verdana"/>
                 <w:b w:val="0"/>
                 <w:sz w:val="16"/>
               </w:rPr>
@@ -6106,7 +6204,7 @@
             <w:r/>
             <w:r>
               <w:rPr>
-                <w:rFonts w:ascii="Arial" w:hAnsi="Arial"/>
+                <w:rFonts w:ascii="Verdana" w:hAnsi="Verdana"/>
                 <w:b w:val="0"/>
                 <w:sz w:val="16"/>
               </w:rPr>
@@ -6122,7 +6220,7 @@
             <w:r/>
             <w:r>
               <w:rPr>
-                <w:rFonts w:ascii="Arial" w:hAnsi="Arial"/>
+                <w:rFonts w:ascii="Verdana" w:hAnsi="Verdana"/>
                 <w:b w:val="0"/>
                 <w:sz w:val="16"/>
               </w:rPr>
@@ -6138,7 +6236,7 @@
             <w:r/>
             <w:r>
               <w:rPr>
-                <w:rFonts w:ascii="Arial" w:hAnsi="Arial"/>
+                <w:rFonts w:ascii="Verdana" w:hAnsi="Verdana"/>
                 <w:b w:val="0"/>
                 <w:sz w:val="16"/>
               </w:rPr>
@@ -6154,7 +6252,7 @@
             <w:r/>
             <w:r>
               <w:rPr>
-                <w:rFonts w:ascii="Arial" w:hAnsi="Arial"/>
+                <w:rFonts w:ascii="Verdana" w:hAnsi="Verdana"/>
                 <w:b w:val="0"/>
                 <w:sz w:val="16"/>
               </w:rPr>
@@ -6170,7 +6268,7 @@
             <w:r/>
             <w:r>
               <w:rPr>
-                <w:rFonts w:ascii="Arial" w:hAnsi="Arial"/>
+                <w:rFonts w:ascii="Verdana" w:hAnsi="Verdana"/>
                 <w:b w:val="0"/>
                 <w:sz w:val="16"/>
               </w:rPr>
@@ -6186,7 +6284,7 @@
             <w:r/>
             <w:r>
               <w:rPr>
-                <w:rFonts w:ascii="Arial" w:hAnsi="Arial"/>
+                <w:rFonts w:ascii="Verdana" w:hAnsi="Verdana"/>
                 <w:b w:val="0"/>
                 <w:sz w:val="16"/>
               </w:rPr>
@@ -6195,15 +6293,18 @@
         </w:tc>
       </w:tr>
       <w:tr>
-        <w:tc>
-          <w:tcPr>
-            <w:tcW w:type="dxa" w:w="1514"/>
-          </w:tcPr>
-          <w:p>
-            <w:r/>
-            <w:r>
-              <w:rPr>
-                <w:rFonts w:ascii="Arial" w:hAnsi="Arial"/>
+        <w:trPr>
+          <w:cantSplit/>
+        </w:trPr>
+        <w:tc>
+          <w:tcPr>
+            <w:tcW w:type="dxa" w:w="1514"/>
+          </w:tcPr>
+          <w:p>
+            <w:r/>
+            <w:r>
+              <w:rPr>
+                <w:rFonts w:ascii="Verdana" w:hAnsi="Verdana"/>
                 <w:b w:val="0"/>
                 <w:sz w:val="16"/>
               </w:rPr>
@@ -6219,7 +6320,7 @@
             <w:r/>
             <w:r>
               <w:rPr>
-                <w:rFonts w:ascii="Arial" w:hAnsi="Arial"/>
+                <w:rFonts w:ascii="Verdana" w:hAnsi="Verdana"/>
                 <w:b w:val="0"/>
                 <w:sz w:val="16"/>
               </w:rPr>
@@ -6235,7 +6336,7 @@
             <w:r/>
             <w:r>
               <w:rPr>
-                <w:rFonts w:ascii="Arial" w:hAnsi="Arial"/>
+                <w:rFonts w:ascii="Verdana" w:hAnsi="Verdana"/>
                 <w:b w:val="0"/>
                 <w:sz w:val="16"/>
               </w:rPr>
@@ -6251,7 +6352,7 @@
             <w:r/>
             <w:r>
               <w:rPr>
-                <w:rFonts w:ascii="Arial" w:hAnsi="Arial"/>
+                <w:rFonts w:ascii="Verdana" w:hAnsi="Verdana"/>
                 <w:b w:val="0"/>
                 <w:sz w:val="16"/>
               </w:rPr>
@@ -6267,7 +6368,7 @@
             <w:r/>
             <w:r>
               <w:rPr>
-                <w:rFonts w:ascii="Arial" w:hAnsi="Arial"/>
+                <w:rFonts w:ascii="Verdana" w:hAnsi="Verdana"/>
                 <w:b w:val="0"/>
                 <w:sz w:val="16"/>
               </w:rPr>
@@ -6283,7 +6384,7 @@
             <w:r/>
             <w:r>
               <w:rPr>
-                <w:rFonts w:ascii="Arial" w:hAnsi="Arial"/>
+                <w:rFonts w:ascii="Verdana" w:hAnsi="Verdana"/>
                 <w:b w:val="0"/>
                 <w:sz w:val="16"/>
               </w:rPr>
@@ -6299,7 +6400,7 @@
             <w:r/>
             <w:r>
               <w:rPr>
-                <w:rFonts w:ascii="Arial" w:hAnsi="Arial"/>
+                <w:rFonts w:ascii="Verdana" w:hAnsi="Verdana"/>
                 <w:b w:val="0"/>
                 <w:sz w:val="16"/>
               </w:rPr>
@@ -6315,7 +6416,7 @@
             <w:r/>
             <w:r>
               <w:rPr>
-                <w:rFonts w:ascii="Arial" w:hAnsi="Arial"/>
+                <w:rFonts w:ascii="Verdana" w:hAnsi="Verdana"/>
                 <w:b w:val="0"/>
                 <w:sz w:val="16"/>
               </w:rPr>
@@ -6331,7 +6432,7 @@
             <w:r/>
             <w:r>
               <w:rPr>
-                <w:rFonts w:ascii="Arial" w:hAnsi="Arial"/>
+                <w:rFonts w:ascii="Verdana" w:hAnsi="Verdana"/>
                 <w:b w:val="0"/>
                 <w:sz w:val="16"/>
               </w:rPr>
@@ -6347,7 +6448,7 @@
             <w:r/>
             <w:r>
               <w:rPr>
-                <w:rFonts w:ascii="Arial" w:hAnsi="Arial"/>
+                <w:rFonts w:ascii="Verdana" w:hAnsi="Verdana"/>
                 <w:b w:val="0"/>
                 <w:sz w:val="16"/>
               </w:rPr>
@@ -6356,15 +6457,18 @@
         </w:tc>
       </w:tr>
       <w:tr>
-        <w:tc>
-          <w:tcPr>
-            <w:tcW w:type="dxa" w:w="1514"/>
-          </w:tcPr>
-          <w:p>
-            <w:r/>
-            <w:r>
-              <w:rPr>
-                <w:rFonts w:ascii="Arial" w:hAnsi="Arial"/>
+        <w:trPr>
+          <w:cantSplit/>
+        </w:trPr>
+        <w:tc>
+          <w:tcPr>
+            <w:tcW w:type="dxa" w:w="1514"/>
+          </w:tcPr>
+          <w:p>
+            <w:r/>
+            <w:r>
+              <w:rPr>
+                <w:rFonts w:ascii="Verdana" w:hAnsi="Verdana"/>
                 <w:b w:val="0"/>
                 <w:sz w:val="16"/>
               </w:rPr>
@@ -6380,7 +6484,7 @@
             <w:r/>
             <w:r>
               <w:rPr>
-                <w:rFonts w:ascii="Arial" w:hAnsi="Arial"/>
+                <w:rFonts w:ascii="Verdana" w:hAnsi="Verdana"/>
                 <w:b w:val="0"/>
                 <w:sz w:val="16"/>
               </w:rPr>
@@ -6396,7 +6500,7 @@
             <w:r/>
             <w:r>
               <w:rPr>
-                <w:rFonts w:ascii="Arial" w:hAnsi="Arial"/>
+                <w:rFonts w:ascii="Verdana" w:hAnsi="Verdana"/>
                 <w:b w:val="0"/>
                 <w:sz w:val="16"/>
               </w:rPr>
@@ -6412,7 +6516,7 @@
             <w:r/>
             <w:r>
               <w:rPr>
-                <w:rFonts w:ascii="Arial" w:hAnsi="Arial"/>
+                <w:rFonts w:ascii="Verdana" w:hAnsi="Verdana"/>
                 <w:b w:val="0"/>
                 <w:sz w:val="16"/>
               </w:rPr>
@@ -6428,7 +6532,7 @@
             <w:r/>
             <w:r>
               <w:rPr>
-                <w:rFonts w:ascii="Arial" w:hAnsi="Arial"/>
+                <w:rFonts w:ascii="Verdana" w:hAnsi="Verdana"/>
                 <w:b w:val="0"/>
                 <w:sz w:val="16"/>
               </w:rPr>
@@ -6444,7 +6548,7 @@
             <w:r/>
             <w:r>
               <w:rPr>
-                <w:rFonts w:ascii="Arial" w:hAnsi="Arial"/>
+                <w:rFonts w:ascii="Verdana" w:hAnsi="Verdana"/>
                 <w:b w:val="0"/>
                 <w:sz w:val="16"/>
               </w:rPr>
@@ -6460,7 +6564,7 @@
             <w:r/>
             <w:r>
               <w:rPr>
-                <w:rFonts w:ascii="Arial" w:hAnsi="Arial"/>
+                <w:rFonts w:ascii="Verdana" w:hAnsi="Verdana"/>
                 <w:b w:val="0"/>
                 <w:sz w:val="16"/>
               </w:rPr>
@@ -6476,7 +6580,7 @@
             <w:r/>
             <w:r>
               <w:rPr>
-                <w:rFonts w:ascii="Arial" w:hAnsi="Arial"/>
+                <w:rFonts w:ascii="Verdana" w:hAnsi="Verdana"/>
                 <w:b w:val="0"/>
                 <w:sz w:val="16"/>
               </w:rPr>
@@ -6492,7 +6596,7 @@
             <w:r/>
             <w:r>
               <w:rPr>
-                <w:rFonts w:ascii="Arial" w:hAnsi="Arial"/>
+                <w:rFonts w:ascii="Verdana" w:hAnsi="Verdana"/>
                 <w:b w:val="0"/>
                 <w:sz w:val="16"/>
               </w:rPr>
@@ -6508,7 +6612,7 @@
             <w:r/>
             <w:r>
               <w:rPr>
-                <w:rFonts w:ascii="Arial" w:hAnsi="Arial"/>
+                <w:rFonts w:ascii="Verdana" w:hAnsi="Verdana"/>
                 <w:b w:val="0"/>
                 <w:sz w:val="16"/>
               </w:rPr>
@@ -6517,15 +6621,18 @@
         </w:tc>
       </w:tr>
       <w:tr>
-        <w:tc>
-          <w:tcPr>
-            <w:tcW w:type="dxa" w:w="1514"/>
-          </w:tcPr>
-          <w:p>
-            <w:r/>
-            <w:r>
-              <w:rPr>
-                <w:rFonts w:ascii="Arial" w:hAnsi="Arial"/>
+        <w:trPr>
+          <w:cantSplit/>
+        </w:trPr>
+        <w:tc>
+          <w:tcPr>
+            <w:tcW w:type="dxa" w:w="1514"/>
+          </w:tcPr>
+          <w:p>
+            <w:r/>
+            <w:r>
+              <w:rPr>
+                <w:rFonts w:ascii="Verdana" w:hAnsi="Verdana"/>
                 <w:b w:val="0"/>
                 <w:sz w:val="16"/>
               </w:rPr>
@@ -6541,7 +6648,7 @@
             <w:r/>
             <w:r>
               <w:rPr>
-                <w:rFonts w:ascii="Arial" w:hAnsi="Arial"/>
+                <w:rFonts w:ascii="Verdana" w:hAnsi="Verdana"/>
                 <w:b w:val="0"/>
                 <w:sz w:val="16"/>
               </w:rPr>
@@ -6557,7 +6664,7 @@
             <w:r/>
             <w:r>
               <w:rPr>
-                <w:rFonts w:ascii="Arial" w:hAnsi="Arial"/>
+                <w:rFonts w:ascii="Verdana" w:hAnsi="Verdana"/>
                 <w:b w:val="0"/>
                 <w:sz w:val="16"/>
               </w:rPr>
@@ -6573,7 +6680,7 @@
             <w:r/>
             <w:r>
               <w:rPr>
-                <w:rFonts w:ascii="Arial" w:hAnsi="Arial"/>
+                <w:rFonts w:ascii="Verdana" w:hAnsi="Verdana"/>
                 <w:b w:val="0"/>
                 <w:sz w:val="16"/>
               </w:rPr>
@@ -6589,7 +6696,7 @@
             <w:r/>
             <w:r>
               <w:rPr>
-                <w:rFonts w:ascii="Arial" w:hAnsi="Arial"/>
+                <w:rFonts w:ascii="Verdana" w:hAnsi="Verdana"/>
                 <w:b w:val="0"/>
                 <w:sz w:val="16"/>
               </w:rPr>
@@ -6605,7 +6712,7 @@
             <w:r/>
             <w:r>
               <w:rPr>
-                <w:rFonts w:ascii="Arial" w:hAnsi="Arial"/>
+                <w:rFonts w:ascii="Verdana" w:hAnsi="Verdana"/>
                 <w:b w:val="0"/>
                 <w:sz w:val="16"/>
               </w:rPr>
@@ -6621,7 +6728,7 @@
             <w:r/>
             <w:r>
               <w:rPr>
-                <w:rFonts w:ascii="Arial" w:hAnsi="Arial"/>
+                <w:rFonts w:ascii="Verdana" w:hAnsi="Verdana"/>
                 <w:b w:val="0"/>
                 <w:sz w:val="16"/>
               </w:rPr>
@@ -6637,7 +6744,7 @@
             <w:r/>
             <w:r>
               <w:rPr>
-                <w:rFonts w:ascii="Arial" w:hAnsi="Arial"/>
+                <w:rFonts w:ascii="Verdana" w:hAnsi="Verdana"/>
                 <w:b w:val="0"/>
                 <w:sz w:val="16"/>
               </w:rPr>
@@ -6653,7 +6760,7 @@
             <w:r/>
             <w:r>
               <w:rPr>
-                <w:rFonts w:ascii="Arial" w:hAnsi="Arial"/>
+                <w:rFonts w:ascii="Verdana" w:hAnsi="Verdana"/>
                 <w:b w:val="0"/>
                 <w:sz w:val="16"/>
               </w:rPr>
@@ -6669,7 +6776,7 @@
             <w:r/>
             <w:r>
               <w:rPr>
-                <w:rFonts w:ascii="Arial" w:hAnsi="Arial"/>
+                <w:rFonts w:ascii="Verdana" w:hAnsi="Verdana"/>
                 <w:b w:val="0"/>
                 <w:sz w:val="16"/>
               </w:rPr>
@@ -6678,15 +6785,18 @@
         </w:tc>
       </w:tr>
       <w:tr>
-        <w:tc>
-          <w:tcPr>
-            <w:tcW w:type="dxa" w:w="1514"/>
-          </w:tcPr>
-          <w:p>
-            <w:r/>
-            <w:r>
-              <w:rPr>
-                <w:rFonts w:ascii="Arial" w:hAnsi="Arial"/>
+        <w:trPr>
+          <w:cantSplit/>
+        </w:trPr>
+        <w:tc>
+          <w:tcPr>
+            <w:tcW w:type="dxa" w:w="1514"/>
+          </w:tcPr>
+          <w:p>
+            <w:r/>
+            <w:r>
+              <w:rPr>
+                <w:rFonts w:ascii="Verdana" w:hAnsi="Verdana"/>
                 <w:b w:val="0"/>
                 <w:sz w:val="16"/>
               </w:rPr>
@@ -6702,7 +6812,7 @@
             <w:r/>
             <w:r>
               <w:rPr>
-                <w:rFonts w:ascii="Arial" w:hAnsi="Arial"/>
+                <w:rFonts w:ascii="Verdana" w:hAnsi="Verdana"/>
                 <w:b w:val="0"/>
                 <w:sz w:val="16"/>
               </w:rPr>
@@ -6718,7 +6828,7 @@
             <w:r/>
             <w:r>
               <w:rPr>
-                <w:rFonts w:ascii="Arial" w:hAnsi="Arial"/>
+                <w:rFonts w:ascii="Verdana" w:hAnsi="Verdana"/>
                 <w:b w:val="0"/>
                 <w:sz w:val="16"/>
               </w:rPr>
@@ -6734,7 +6844,7 @@
             <w:r/>
             <w:r>
               <w:rPr>
-                <w:rFonts w:ascii="Arial" w:hAnsi="Arial"/>
+                <w:rFonts w:ascii="Verdana" w:hAnsi="Verdana"/>
                 <w:b w:val="0"/>
                 <w:sz w:val="16"/>
               </w:rPr>
@@ -6750,7 +6860,7 @@
             <w:r/>
             <w:r>
               <w:rPr>
-                <w:rFonts w:ascii="Arial" w:hAnsi="Arial"/>
+                <w:rFonts w:ascii="Verdana" w:hAnsi="Verdana"/>
                 <w:b w:val="0"/>
                 <w:sz w:val="16"/>
               </w:rPr>
@@ -6766,7 +6876,7 @@
             <w:r/>
             <w:r>
               <w:rPr>
-                <w:rFonts w:ascii="Arial" w:hAnsi="Arial"/>
+                <w:rFonts w:ascii="Verdana" w:hAnsi="Verdana"/>
                 <w:b w:val="0"/>
                 <w:sz w:val="16"/>
               </w:rPr>
@@ -6782,7 +6892,7 @@
             <w:r/>
             <w:r>
               <w:rPr>
-                <w:rFonts w:ascii="Arial" w:hAnsi="Arial"/>
+                <w:rFonts w:ascii="Verdana" w:hAnsi="Verdana"/>
                 <w:b w:val="0"/>
                 <w:sz w:val="16"/>
               </w:rPr>
@@ -6798,7 +6908,7 @@
             <w:r/>
             <w:r>
               <w:rPr>
-                <w:rFonts w:ascii="Arial" w:hAnsi="Arial"/>
+                <w:rFonts w:ascii="Verdana" w:hAnsi="Verdana"/>
                 <w:b w:val="0"/>
                 <w:sz w:val="16"/>
               </w:rPr>
@@ -6814,7 +6924,7 @@
             <w:r/>
             <w:r>
               <w:rPr>
-                <w:rFonts w:ascii="Arial" w:hAnsi="Arial"/>
+                <w:rFonts w:ascii="Verdana" w:hAnsi="Verdana"/>
                 <w:b w:val="0"/>
                 <w:sz w:val="16"/>
               </w:rPr>
@@ -6830,7 +6940,7 @@
             <w:r/>
             <w:r>
               <w:rPr>
-                <w:rFonts w:ascii="Arial" w:hAnsi="Arial"/>
+                <w:rFonts w:ascii="Verdana" w:hAnsi="Verdana"/>
                 <w:b w:val="0"/>
                 <w:sz w:val="16"/>
               </w:rPr>
@@ -6839,15 +6949,18 @@
         </w:tc>
       </w:tr>
       <w:tr>
-        <w:tc>
-          <w:tcPr>
-            <w:tcW w:type="dxa" w:w="1514"/>
-          </w:tcPr>
-          <w:p>
-            <w:r/>
-            <w:r>
-              <w:rPr>
-                <w:rFonts w:ascii="Arial" w:hAnsi="Arial"/>
+        <w:trPr>
+          <w:cantSplit/>
+        </w:trPr>
+        <w:tc>
+          <w:tcPr>
+            <w:tcW w:type="dxa" w:w="1514"/>
+          </w:tcPr>
+          <w:p>
+            <w:r/>
+            <w:r>
+              <w:rPr>
+                <w:rFonts w:ascii="Verdana" w:hAnsi="Verdana"/>
                 <w:b w:val="0"/>
                 <w:sz w:val="16"/>
               </w:rPr>
@@ -6863,7 +6976,7 @@
             <w:r/>
             <w:r>
               <w:rPr>
-                <w:rFonts w:ascii="Arial" w:hAnsi="Arial"/>
+                <w:rFonts w:ascii="Verdana" w:hAnsi="Verdana"/>
                 <w:b w:val="0"/>
                 <w:sz w:val="16"/>
               </w:rPr>
@@ -6879,7 +6992,7 @@
             <w:r/>
             <w:r>
               <w:rPr>
-                <w:rFonts w:ascii="Arial" w:hAnsi="Arial"/>
+                <w:rFonts w:ascii="Verdana" w:hAnsi="Verdana"/>
                 <w:b w:val="0"/>
                 <w:sz w:val="16"/>
               </w:rPr>
@@ -6895,7 +7008,7 @@
             <w:r/>
             <w:r>
               <w:rPr>
-                <w:rFonts w:ascii="Arial" w:hAnsi="Arial"/>
+                <w:rFonts w:ascii="Verdana" w:hAnsi="Verdana"/>
                 <w:b w:val="0"/>
                 <w:sz w:val="16"/>
               </w:rPr>
@@ -6911,7 +7024,7 @@
             <w:r/>
             <w:r>
               <w:rPr>
-                <w:rFonts w:ascii="Arial" w:hAnsi="Arial"/>
+                <w:rFonts w:ascii="Verdana" w:hAnsi="Verdana"/>
                 <w:b w:val="0"/>
                 <w:sz w:val="16"/>
               </w:rPr>
@@ -6927,7 +7040,7 @@
             <w:r/>
             <w:r>
               <w:rPr>
-                <w:rFonts w:ascii="Arial" w:hAnsi="Arial"/>
+                <w:rFonts w:ascii="Verdana" w:hAnsi="Verdana"/>
                 <w:b w:val="0"/>
                 <w:sz w:val="16"/>
               </w:rPr>
@@ -6943,7 +7056,7 @@
             <w:r/>
             <w:r>
               <w:rPr>
-                <w:rFonts w:ascii="Arial" w:hAnsi="Arial"/>
+                <w:rFonts w:ascii="Verdana" w:hAnsi="Verdana"/>
                 <w:b w:val="0"/>
                 <w:sz w:val="16"/>
               </w:rPr>
@@ -6959,7 +7072,7 @@
             <w:r/>
             <w:r>
               <w:rPr>
-                <w:rFonts w:ascii="Arial" w:hAnsi="Arial"/>
+                <w:rFonts w:ascii="Verdana" w:hAnsi="Verdana"/>
                 <w:b w:val="0"/>
                 <w:sz w:val="16"/>
               </w:rPr>
@@ -6975,7 +7088,7 @@
             <w:r/>
             <w:r>
               <w:rPr>
-                <w:rFonts w:ascii="Arial" w:hAnsi="Arial"/>
+                <w:rFonts w:ascii="Verdana" w:hAnsi="Verdana"/>
                 <w:b w:val="0"/>
                 <w:sz w:val="16"/>
               </w:rPr>
@@ -6991,7 +7104,7 @@
             <w:r/>
             <w:r>
               <w:rPr>
-                <w:rFonts w:ascii="Arial" w:hAnsi="Arial"/>
+                <w:rFonts w:ascii="Verdana" w:hAnsi="Verdana"/>
                 <w:b w:val="0"/>
                 <w:sz w:val="16"/>
               </w:rPr>
@@ -7000,15 +7113,18 @@
         </w:tc>
       </w:tr>
       <w:tr>
-        <w:tc>
-          <w:tcPr>
-            <w:tcW w:type="dxa" w:w="1514"/>
-          </w:tcPr>
-          <w:p>
-            <w:r/>
-            <w:r>
-              <w:rPr>
-                <w:rFonts w:ascii="Arial" w:hAnsi="Arial"/>
+        <w:trPr>
+          <w:cantSplit/>
+        </w:trPr>
+        <w:tc>
+          <w:tcPr>
+            <w:tcW w:type="dxa" w:w="1514"/>
+          </w:tcPr>
+          <w:p>
+            <w:r/>
+            <w:r>
+              <w:rPr>
+                <w:rFonts w:ascii="Verdana" w:hAnsi="Verdana"/>
                 <w:b w:val="0"/>
                 <w:sz w:val="16"/>
               </w:rPr>
@@ -7024,7 +7140,7 @@
             <w:r/>
             <w:r>
               <w:rPr>
-                <w:rFonts w:ascii="Arial" w:hAnsi="Arial"/>
+                <w:rFonts w:ascii="Verdana" w:hAnsi="Verdana"/>
                 <w:b w:val="0"/>
                 <w:sz w:val="16"/>
               </w:rPr>
@@ -7040,7 +7156,7 @@
             <w:r/>
             <w:r>
               <w:rPr>
-                <w:rFonts w:ascii="Arial" w:hAnsi="Arial"/>
+                <w:rFonts w:ascii="Verdana" w:hAnsi="Verdana"/>
                 <w:b w:val="0"/>
                 <w:sz w:val="16"/>
               </w:rPr>
@@ -7056,7 +7172,7 @@
             <w:r/>
             <w:r>
               <w:rPr>
-                <w:rFonts w:ascii="Arial" w:hAnsi="Arial"/>
+                <w:rFonts w:ascii="Verdana" w:hAnsi="Verdana"/>
                 <w:b w:val="0"/>
                 <w:sz w:val="16"/>
               </w:rPr>
@@ -7072,7 +7188,7 @@
             <w:r/>
             <w:r>
               <w:rPr>
-                <w:rFonts w:ascii="Arial" w:hAnsi="Arial"/>
+                <w:rFonts w:ascii="Verdana" w:hAnsi="Verdana"/>
                 <w:b w:val="0"/>
                 <w:sz w:val="16"/>
               </w:rPr>
@@ -7088,7 +7204,7 @@
             <w:r/>
             <w:r>
               <w:rPr>
-                <w:rFonts w:ascii="Arial" w:hAnsi="Arial"/>
+                <w:rFonts w:ascii="Verdana" w:hAnsi="Verdana"/>
                 <w:b w:val="0"/>
                 <w:sz w:val="16"/>
               </w:rPr>
@@ -7104,7 +7220,7 @@
             <w:r/>
             <w:r>
               <w:rPr>
-                <w:rFonts w:ascii="Arial" w:hAnsi="Arial"/>
+                <w:rFonts w:ascii="Verdana" w:hAnsi="Verdana"/>
                 <w:b w:val="0"/>
                 <w:sz w:val="16"/>
               </w:rPr>
@@ -7120,7 +7236,7 @@
             <w:r/>
             <w:r>
               <w:rPr>
-                <w:rFonts w:ascii="Arial" w:hAnsi="Arial"/>
+                <w:rFonts w:ascii="Verdana" w:hAnsi="Verdana"/>
                 <w:b w:val="0"/>
                 <w:sz w:val="16"/>
               </w:rPr>
@@ -7136,7 +7252,7 @@
             <w:r/>
             <w:r>
               <w:rPr>
-                <w:rFonts w:ascii="Arial" w:hAnsi="Arial"/>
+                <w:rFonts w:ascii="Verdana" w:hAnsi="Verdana"/>
                 <w:b w:val="0"/>
                 <w:sz w:val="16"/>
               </w:rPr>
@@ -7152,7 +7268,7 @@
             <w:r/>
             <w:r>
               <w:rPr>
-                <w:rFonts w:ascii="Arial" w:hAnsi="Arial"/>
+                <w:rFonts w:ascii="Verdana" w:hAnsi="Verdana"/>
                 <w:b w:val="0"/>
                 <w:sz w:val="16"/>
               </w:rPr>
@@ -7161,15 +7277,18 @@
         </w:tc>
       </w:tr>
       <w:tr>
-        <w:tc>
-          <w:tcPr>
-            <w:tcW w:type="dxa" w:w="1514"/>
-          </w:tcPr>
-          <w:p>
-            <w:r/>
-            <w:r>
-              <w:rPr>
-                <w:rFonts w:ascii="Arial" w:hAnsi="Arial"/>
+        <w:trPr>
+          <w:cantSplit/>
+        </w:trPr>
+        <w:tc>
+          <w:tcPr>
+            <w:tcW w:type="dxa" w:w="1514"/>
+          </w:tcPr>
+          <w:p>
+            <w:r/>
+            <w:r>
+              <w:rPr>
+                <w:rFonts w:ascii="Verdana" w:hAnsi="Verdana"/>
                 <w:b w:val="0"/>
                 <w:sz w:val="16"/>
               </w:rPr>
@@ -7185,7 +7304,7 @@
             <w:r/>
             <w:r>
               <w:rPr>
-                <w:rFonts w:ascii="Arial" w:hAnsi="Arial"/>
+                <w:rFonts w:ascii="Verdana" w:hAnsi="Verdana"/>
                 <w:b w:val="0"/>
                 <w:sz w:val="16"/>
               </w:rPr>
@@ -7201,7 +7320,7 @@
             <w:r/>
             <w:r>
               <w:rPr>
-                <w:rFonts w:ascii="Arial" w:hAnsi="Arial"/>
+                <w:rFonts w:ascii="Verdana" w:hAnsi="Verdana"/>
                 <w:b w:val="0"/>
                 <w:sz w:val="16"/>
               </w:rPr>
@@ -7217,7 +7336,7 @@
             <w:r/>
             <w:r>
               <w:rPr>
-                <w:rFonts w:ascii="Arial" w:hAnsi="Arial"/>
+                <w:rFonts w:ascii="Verdana" w:hAnsi="Verdana"/>
                 <w:b w:val="0"/>
                 <w:sz w:val="16"/>
               </w:rPr>
@@ -7233,7 +7352,7 @@
             <w:r/>
             <w:r>
               <w:rPr>
-                <w:rFonts w:ascii="Arial" w:hAnsi="Arial"/>
+                <w:rFonts w:ascii="Verdana" w:hAnsi="Verdana"/>
                 <w:b w:val="0"/>
                 <w:sz w:val="16"/>
               </w:rPr>
@@ -7249,7 +7368,7 @@
             <w:r/>
             <w:r>
               <w:rPr>
-                <w:rFonts w:ascii="Arial" w:hAnsi="Arial"/>
+                <w:rFonts w:ascii="Verdana" w:hAnsi="Verdana"/>
                 <w:b w:val="0"/>
                 <w:sz w:val="16"/>
               </w:rPr>
@@ -7265,7 +7384,7 @@
             <w:r/>
             <w:r>
               <w:rPr>
-                <w:rFonts w:ascii="Arial" w:hAnsi="Arial"/>
+                <w:rFonts w:ascii="Verdana" w:hAnsi="Verdana"/>
                 <w:b w:val="0"/>
                 <w:sz w:val="16"/>
               </w:rPr>
@@ -7281,7 +7400,7 @@
             <w:r/>
             <w:r>
               <w:rPr>
-                <w:rFonts w:ascii="Arial" w:hAnsi="Arial"/>
+                <w:rFonts w:ascii="Verdana" w:hAnsi="Verdana"/>
                 <w:b w:val="0"/>
                 <w:sz w:val="16"/>
               </w:rPr>
@@ -7297,7 +7416,7 @@
             <w:r/>
             <w:r>
               <w:rPr>
-                <w:rFonts w:ascii="Arial" w:hAnsi="Arial"/>
+                <w:rFonts w:ascii="Verdana" w:hAnsi="Verdana"/>
                 <w:b w:val="0"/>
                 <w:sz w:val="16"/>
               </w:rPr>
@@ -7313,7 +7432,7 @@
             <w:r/>
             <w:r>
               <w:rPr>
-                <w:rFonts w:ascii="Arial" w:hAnsi="Arial"/>
+                <w:rFonts w:ascii="Verdana" w:hAnsi="Verdana"/>
                 <w:b w:val="0"/>
                 <w:sz w:val="16"/>
               </w:rPr>
@@ -7322,15 +7441,18 @@
         </w:tc>
       </w:tr>
       <w:tr>
-        <w:tc>
-          <w:tcPr>
-            <w:tcW w:type="dxa" w:w="1514"/>
-          </w:tcPr>
-          <w:p>
-            <w:r/>
-            <w:r>
-              <w:rPr>
-                <w:rFonts w:ascii="Arial" w:hAnsi="Arial"/>
+        <w:trPr>
+          <w:cantSplit/>
+        </w:trPr>
+        <w:tc>
+          <w:tcPr>
+            <w:tcW w:type="dxa" w:w="1514"/>
+          </w:tcPr>
+          <w:p>
+            <w:r/>
+            <w:r>
+              <w:rPr>
+                <w:rFonts w:ascii="Verdana" w:hAnsi="Verdana"/>
                 <w:b w:val="0"/>
                 <w:sz w:val="16"/>
               </w:rPr>
@@ -7346,7 +7468,7 @@
             <w:r/>
             <w:r>
               <w:rPr>
-                <w:rFonts w:ascii="Arial" w:hAnsi="Arial"/>
+                <w:rFonts w:ascii="Verdana" w:hAnsi="Verdana"/>
                 <w:b w:val="0"/>
                 <w:sz w:val="16"/>
               </w:rPr>
@@ -7362,7 +7484,7 @@
             <w:r/>
             <w:r>
               <w:rPr>
-                <w:rFonts w:ascii="Arial" w:hAnsi="Arial"/>
+                <w:rFonts w:ascii="Verdana" w:hAnsi="Verdana"/>
                 <w:b w:val="0"/>
                 <w:sz w:val="16"/>
               </w:rPr>
@@ -7378,7 +7500,7 @@
             <w:r/>
             <w:r>
               <w:rPr>
-                <w:rFonts w:ascii="Arial" w:hAnsi="Arial"/>
+                <w:rFonts w:ascii="Verdana" w:hAnsi="Verdana"/>
                 <w:b w:val="0"/>
                 <w:sz w:val="16"/>
               </w:rPr>
@@ -7394,7 +7516,7 @@
             <w:r/>
             <w:r>
               <w:rPr>
-                <w:rFonts w:ascii="Arial" w:hAnsi="Arial"/>
+                <w:rFonts w:ascii="Verdana" w:hAnsi="Verdana"/>
                 <w:b w:val="0"/>
                 <w:sz w:val="16"/>
               </w:rPr>
@@ -7410,7 +7532,7 @@
             <w:r/>
             <w:r>
               <w:rPr>
-                <w:rFonts w:ascii="Arial" w:hAnsi="Arial"/>
+                <w:rFonts w:ascii="Verdana" w:hAnsi="Verdana"/>
                 <w:b w:val="0"/>
                 <w:sz w:val="16"/>
               </w:rPr>
@@ -7426,7 +7548,7 @@
             <w:r/>
             <w:r>
               <w:rPr>
-                <w:rFonts w:ascii="Arial" w:hAnsi="Arial"/>
+                <w:rFonts w:ascii="Verdana" w:hAnsi="Verdana"/>
                 <w:b w:val="0"/>
                 <w:sz w:val="16"/>
               </w:rPr>
@@ -7442,7 +7564,7 @@
             <w:r/>
             <w:r>
               <w:rPr>
-                <w:rFonts w:ascii="Arial" w:hAnsi="Arial"/>
+                <w:rFonts w:ascii="Verdana" w:hAnsi="Verdana"/>
                 <w:b w:val="0"/>
                 <w:sz w:val="16"/>
               </w:rPr>
@@ -7458,7 +7580,7 @@
             <w:r/>
             <w:r>
               <w:rPr>
-                <w:rFonts w:ascii="Arial" w:hAnsi="Arial"/>
+                <w:rFonts w:ascii="Verdana" w:hAnsi="Verdana"/>
                 <w:b w:val="0"/>
                 <w:sz w:val="16"/>
               </w:rPr>
@@ -7474,7 +7596,7 @@
             <w:r/>
             <w:r>
               <w:rPr>
-                <w:rFonts w:ascii="Arial" w:hAnsi="Arial"/>
+                <w:rFonts w:ascii="Verdana" w:hAnsi="Verdana"/>
                 <w:b w:val="0"/>
                 <w:sz w:val="16"/>
               </w:rPr>
@@ -7483,15 +7605,18 @@
         </w:tc>
       </w:tr>
       <w:tr>
-        <w:tc>
-          <w:tcPr>
-            <w:tcW w:type="dxa" w:w="1514"/>
-          </w:tcPr>
-          <w:p>
-            <w:r/>
-            <w:r>
-              <w:rPr>
-                <w:rFonts w:ascii="Arial" w:hAnsi="Arial"/>
+        <w:trPr>
+          <w:cantSplit/>
+        </w:trPr>
+        <w:tc>
+          <w:tcPr>
+            <w:tcW w:type="dxa" w:w="1514"/>
+          </w:tcPr>
+          <w:p>
+            <w:r/>
+            <w:r>
+              <w:rPr>
+                <w:rFonts w:ascii="Verdana" w:hAnsi="Verdana"/>
                 <w:b w:val="0"/>
                 <w:sz w:val="16"/>
               </w:rPr>
@@ -7507,7 +7632,7 @@
             <w:r/>
             <w:r>
               <w:rPr>
-                <w:rFonts w:ascii="Arial" w:hAnsi="Arial"/>
+                <w:rFonts w:ascii="Verdana" w:hAnsi="Verdana"/>
                 <w:b w:val="0"/>
                 <w:sz w:val="16"/>
               </w:rPr>
@@ -7523,7 +7648,7 @@
             <w:r/>
             <w:r>
               <w:rPr>
-                <w:rFonts w:ascii="Arial" w:hAnsi="Arial"/>
+                <w:rFonts w:ascii="Verdana" w:hAnsi="Verdana"/>
                 <w:b w:val="0"/>
                 <w:sz w:val="16"/>
               </w:rPr>
@@ -7539,7 +7664,7 @@
             <w:r/>
             <w:r>
               <w:rPr>
-                <w:rFonts w:ascii="Arial" w:hAnsi="Arial"/>
+                <w:rFonts w:ascii="Verdana" w:hAnsi="Verdana"/>
                 <w:b w:val="0"/>
                 <w:sz w:val="16"/>
               </w:rPr>
@@ -7555,7 +7680,7 @@
             <w:r/>
             <w:r>
               <w:rPr>
-                <w:rFonts w:ascii="Arial" w:hAnsi="Arial"/>
+                <w:rFonts w:ascii="Verdana" w:hAnsi="Verdana"/>
                 <w:b w:val="0"/>
                 <w:sz w:val="16"/>
               </w:rPr>
@@ -7571,7 +7696,7 @@
             <w:r/>
             <w:r>
               <w:rPr>
-                <w:rFonts w:ascii="Arial" w:hAnsi="Arial"/>
+                <w:rFonts w:ascii="Verdana" w:hAnsi="Verdana"/>
                 <w:b w:val="0"/>
                 <w:sz w:val="16"/>
               </w:rPr>
@@ -7587,7 +7712,7 @@
             <w:r/>
             <w:r>
               <w:rPr>
-                <w:rFonts w:ascii="Arial" w:hAnsi="Arial"/>
+                <w:rFonts w:ascii="Verdana" w:hAnsi="Verdana"/>
                 <w:b w:val="0"/>
                 <w:sz w:val="16"/>
               </w:rPr>
@@ -7603,7 +7728,7 @@
             <w:r/>
             <w:r>
               <w:rPr>
-                <w:rFonts w:ascii="Arial" w:hAnsi="Arial"/>
+                <w:rFonts w:ascii="Verdana" w:hAnsi="Verdana"/>
                 <w:b w:val="0"/>
                 <w:sz w:val="16"/>
               </w:rPr>
@@ -7619,7 +7744,7 @@
             <w:r/>
             <w:r>
               <w:rPr>
-                <w:rFonts w:ascii="Arial" w:hAnsi="Arial"/>
+                <w:rFonts w:ascii="Verdana" w:hAnsi="Verdana"/>
                 <w:b w:val="0"/>
                 <w:sz w:val="16"/>
               </w:rPr>
@@ -7635,7 +7760,7 @@
             <w:r/>
             <w:r>
               <w:rPr>
-                <w:rFonts w:ascii="Arial" w:hAnsi="Arial"/>
+                <w:rFonts w:ascii="Verdana" w:hAnsi="Verdana"/>
                 <w:b w:val="0"/>
                 <w:sz w:val="16"/>
               </w:rPr>
@@ -7644,15 +7769,18 @@
         </w:tc>
       </w:tr>
       <w:tr>
-        <w:tc>
-          <w:tcPr>
-            <w:tcW w:type="dxa" w:w="1514"/>
-          </w:tcPr>
-          <w:p>
-            <w:r/>
-            <w:r>
-              <w:rPr>
-                <w:rFonts w:ascii="Arial" w:hAnsi="Arial"/>
+        <w:trPr>
+          <w:cantSplit/>
+        </w:trPr>
+        <w:tc>
+          <w:tcPr>
+            <w:tcW w:type="dxa" w:w="1514"/>
+          </w:tcPr>
+          <w:p>
+            <w:r/>
+            <w:r>
+              <w:rPr>
+                <w:rFonts w:ascii="Verdana" w:hAnsi="Verdana"/>
                 <w:b w:val="0"/>
                 <w:sz w:val="16"/>
               </w:rPr>
@@ -7668,7 +7796,7 @@
             <w:r/>
             <w:r>
               <w:rPr>
-                <w:rFonts w:ascii="Arial" w:hAnsi="Arial"/>
+                <w:rFonts w:ascii="Verdana" w:hAnsi="Verdana"/>
                 <w:b w:val="0"/>
                 <w:sz w:val="16"/>
               </w:rPr>
@@ -7684,7 +7812,7 @@
             <w:r/>
             <w:r>
               <w:rPr>
-                <w:rFonts w:ascii="Arial" w:hAnsi="Arial"/>
+                <w:rFonts w:ascii="Verdana" w:hAnsi="Verdana"/>
                 <w:b w:val="0"/>
                 <w:sz w:val="16"/>
               </w:rPr>
@@ -7700,7 +7828,7 @@
             <w:r/>
             <w:r>
               <w:rPr>
-                <w:rFonts w:ascii="Arial" w:hAnsi="Arial"/>
+                <w:rFonts w:ascii="Verdana" w:hAnsi="Verdana"/>
                 <w:b w:val="0"/>
                 <w:sz w:val="16"/>
               </w:rPr>
@@ -7716,7 +7844,7 @@
             <w:r/>
             <w:r>
               <w:rPr>
-                <w:rFonts w:ascii="Arial" w:hAnsi="Arial"/>
+                <w:rFonts w:ascii="Verdana" w:hAnsi="Verdana"/>
                 <w:b w:val="0"/>
                 <w:sz w:val="16"/>
               </w:rPr>
@@ -7732,7 +7860,7 @@
             <w:r/>
             <w:r>
               <w:rPr>
-                <w:rFonts w:ascii="Arial" w:hAnsi="Arial"/>
+                <w:rFonts w:ascii="Verdana" w:hAnsi="Verdana"/>
                 <w:b w:val="0"/>
                 <w:sz w:val="16"/>
               </w:rPr>
@@ -7748,7 +7876,7 @@
             <w:r/>
             <w:r>
               <w:rPr>
-                <w:rFonts w:ascii="Arial" w:hAnsi="Arial"/>
+                <w:rFonts w:ascii="Verdana" w:hAnsi="Verdana"/>
                 <w:b w:val="0"/>
                 <w:sz w:val="16"/>
               </w:rPr>
@@ -7764,7 +7892,7 @@
             <w:r/>
             <w:r>
               <w:rPr>
-                <w:rFonts w:ascii="Arial" w:hAnsi="Arial"/>
+                <w:rFonts w:ascii="Verdana" w:hAnsi="Verdana"/>
                 <w:b w:val="0"/>
                 <w:sz w:val="16"/>
               </w:rPr>
@@ -7780,7 +7908,7 @@
             <w:r/>
             <w:r>
               <w:rPr>
-                <w:rFonts w:ascii="Arial" w:hAnsi="Arial"/>
+                <w:rFonts w:ascii="Verdana" w:hAnsi="Verdana"/>
                 <w:b w:val="0"/>
                 <w:sz w:val="16"/>
               </w:rPr>
@@ -7796,7 +7924,7 @@
             <w:r/>
             <w:r>
               <w:rPr>
-                <w:rFonts w:ascii="Arial" w:hAnsi="Arial"/>
+                <w:rFonts w:ascii="Verdana" w:hAnsi="Verdana"/>
                 <w:b w:val="0"/>
                 <w:sz w:val="16"/>
               </w:rPr>
@@ -7805,15 +7933,18 @@
         </w:tc>
       </w:tr>
       <w:tr>
-        <w:tc>
-          <w:tcPr>
-            <w:tcW w:type="dxa" w:w="1514"/>
-          </w:tcPr>
-          <w:p>
-            <w:r/>
-            <w:r>
-              <w:rPr>
-                <w:rFonts w:ascii="Arial" w:hAnsi="Arial"/>
+        <w:trPr>
+          <w:cantSplit/>
+        </w:trPr>
+        <w:tc>
+          <w:tcPr>
+            <w:tcW w:type="dxa" w:w="1514"/>
+          </w:tcPr>
+          <w:p>
+            <w:r/>
+            <w:r>
+              <w:rPr>
+                <w:rFonts w:ascii="Verdana" w:hAnsi="Verdana"/>
                 <w:b w:val="0"/>
                 <w:sz w:val="16"/>
               </w:rPr>
@@ -7829,7 +7960,7 @@
             <w:r/>
             <w:r>
               <w:rPr>
-                <w:rFonts w:ascii="Arial" w:hAnsi="Arial"/>
+                <w:rFonts w:ascii="Verdana" w:hAnsi="Verdana"/>
                 <w:b w:val="0"/>
                 <w:sz w:val="16"/>
               </w:rPr>
@@ -7845,7 +7976,7 @@
             <w:r/>
             <w:r>
               <w:rPr>
-                <w:rFonts w:ascii="Arial" w:hAnsi="Arial"/>
+                <w:rFonts w:ascii="Verdana" w:hAnsi="Verdana"/>
                 <w:b w:val="0"/>
                 <w:sz w:val="16"/>
               </w:rPr>
@@ -7861,7 +7992,7 @@
             <w:r/>
             <w:r>
               <w:rPr>
-                <w:rFonts w:ascii="Arial" w:hAnsi="Arial"/>
+                <w:rFonts w:ascii="Verdana" w:hAnsi="Verdana"/>
                 <w:b w:val="0"/>
                 <w:sz w:val="16"/>
               </w:rPr>
@@ -7877,7 +8008,7 @@
             <w:r/>
             <w:r>
               <w:rPr>
-                <w:rFonts w:ascii="Arial" w:hAnsi="Arial"/>
+                <w:rFonts w:ascii="Verdana" w:hAnsi="Verdana"/>
                 <w:b w:val="0"/>
                 <w:sz w:val="16"/>
               </w:rPr>
@@ -7893,7 +8024,7 @@
             <w:r/>
             <w:r>
               <w:rPr>
-                <w:rFonts w:ascii="Arial" w:hAnsi="Arial"/>
+                <w:rFonts w:ascii="Verdana" w:hAnsi="Verdana"/>
                 <w:b w:val="0"/>
                 <w:sz w:val="16"/>
               </w:rPr>
@@ -7909,7 +8040,7 @@
             <w:r/>
             <w:r>
               <w:rPr>
-                <w:rFonts w:ascii="Arial" w:hAnsi="Arial"/>
+                <w:rFonts w:ascii="Verdana" w:hAnsi="Verdana"/>
                 <w:b w:val="0"/>
                 <w:sz w:val="16"/>
               </w:rPr>
@@ -7925,7 +8056,7 @@
             <w:r/>
             <w:r>
               <w:rPr>
-                <w:rFonts w:ascii="Arial" w:hAnsi="Arial"/>
+                <w:rFonts w:ascii="Verdana" w:hAnsi="Verdana"/>
                 <w:b w:val="0"/>
                 <w:sz w:val="16"/>
               </w:rPr>
@@ -7941,7 +8072,7 @@
             <w:r/>
             <w:r>
               <w:rPr>
-                <w:rFonts w:ascii="Arial" w:hAnsi="Arial"/>
+                <w:rFonts w:ascii="Verdana" w:hAnsi="Verdana"/>
                 <w:b w:val="0"/>
                 <w:sz w:val="16"/>
               </w:rPr>
@@ -7957,7 +8088,7 @@
             <w:r/>
             <w:r>
               <w:rPr>
-                <w:rFonts w:ascii="Arial" w:hAnsi="Arial"/>
+                <w:rFonts w:ascii="Verdana" w:hAnsi="Verdana"/>
                 <w:b w:val="0"/>
                 <w:sz w:val="16"/>
               </w:rPr>
@@ -7966,15 +8097,18 @@
         </w:tc>
       </w:tr>
       <w:tr>
-        <w:tc>
-          <w:tcPr>
-            <w:tcW w:type="dxa" w:w="1514"/>
-          </w:tcPr>
-          <w:p>
-            <w:r/>
-            <w:r>
-              <w:rPr>
-                <w:rFonts w:ascii="Arial" w:hAnsi="Arial"/>
+        <w:trPr>
+          <w:cantSplit/>
+        </w:trPr>
+        <w:tc>
+          <w:tcPr>
+            <w:tcW w:type="dxa" w:w="1514"/>
+          </w:tcPr>
+          <w:p>
+            <w:r/>
+            <w:r>
+              <w:rPr>
+                <w:rFonts w:ascii="Verdana" w:hAnsi="Verdana"/>
                 <w:b w:val="0"/>
                 <w:sz w:val="16"/>
               </w:rPr>
@@ -7990,7 +8124,7 @@
             <w:r/>
             <w:r>
               <w:rPr>
-                <w:rFonts w:ascii="Arial" w:hAnsi="Arial"/>
+                <w:rFonts w:ascii="Verdana" w:hAnsi="Verdana"/>
                 <w:b w:val="0"/>
                 <w:sz w:val="16"/>
               </w:rPr>
@@ -8006,7 +8140,7 @@
             <w:r/>
             <w:r>
               <w:rPr>
-                <w:rFonts w:ascii="Arial" w:hAnsi="Arial"/>
+                <w:rFonts w:ascii="Verdana" w:hAnsi="Verdana"/>
                 <w:b w:val="0"/>
                 <w:sz w:val="16"/>
               </w:rPr>
@@ -8022,7 +8156,7 @@
             <w:r/>
             <w:r>
               <w:rPr>
-                <w:rFonts w:ascii="Arial" w:hAnsi="Arial"/>
+                <w:rFonts w:ascii="Verdana" w:hAnsi="Verdana"/>
                 <w:b w:val="0"/>
                 <w:sz w:val="16"/>
               </w:rPr>
@@ -8038,7 +8172,7 @@
             <w:r/>
             <w:r>
               <w:rPr>
-                <w:rFonts w:ascii="Arial" w:hAnsi="Arial"/>
+                <w:rFonts w:ascii="Verdana" w:hAnsi="Verdana"/>
                 <w:b w:val="0"/>
                 <w:sz w:val="16"/>
               </w:rPr>
@@ -8054,7 +8188,7 @@
             <w:r/>
             <w:r>
               <w:rPr>
-                <w:rFonts w:ascii="Arial" w:hAnsi="Arial"/>
+                <w:rFonts w:ascii="Verdana" w:hAnsi="Verdana"/>
                 <w:b w:val="0"/>
                 <w:sz w:val="16"/>
               </w:rPr>
@@ -8070,7 +8204,7 @@
             <w:r/>
             <w:r>
               <w:rPr>
-                <w:rFonts w:ascii="Arial" w:hAnsi="Arial"/>
+                <w:rFonts w:ascii="Verdana" w:hAnsi="Verdana"/>
                 <w:b w:val="0"/>
                 <w:sz w:val="16"/>
               </w:rPr>
@@ -8086,7 +8220,7 @@
             <w:r/>
             <w:r>
               <w:rPr>
-                <w:rFonts w:ascii="Arial" w:hAnsi="Arial"/>
+                <w:rFonts w:ascii="Verdana" w:hAnsi="Verdana"/>
                 <w:b w:val="0"/>
                 <w:sz w:val="16"/>
               </w:rPr>
@@ -8102,7 +8236,7 @@
             <w:r/>
             <w:r>
               <w:rPr>
-                <w:rFonts w:ascii="Arial" w:hAnsi="Arial"/>
+                <w:rFonts w:ascii="Verdana" w:hAnsi="Verdana"/>
                 <w:b w:val="0"/>
                 <w:sz w:val="16"/>
               </w:rPr>
@@ -8118,7 +8252,7 @@
             <w:r/>
             <w:r>
               <w:rPr>
-                <w:rFonts w:ascii="Arial" w:hAnsi="Arial"/>
+                <w:rFonts w:ascii="Verdana" w:hAnsi="Verdana"/>
                 <w:b w:val="0"/>
                 <w:sz w:val="16"/>
               </w:rPr>
@@ -8127,15 +8261,18 @@
         </w:tc>
       </w:tr>
       <w:tr>
-        <w:tc>
-          <w:tcPr>
-            <w:tcW w:type="dxa" w:w="1514"/>
-          </w:tcPr>
-          <w:p>
-            <w:r/>
-            <w:r>
-              <w:rPr>
-                <w:rFonts w:ascii="Arial" w:hAnsi="Arial"/>
+        <w:trPr>
+          <w:cantSplit/>
+        </w:trPr>
+        <w:tc>
+          <w:tcPr>
+            <w:tcW w:type="dxa" w:w="1514"/>
+          </w:tcPr>
+          <w:p>
+            <w:r/>
+            <w:r>
+              <w:rPr>
+                <w:rFonts w:ascii="Verdana" w:hAnsi="Verdana"/>
                 <w:b w:val="0"/>
                 <w:sz w:val="16"/>
               </w:rPr>
@@ -8151,7 +8288,7 @@
             <w:r/>
             <w:r>
               <w:rPr>
-                <w:rFonts w:ascii="Arial" w:hAnsi="Arial"/>
+                <w:rFonts w:ascii="Verdana" w:hAnsi="Verdana"/>
                 <w:b w:val="0"/>
                 <w:sz w:val="16"/>
               </w:rPr>
@@ -8167,7 +8304,7 @@
             <w:r/>
             <w:r>
               <w:rPr>
-                <w:rFonts w:ascii="Arial" w:hAnsi="Arial"/>
+                <w:rFonts w:ascii="Verdana" w:hAnsi="Verdana"/>
                 <w:b w:val="0"/>
                 <w:sz w:val="16"/>
               </w:rPr>
@@ -8183,7 +8320,7 @@
             <w:r/>
             <w:r>
               <w:rPr>
-                <w:rFonts w:ascii="Arial" w:hAnsi="Arial"/>
+                <w:rFonts w:ascii="Verdana" w:hAnsi="Verdana"/>
                 <w:b w:val="0"/>
                 <w:sz w:val="16"/>
               </w:rPr>
@@ -8199,7 +8336,7 @@
             <w:r/>
             <w:r>
               <w:rPr>
-                <w:rFonts w:ascii="Arial" w:hAnsi="Arial"/>
+                <w:rFonts w:ascii="Verdana" w:hAnsi="Verdana"/>
                 <w:b w:val="0"/>
                 <w:sz w:val="16"/>
               </w:rPr>
@@ -8215,7 +8352,7 @@
             <w:r/>
             <w:r>
               <w:rPr>
-                <w:rFonts w:ascii="Arial" w:hAnsi="Arial"/>
+                <w:rFonts w:ascii="Verdana" w:hAnsi="Verdana"/>
                 <w:b w:val="0"/>
                 <w:sz w:val="16"/>
               </w:rPr>
@@ -8231,7 +8368,7 @@
             <w:r/>
             <w:r>
               <w:rPr>
-                <w:rFonts w:ascii="Arial" w:hAnsi="Arial"/>
+                <w:rFonts w:ascii="Verdana" w:hAnsi="Verdana"/>
                 <w:b w:val="0"/>
                 <w:sz w:val="16"/>
               </w:rPr>
@@ -8247,7 +8384,7 @@
             <w:r/>
             <w:r>
               <w:rPr>
-                <w:rFonts w:ascii="Arial" w:hAnsi="Arial"/>
+                <w:rFonts w:ascii="Verdana" w:hAnsi="Verdana"/>
                 <w:b w:val="0"/>
                 <w:sz w:val="16"/>
               </w:rPr>
@@ -8263,7 +8400,7 @@
             <w:r/>
             <w:r>
               <w:rPr>
-                <w:rFonts w:ascii="Arial" w:hAnsi="Arial"/>
+                <w:rFonts w:ascii="Verdana" w:hAnsi="Verdana"/>
                 <w:b w:val="0"/>
                 <w:sz w:val="16"/>
               </w:rPr>
@@ -8279,7 +8416,7 @@
             <w:r/>
             <w:r>
               <w:rPr>
-                <w:rFonts w:ascii="Arial" w:hAnsi="Arial"/>
+                <w:rFonts w:ascii="Verdana" w:hAnsi="Verdana"/>
                 <w:b w:val="0"/>
                 <w:sz w:val="16"/>
               </w:rPr>
@@ -8288,15 +8425,18 @@
         </w:tc>
       </w:tr>
       <w:tr>
-        <w:tc>
-          <w:tcPr>
-            <w:tcW w:type="dxa" w:w="1514"/>
-          </w:tcPr>
-          <w:p>
-            <w:r/>
-            <w:r>
-              <w:rPr>
-                <w:rFonts w:ascii="Arial" w:hAnsi="Arial"/>
+        <w:trPr>
+          <w:cantSplit/>
+        </w:trPr>
+        <w:tc>
+          <w:tcPr>
+            <w:tcW w:type="dxa" w:w="1514"/>
+          </w:tcPr>
+          <w:p>
+            <w:r/>
+            <w:r>
+              <w:rPr>
+                <w:rFonts w:ascii="Verdana" w:hAnsi="Verdana"/>
                 <w:b w:val="0"/>
                 <w:sz w:val="16"/>
               </w:rPr>
@@ -8312,7 +8452,7 @@
             <w:r/>
             <w:r>
               <w:rPr>
-                <w:rFonts w:ascii="Arial" w:hAnsi="Arial"/>
+                <w:rFonts w:ascii="Verdana" w:hAnsi="Verdana"/>
                 <w:b w:val="0"/>
                 <w:sz w:val="16"/>
               </w:rPr>
@@ -8328,7 +8468,7 @@
             <w:r/>
             <w:r>
               <w:rPr>
-                <w:rFonts w:ascii="Arial" w:hAnsi="Arial"/>
+                <w:rFonts w:ascii="Verdana" w:hAnsi="Verdana"/>
                 <w:b w:val="0"/>
                 <w:sz w:val="16"/>
               </w:rPr>
@@ -8344,7 +8484,7 @@
             <w:r/>
             <w:r>
               <w:rPr>
-                <w:rFonts w:ascii="Arial" w:hAnsi="Arial"/>
+                <w:rFonts w:ascii="Verdana" w:hAnsi="Verdana"/>
                 <w:b w:val="0"/>
                 <w:sz w:val="16"/>
               </w:rPr>
@@ -8360,7 +8500,7 @@
             <w:r/>
             <w:r>
               <w:rPr>
-                <w:rFonts w:ascii="Arial" w:hAnsi="Arial"/>
+                <w:rFonts w:ascii="Verdana" w:hAnsi="Verdana"/>
                 <w:b w:val="0"/>
                 <w:sz w:val="16"/>
               </w:rPr>
@@ -8376,7 +8516,7 @@
             <w:r/>
             <w:r>
               <w:rPr>
-                <w:rFonts w:ascii="Arial" w:hAnsi="Arial"/>
+                <w:rFonts w:ascii="Verdana" w:hAnsi="Verdana"/>
                 <w:b w:val="0"/>
                 <w:sz w:val="16"/>
               </w:rPr>
@@ -8392,7 +8532,7 @@
             <w:r/>
             <w:r>
               <w:rPr>
-                <w:rFonts w:ascii="Arial" w:hAnsi="Arial"/>
+                <w:rFonts w:ascii="Verdana" w:hAnsi="Verdana"/>
                 <w:b w:val="0"/>
                 <w:sz w:val="16"/>
               </w:rPr>
@@ -8408,7 +8548,7 @@
             <w:r/>
             <w:r>
               <w:rPr>
-                <w:rFonts w:ascii="Arial" w:hAnsi="Arial"/>
+                <w:rFonts w:ascii="Verdana" w:hAnsi="Verdana"/>
                 <w:b w:val="0"/>
                 <w:sz w:val="16"/>
               </w:rPr>
@@ -8424,7 +8564,7 @@
             <w:r/>
             <w:r>
               <w:rPr>
-                <w:rFonts w:ascii="Arial" w:hAnsi="Arial"/>
+                <w:rFonts w:ascii="Verdana" w:hAnsi="Verdana"/>
                 <w:b w:val="0"/>
                 <w:sz w:val="16"/>
               </w:rPr>
@@ -8440,7 +8580,7 @@
             <w:r/>
             <w:r>
               <w:rPr>
-                <w:rFonts w:ascii="Arial" w:hAnsi="Arial"/>
+                <w:rFonts w:ascii="Verdana" w:hAnsi="Verdana"/>
                 <w:b w:val="0"/>
                 <w:sz w:val="16"/>
               </w:rPr>
@@ -8449,15 +8589,18 @@
         </w:tc>
       </w:tr>
       <w:tr>
-        <w:tc>
-          <w:tcPr>
-            <w:tcW w:type="dxa" w:w="1514"/>
-          </w:tcPr>
-          <w:p>
-            <w:r/>
-            <w:r>
-              <w:rPr>
-                <w:rFonts w:ascii="Arial" w:hAnsi="Arial"/>
+        <w:trPr>
+          <w:cantSplit/>
+        </w:trPr>
+        <w:tc>
+          <w:tcPr>
+            <w:tcW w:type="dxa" w:w="1514"/>
+          </w:tcPr>
+          <w:p>
+            <w:r/>
+            <w:r>
+              <w:rPr>
+                <w:rFonts w:ascii="Verdana" w:hAnsi="Verdana"/>
                 <w:b w:val="0"/>
                 <w:sz w:val="16"/>
               </w:rPr>
@@ -8473,7 +8616,7 @@
             <w:r/>
             <w:r>
               <w:rPr>
-                <w:rFonts w:ascii="Arial" w:hAnsi="Arial"/>
+                <w:rFonts w:ascii="Verdana" w:hAnsi="Verdana"/>
                 <w:b w:val="0"/>
                 <w:sz w:val="16"/>
               </w:rPr>
@@ -8489,7 +8632,7 @@
             <w:r/>
             <w:r>
               <w:rPr>
-                <w:rFonts w:ascii="Arial" w:hAnsi="Arial"/>
+                <w:rFonts w:ascii="Verdana" w:hAnsi="Verdana"/>
                 <w:b w:val="0"/>
                 <w:sz w:val="16"/>
               </w:rPr>
@@ -8505,7 +8648,7 @@
             <w:r/>
             <w:r>
               <w:rPr>
-                <w:rFonts w:ascii="Arial" w:hAnsi="Arial"/>
+                <w:rFonts w:ascii="Verdana" w:hAnsi="Verdana"/>
                 <w:b w:val="0"/>
                 <w:sz w:val="16"/>
               </w:rPr>
@@ -8521,7 +8664,7 @@
             <w:r/>
             <w:r>
               <w:rPr>
-                <w:rFonts w:ascii="Arial" w:hAnsi="Arial"/>
+                <w:rFonts w:ascii="Verdana" w:hAnsi="Verdana"/>
                 <w:b w:val="0"/>
                 <w:sz w:val="16"/>
               </w:rPr>
@@ -8537,7 +8680,7 @@
             <w:r/>
             <w:r>
               <w:rPr>
-                <w:rFonts w:ascii="Arial" w:hAnsi="Arial"/>
+                <w:rFonts w:ascii="Verdana" w:hAnsi="Verdana"/>
                 <w:b w:val="0"/>
                 <w:sz w:val="16"/>
               </w:rPr>
@@ -8553,7 +8696,7 @@
             <w:r/>
             <w:r>
               <w:rPr>
-                <w:rFonts w:ascii="Arial" w:hAnsi="Arial"/>
+                <w:rFonts w:ascii="Verdana" w:hAnsi="Verdana"/>
                 <w:b w:val="0"/>
                 <w:sz w:val="16"/>
               </w:rPr>
@@ -8569,7 +8712,7 @@
             <w:r/>
             <w:r>
               <w:rPr>
-                <w:rFonts w:ascii="Arial" w:hAnsi="Arial"/>
+                <w:rFonts w:ascii="Verdana" w:hAnsi="Verdana"/>
                 <w:b w:val="0"/>
                 <w:sz w:val="16"/>
               </w:rPr>
@@ -8585,7 +8728,7 @@
             <w:r/>
             <w:r>
               <w:rPr>
-                <w:rFonts w:ascii="Arial" w:hAnsi="Arial"/>
+                <w:rFonts w:ascii="Verdana" w:hAnsi="Verdana"/>
                 <w:b w:val="0"/>
                 <w:sz w:val="16"/>
               </w:rPr>
@@ -8601,7 +8744,7 @@
             <w:r/>
             <w:r>
               <w:rPr>
-                <w:rFonts w:ascii="Arial" w:hAnsi="Arial"/>
+                <w:rFonts w:ascii="Verdana" w:hAnsi="Verdana"/>
                 <w:b w:val="0"/>
                 <w:sz w:val="16"/>
               </w:rPr>
@@ -8610,15 +8753,18 @@
         </w:tc>
       </w:tr>
       <w:tr>
-        <w:tc>
-          <w:tcPr>
-            <w:tcW w:type="dxa" w:w="1514"/>
-          </w:tcPr>
-          <w:p>
-            <w:r/>
-            <w:r>
-              <w:rPr>
-                <w:rFonts w:ascii="Arial" w:hAnsi="Arial"/>
+        <w:trPr>
+          <w:cantSplit/>
+        </w:trPr>
+        <w:tc>
+          <w:tcPr>
+            <w:tcW w:type="dxa" w:w="1514"/>
+          </w:tcPr>
+          <w:p>
+            <w:r/>
+            <w:r>
+              <w:rPr>
+                <w:rFonts w:ascii="Verdana" w:hAnsi="Verdana"/>
                 <w:b w:val="0"/>
                 <w:sz w:val="16"/>
               </w:rPr>
@@ -8634,7 +8780,7 @@
             <w:r/>
             <w:r>
               <w:rPr>
-                <w:rFonts w:ascii="Arial" w:hAnsi="Arial"/>
+                <w:rFonts w:ascii="Verdana" w:hAnsi="Verdana"/>
                 <w:b w:val="0"/>
                 <w:sz w:val="16"/>
               </w:rPr>
@@ -8650,7 +8796,7 @@
             <w:r/>
             <w:r>
               <w:rPr>
-                <w:rFonts w:ascii="Arial" w:hAnsi="Arial"/>
+                <w:rFonts w:ascii="Verdana" w:hAnsi="Verdana"/>
                 <w:b w:val="0"/>
                 <w:sz w:val="16"/>
               </w:rPr>
@@ -8666,7 +8812,7 @@
             <w:r/>
             <w:r>
               <w:rPr>
-                <w:rFonts w:ascii="Arial" w:hAnsi="Arial"/>
+                <w:rFonts w:ascii="Verdana" w:hAnsi="Verdana"/>
                 <w:b w:val="0"/>
                 <w:sz w:val="16"/>
               </w:rPr>
@@ -8682,7 +8828,7 @@
             <w:r/>
             <w:r>
               <w:rPr>
-                <w:rFonts w:ascii="Arial" w:hAnsi="Arial"/>
+                <w:rFonts w:ascii="Verdana" w:hAnsi="Verdana"/>
                 <w:b w:val="0"/>
                 <w:sz w:val="16"/>
               </w:rPr>
@@ -8698,7 +8844,7 @@
             <w:r/>
             <w:r>
               <w:rPr>
-                <w:rFonts w:ascii="Arial" w:hAnsi="Arial"/>
+                <w:rFonts w:ascii="Verdana" w:hAnsi="Verdana"/>
                 <w:b w:val="0"/>
                 <w:sz w:val="16"/>
               </w:rPr>
@@ -8714,7 +8860,7 @@
             <w:r/>
             <w:r>
               <w:rPr>
-                <w:rFonts w:ascii="Arial" w:hAnsi="Arial"/>
+                <w:rFonts w:ascii="Verdana" w:hAnsi="Verdana"/>
                 <w:b w:val="0"/>
                 <w:sz w:val="16"/>
               </w:rPr>
@@ -8730,7 +8876,7 @@
             <w:r/>
             <w:r>
               <w:rPr>
-                <w:rFonts w:ascii="Arial" w:hAnsi="Arial"/>
+                <w:rFonts w:ascii="Verdana" w:hAnsi="Verdana"/>
                 <w:b w:val="0"/>
                 <w:sz w:val="16"/>
               </w:rPr>
@@ -8746,7 +8892,7 @@
             <w:r/>
             <w:r>
               <w:rPr>
-                <w:rFonts w:ascii="Arial" w:hAnsi="Arial"/>
+                <w:rFonts w:ascii="Verdana" w:hAnsi="Verdana"/>
                 <w:b w:val="0"/>
                 <w:sz w:val="16"/>
               </w:rPr>
@@ -8762,7 +8908,7 @@
             <w:r/>
             <w:r>
               <w:rPr>
-                <w:rFonts w:ascii="Arial" w:hAnsi="Arial"/>
+                <w:rFonts w:ascii="Verdana" w:hAnsi="Verdana"/>
                 <w:b w:val="0"/>
                 <w:sz w:val="16"/>
               </w:rPr>
@@ -8771,15 +8917,18 @@
         </w:tc>
       </w:tr>
       <w:tr>
-        <w:tc>
-          <w:tcPr>
-            <w:tcW w:type="dxa" w:w="1514"/>
-          </w:tcPr>
-          <w:p>
-            <w:r/>
-            <w:r>
-              <w:rPr>
-                <w:rFonts w:ascii="Arial" w:hAnsi="Arial"/>
+        <w:trPr>
+          <w:cantSplit/>
+        </w:trPr>
+        <w:tc>
+          <w:tcPr>
+            <w:tcW w:type="dxa" w:w="1514"/>
+          </w:tcPr>
+          <w:p>
+            <w:r/>
+            <w:r>
+              <w:rPr>
+                <w:rFonts w:ascii="Verdana" w:hAnsi="Verdana"/>
                 <w:b w:val="0"/>
                 <w:sz w:val="16"/>
               </w:rPr>
@@ -8795,7 +8944,7 @@
             <w:r/>
             <w:r>
               <w:rPr>
-                <w:rFonts w:ascii="Arial" w:hAnsi="Arial"/>
+                <w:rFonts w:ascii="Verdana" w:hAnsi="Verdana"/>
                 <w:b w:val="0"/>
                 <w:sz w:val="16"/>
               </w:rPr>
@@ -8811,7 +8960,7 @@
             <w:r/>
             <w:r>
               <w:rPr>
-                <w:rFonts w:ascii="Arial" w:hAnsi="Arial"/>
+                <w:rFonts w:ascii="Verdana" w:hAnsi="Verdana"/>
                 <w:b w:val="0"/>
                 <w:sz w:val="16"/>
               </w:rPr>
@@ -8827,7 +8976,7 @@
             <w:r/>
             <w:r>
               <w:rPr>
-                <w:rFonts w:ascii="Arial" w:hAnsi="Arial"/>
+                <w:rFonts w:ascii="Verdana" w:hAnsi="Verdana"/>
                 <w:b w:val="0"/>
                 <w:sz w:val="16"/>
               </w:rPr>
@@ -8843,7 +8992,7 @@
             <w:r/>
             <w:r>
               <w:rPr>
-                <w:rFonts w:ascii="Arial" w:hAnsi="Arial"/>
+                <w:rFonts w:ascii="Verdana" w:hAnsi="Verdana"/>
                 <w:b w:val="0"/>
                 <w:sz w:val="16"/>
               </w:rPr>
@@ -8859,7 +9008,7 @@
             <w:r/>
             <w:r>
               <w:rPr>
-                <w:rFonts w:ascii="Arial" w:hAnsi="Arial"/>
+                <w:rFonts w:ascii="Verdana" w:hAnsi="Verdana"/>
                 <w:b w:val="0"/>
                 <w:sz w:val="16"/>
               </w:rPr>
@@ -8875,7 +9024,7 @@
             <w:r/>
             <w:r>
               <w:rPr>
-                <w:rFonts w:ascii="Arial" w:hAnsi="Arial"/>
+                <w:rFonts w:ascii="Verdana" w:hAnsi="Verdana"/>
                 <w:b w:val="0"/>
                 <w:sz w:val="16"/>
               </w:rPr>
@@ -8891,7 +9040,7 @@
             <w:r/>
             <w:r>
               <w:rPr>
-                <w:rFonts w:ascii="Arial" w:hAnsi="Arial"/>
+                <w:rFonts w:ascii="Verdana" w:hAnsi="Verdana"/>
                 <w:b w:val="0"/>
                 <w:sz w:val="16"/>
               </w:rPr>
@@ -8907,7 +9056,7 @@
             <w:r/>
             <w:r>
               <w:rPr>
-                <w:rFonts w:ascii="Arial" w:hAnsi="Arial"/>
+                <w:rFonts w:ascii="Verdana" w:hAnsi="Verdana"/>
                 <w:b w:val="0"/>
                 <w:sz w:val="16"/>
               </w:rPr>
@@ -8923,7 +9072,7 @@
             <w:r/>
             <w:r>
               <w:rPr>
-                <w:rFonts w:ascii="Arial" w:hAnsi="Arial"/>
+                <w:rFonts w:ascii="Verdana" w:hAnsi="Verdana"/>
                 <w:b w:val="0"/>
                 <w:sz w:val="16"/>
               </w:rPr>
@@ -8932,15 +9081,18 @@
         </w:tc>
       </w:tr>
       <w:tr>
-        <w:tc>
-          <w:tcPr>
-            <w:tcW w:type="dxa" w:w="1514"/>
-          </w:tcPr>
-          <w:p>
-            <w:r/>
-            <w:r>
-              <w:rPr>
-                <w:rFonts w:ascii="Arial" w:hAnsi="Arial"/>
+        <w:trPr>
+          <w:cantSplit/>
+        </w:trPr>
+        <w:tc>
+          <w:tcPr>
+            <w:tcW w:type="dxa" w:w="1514"/>
+          </w:tcPr>
+          <w:p>
+            <w:r/>
+            <w:r>
+              <w:rPr>
+                <w:rFonts w:ascii="Verdana" w:hAnsi="Verdana"/>
                 <w:b w:val="0"/>
                 <w:sz w:val="16"/>
               </w:rPr>
@@ -8956,7 +9108,7 @@
             <w:r/>
             <w:r>
               <w:rPr>
-                <w:rFonts w:ascii="Arial" w:hAnsi="Arial"/>
+                <w:rFonts w:ascii="Verdana" w:hAnsi="Verdana"/>
                 <w:b w:val="0"/>
                 <w:sz w:val="16"/>
               </w:rPr>
@@ -8972,7 +9124,7 @@
             <w:r/>
             <w:r>
               <w:rPr>
-                <w:rFonts w:ascii="Arial" w:hAnsi="Arial"/>
+                <w:rFonts w:ascii="Verdana" w:hAnsi="Verdana"/>
                 <w:b w:val="0"/>
                 <w:sz w:val="16"/>
               </w:rPr>
@@ -8988,7 +9140,7 @@
             <w:r/>
             <w:r>
               <w:rPr>
-                <w:rFonts w:ascii="Arial" w:hAnsi="Arial"/>
+                <w:rFonts w:ascii="Verdana" w:hAnsi="Verdana"/>
                 <w:b w:val="0"/>
                 <w:sz w:val="16"/>
               </w:rPr>
@@ -9004,7 +9156,7 @@
             <w:r/>
             <w:r>
               <w:rPr>
-                <w:rFonts w:ascii="Arial" w:hAnsi="Arial"/>
+                <w:rFonts w:ascii="Verdana" w:hAnsi="Verdana"/>
                 <w:b w:val="0"/>
                 <w:sz w:val="16"/>
               </w:rPr>
@@ -9020,7 +9172,7 @@
             <w:r/>
             <w:r>
               <w:rPr>
-                <w:rFonts w:ascii="Arial" w:hAnsi="Arial"/>
+                <w:rFonts w:ascii="Verdana" w:hAnsi="Verdana"/>
                 <w:b w:val="0"/>
                 <w:sz w:val="16"/>
               </w:rPr>
@@ -9036,7 +9188,7 @@
             <w:r/>
             <w:r>
               <w:rPr>
-                <w:rFonts w:ascii="Arial" w:hAnsi="Arial"/>
+                <w:rFonts w:ascii="Verdana" w:hAnsi="Verdana"/>
                 <w:b w:val="0"/>
                 <w:sz w:val="16"/>
               </w:rPr>
@@ -9052,7 +9204,7 @@
             <w:r/>
             <w:r>
               <w:rPr>
-                <w:rFonts w:ascii="Arial" w:hAnsi="Arial"/>
+                <w:rFonts w:ascii="Verdana" w:hAnsi="Verdana"/>
                 <w:b w:val="0"/>
                 <w:sz w:val="16"/>
               </w:rPr>
@@ -9068,7 +9220,7 @@
             <w:r/>
             <w:r>
               <w:rPr>
-                <w:rFonts w:ascii="Arial" w:hAnsi="Arial"/>
+                <w:rFonts w:ascii="Verdana" w:hAnsi="Verdana"/>
                 <w:b w:val="0"/>
                 <w:sz w:val="16"/>
               </w:rPr>
@@ -9084,7 +9236,7 @@
             <w:r/>
             <w:r>
               <w:rPr>
-                <w:rFonts w:ascii="Arial" w:hAnsi="Arial"/>
+                <w:rFonts w:ascii="Verdana" w:hAnsi="Verdana"/>
                 <w:b w:val="0"/>
                 <w:sz w:val="16"/>
               </w:rPr>
@@ -9093,15 +9245,18 @@
         </w:tc>
       </w:tr>
       <w:tr>
-        <w:tc>
-          <w:tcPr>
-            <w:tcW w:type="dxa" w:w="1514"/>
-          </w:tcPr>
-          <w:p>
-            <w:r/>
-            <w:r>
-              <w:rPr>
-                <w:rFonts w:ascii="Arial" w:hAnsi="Arial"/>
+        <w:trPr>
+          <w:cantSplit/>
+        </w:trPr>
+        <w:tc>
+          <w:tcPr>
+            <w:tcW w:type="dxa" w:w="1514"/>
+          </w:tcPr>
+          <w:p>
+            <w:r/>
+            <w:r>
+              <w:rPr>
+                <w:rFonts w:ascii="Verdana" w:hAnsi="Verdana"/>
                 <w:b w:val="0"/>
                 <w:sz w:val="16"/>
               </w:rPr>
@@ -9117,7 +9272,7 @@
             <w:r/>
             <w:r>
               <w:rPr>
-                <w:rFonts w:ascii="Arial" w:hAnsi="Arial"/>
+                <w:rFonts w:ascii="Verdana" w:hAnsi="Verdana"/>
                 <w:b w:val="0"/>
                 <w:sz w:val="16"/>
               </w:rPr>
@@ -9133,7 +9288,7 @@
             <w:r/>
             <w:r>
               <w:rPr>
-                <w:rFonts w:ascii="Arial" w:hAnsi="Arial"/>
+                <w:rFonts w:ascii="Verdana" w:hAnsi="Verdana"/>
                 <w:b w:val="0"/>
                 <w:sz w:val="16"/>
               </w:rPr>
@@ -9149,7 +9304,7 @@
             <w:r/>
             <w:r>
               <w:rPr>
-                <w:rFonts w:ascii="Arial" w:hAnsi="Arial"/>
+                <w:rFonts w:ascii="Verdana" w:hAnsi="Verdana"/>
                 <w:b w:val="0"/>
                 <w:sz w:val="16"/>
               </w:rPr>
@@ -9165,7 +9320,7 @@
             <w:r/>
             <w:r>
               <w:rPr>
-                <w:rFonts w:ascii="Arial" w:hAnsi="Arial"/>
+                <w:rFonts w:ascii="Verdana" w:hAnsi="Verdana"/>
                 <w:b w:val="0"/>
                 <w:sz w:val="16"/>
               </w:rPr>
@@ -9181,7 +9336,7 @@
             <w:r/>
             <w:r>
               <w:rPr>
-                <w:rFonts w:ascii="Arial" w:hAnsi="Arial"/>
+                <w:rFonts w:ascii="Verdana" w:hAnsi="Verdana"/>
                 <w:b w:val="0"/>
                 <w:sz w:val="16"/>
               </w:rPr>
@@ -9197,7 +9352,7 @@
             <w:r/>
             <w:r>
               <w:rPr>
-                <w:rFonts w:ascii="Arial" w:hAnsi="Arial"/>
+                <w:rFonts w:ascii="Verdana" w:hAnsi="Verdana"/>
                 <w:b w:val="0"/>
                 <w:sz w:val="16"/>
               </w:rPr>
@@ -9213,7 +9368,7 @@
             <w:r/>
             <w:r>
               <w:rPr>
-                <w:rFonts w:ascii="Arial" w:hAnsi="Arial"/>
+                <w:rFonts w:ascii="Verdana" w:hAnsi="Verdana"/>
                 <w:b w:val="0"/>
                 <w:sz w:val="16"/>
               </w:rPr>
@@ -9229,7 +9384,7 @@
             <w:r/>
             <w:r>
               <w:rPr>
-                <w:rFonts w:ascii="Arial" w:hAnsi="Arial"/>
+                <w:rFonts w:ascii="Verdana" w:hAnsi="Verdana"/>
                 <w:b w:val="0"/>
                 <w:sz w:val="16"/>
               </w:rPr>
@@ -9245,7 +9400,7 @@
             <w:r/>
             <w:r>
               <w:rPr>
-                <w:rFonts w:ascii="Arial" w:hAnsi="Arial"/>
+                <w:rFonts w:ascii="Verdana" w:hAnsi="Verdana"/>
                 <w:b w:val="0"/>
                 <w:sz w:val="16"/>
               </w:rPr>
@@ -9254,15 +9409,18 @@
         </w:tc>
       </w:tr>
       <w:tr>
-        <w:tc>
-          <w:tcPr>
-            <w:tcW w:type="dxa" w:w="1514"/>
-          </w:tcPr>
-          <w:p>
-            <w:r/>
-            <w:r>
-              <w:rPr>
-                <w:rFonts w:ascii="Arial" w:hAnsi="Arial"/>
+        <w:trPr>
+          <w:cantSplit/>
+        </w:trPr>
+        <w:tc>
+          <w:tcPr>
+            <w:tcW w:type="dxa" w:w="1514"/>
+          </w:tcPr>
+          <w:p>
+            <w:r/>
+            <w:r>
+              <w:rPr>
+                <w:rFonts w:ascii="Verdana" w:hAnsi="Verdana"/>
                 <w:b w:val="0"/>
                 <w:sz w:val="16"/>
               </w:rPr>
@@ -9278,7 +9436,7 @@
             <w:r/>
             <w:r>
               <w:rPr>
-                <w:rFonts w:ascii="Arial" w:hAnsi="Arial"/>
+                <w:rFonts w:ascii="Verdana" w:hAnsi="Verdana"/>
                 <w:b w:val="0"/>
                 <w:sz w:val="16"/>
               </w:rPr>
@@ -9294,7 +9452,7 @@
             <w:r/>
             <w:r>
               <w:rPr>
-                <w:rFonts w:ascii="Arial" w:hAnsi="Arial"/>
+                <w:rFonts w:ascii="Verdana" w:hAnsi="Verdana"/>
                 <w:b w:val="0"/>
                 <w:sz w:val="16"/>
               </w:rPr>
@@ -9310,7 +9468,7 @@
             <w:r/>
             <w:r>
               <w:rPr>
-                <w:rFonts w:ascii="Arial" w:hAnsi="Arial"/>
+                <w:rFonts w:ascii="Verdana" w:hAnsi="Verdana"/>
                 <w:b w:val="0"/>
                 <w:sz w:val="16"/>
               </w:rPr>
@@ -9326,7 +9484,7 @@
             <w:r/>
             <w:r>
               <w:rPr>
-                <w:rFonts w:ascii="Arial" w:hAnsi="Arial"/>
+                <w:rFonts w:ascii="Verdana" w:hAnsi="Verdana"/>
                 <w:b w:val="0"/>
                 <w:sz w:val="16"/>
               </w:rPr>
@@ -9342,7 +9500,7 @@
             <w:r/>
             <w:r>
               <w:rPr>
-                <w:rFonts w:ascii="Arial" w:hAnsi="Arial"/>
+                <w:rFonts w:ascii="Verdana" w:hAnsi="Verdana"/>
                 <w:b w:val="0"/>
                 <w:sz w:val="16"/>
               </w:rPr>
@@ -9358,52 +9516,52 @@
             <w:r/>
             <w:r>
               <w:rPr>
-                <w:rFonts w:ascii="Arial" w:hAnsi="Arial"/>
-                <w:b w:val="0"/>
-                <w:sz w:val="16"/>
-              </w:rPr>
-            </w:r>
-          </w:p>
-        </w:tc>
-        <w:tc>
-          <w:tcPr>
-            <w:tcW w:type="dxa" w:w="1514"/>
-          </w:tcPr>
-          <w:p>
-            <w:r/>
-            <w:r>
-              <w:rPr>
-                <w:rFonts w:ascii="Arial" w:hAnsi="Arial"/>
-                <w:b w:val="0"/>
-                <w:sz w:val="16"/>
-              </w:rPr>
-            </w:r>
-          </w:p>
-        </w:tc>
-        <w:tc>
-          <w:tcPr>
-            <w:tcW w:type="dxa" w:w="1514"/>
-          </w:tcPr>
-          <w:p>
-            <w:r/>
-            <w:r>
-              <w:rPr>
-                <w:rFonts w:ascii="Arial" w:hAnsi="Arial"/>
-                <w:b w:val="0"/>
-                <w:sz w:val="16"/>
-              </w:rPr>
-            </w:r>
-          </w:p>
-        </w:tc>
-        <w:tc>
-          <w:tcPr>
-            <w:tcW w:type="dxa" w:w="1514"/>
-          </w:tcPr>
-          <w:p>
-            <w:r/>
-            <w:r>
-              <w:rPr>
-                <w:rFonts w:ascii="Arial" w:hAnsi="Arial"/>
+                <w:rFonts w:ascii="Verdana" w:hAnsi="Verdana"/>
+                <w:b w:val="0"/>
+                <w:sz w:val="16"/>
+              </w:rPr>
+            </w:r>
+          </w:p>
+        </w:tc>
+        <w:tc>
+          <w:tcPr>
+            <w:tcW w:type="dxa" w:w="1514"/>
+          </w:tcPr>
+          <w:p>
+            <w:r/>
+            <w:r>
+              <w:rPr>
+                <w:rFonts w:ascii="Verdana" w:hAnsi="Verdana"/>
+                <w:b w:val="0"/>
+                <w:sz w:val="16"/>
+              </w:rPr>
+            </w:r>
+          </w:p>
+        </w:tc>
+        <w:tc>
+          <w:tcPr>
+            <w:tcW w:type="dxa" w:w="1514"/>
+          </w:tcPr>
+          <w:p>
+            <w:r/>
+            <w:r>
+              <w:rPr>
+                <w:rFonts w:ascii="Verdana" w:hAnsi="Verdana"/>
+                <w:b w:val="0"/>
+                <w:sz w:val="16"/>
+              </w:rPr>
+            </w:r>
+          </w:p>
+        </w:tc>
+        <w:tc>
+          <w:tcPr>
+            <w:tcW w:type="dxa" w:w="1514"/>
+          </w:tcPr>
+          <w:p>
+            <w:r/>
+            <w:r>
+              <w:rPr>
+                <w:rFonts w:ascii="Verdana" w:hAnsi="Verdana"/>
                 <w:b w:val="0"/>
                 <w:sz w:val="16"/>
               </w:rPr>
@@ -9412,15 +9570,18 @@
         </w:tc>
       </w:tr>
       <w:tr>
-        <w:tc>
-          <w:tcPr>
-            <w:tcW w:type="dxa" w:w="1514"/>
-          </w:tcPr>
-          <w:p>
-            <w:r/>
-            <w:r>
-              <w:rPr>
-                <w:rFonts w:ascii="Arial" w:hAnsi="Arial"/>
+        <w:trPr>
+          <w:cantSplit/>
+        </w:trPr>
+        <w:tc>
+          <w:tcPr>
+            <w:tcW w:type="dxa" w:w="1514"/>
+          </w:tcPr>
+          <w:p>
+            <w:r/>
+            <w:r>
+              <w:rPr>
+                <w:rFonts w:ascii="Verdana" w:hAnsi="Verdana"/>
                 <w:b w:val="0"/>
                 <w:sz w:val="16"/>
               </w:rPr>
@@ -9436,7 +9597,7 @@
             <w:r/>
             <w:r>
               <w:rPr>
-                <w:rFonts w:ascii="Arial" w:hAnsi="Arial"/>
+                <w:rFonts w:ascii="Verdana" w:hAnsi="Verdana"/>
                 <w:b w:val="0"/>
                 <w:sz w:val="16"/>
               </w:rPr>
@@ -9452,7 +9613,7 @@
             <w:r/>
             <w:r>
               <w:rPr>
-                <w:rFonts w:ascii="Arial" w:hAnsi="Arial"/>
+                <w:rFonts w:ascii="Verdana" w:hAnsi="Verdana"/>
                 <w:b w:val="0"/>
                 <w:sz w:val="16"/>
               </w:rPr>
@@ -9468,7 +9629,7 @@
             <w:r/>
             <w:r>
               <w:rPr>
-                <w:rFonts w:ascii="Arial" w:hAnsi="Arial"/>
+                <w:rFonts w:ascii="Verdana" w:hAnsi="Verdana"/>
                 <w:b w:val="0"/>
                 <w:sz w:val="16"/>
               </w:rPr>
@@ -9484,7 +9645,7 @@
             <w:r/>
             <w:r>
               <w:rPr>
-                <w:rFonts w:ascii="Arial" w:hAnsi="Arial"/>
+                <w:rFonts w:ascii="Verdana" w:hAnsi="Verdana"/>
                 <w:b w:val="0"/>
                 <w:sz w:val="16"/>
               </w:rPr>
@@ -9500,7 +9661,7 @@
             <w:r/>
             <w:r>
               <w:rPr>
-                <w:rFonts w:ascii="Arial" w:hAnsi="Arial"/>
+                <w:rFonts w:ascii="Verdana" w:hAnsi="Verdana"/>
                 <w:b w:val="0"/>
                 <w:sz w:val="16"/>
               </w:rPr>
@@ -9516,7 +9677,7 @@
             <w:r/>
             <w:r>
               <w:rPr>
-                <w:rFonts w:ascii="Arial" w:hAnsi="Arial"/>
+                <w:rFonts w:ascii="Verdana" w:hAnsi="Verdana"/>
                 <w:b w:val="0"/>
                 <w:sz w:val="16"/>
               </w:rPr>
@@ -9532,7 +9693,7 @@
             <w:r/>
             <w:r>
               <w:rPr>
-                <w:rFonts w:ascii="Arial" w:hAnsi="Arial"/>
+                <w:rFonts w:ascii="Verdana" w:hAnsi="Verdana"/>
                 <w:b w:val="0"/>
                 <w:sz w:val="16"/>
               </w:rPr>
@@ -9548,7 +9709,7 @@
             <w:r/>
             <w:r>
               <w:rPr>
-                <w:rFonts w:ascii="Arial" w:hAnsi="Arial"/>
+                <w:rFonts w:ascii="Verdana" w:hAnsi="Verdana"/>
                 <w:b w:val="0"/>
                 <w:sz w:val="16"/>
               </w:rPr>
@@ -9564,7 +9725,7 @@
             <w:r/>
             <w:r>
               <w:rPr>
-                <w:rFonts w:ascii="Arial" w:hAnsi="Arial"/>
+                <w:rFonts w:ascii="Verdana" w:hAnsi="Verdana"/>
                 <w:b w:val="0"/>
                 <w:sz w:val="16"/>
               </w:rPr>
@@ -9573,15 +9734,18 @@
         </w:tc>
       </w:tr>
       <w:tr>
-        <w:tc>
-          <w:tcPr>
-            <w:tcW w:type="dxa" w:w="1514"/>
-          </w:tcPr>
-          <w:p>
-            <w:r/>
-            <w:r>
-              <w:rPr>
-                <w:rFonts w:ascii="Arial" w:hAnsi="Arial"/>
+        <w:trPr>
+          <w:cantSplit/>
+        </w:trPr>
+        <w:tc>
+          <w:tcPr>
+            <w:tcW w:type="dxa" w:w="1514"/>
+          </w:tcPr>
+          <w:p>
+            <w:r/>
+            <w:r>
+              <w:rPr>
+                <w:rFonts w:ascii="Verdana" w:hAnsi="Verdana"/>
                 <w:b w:val="0"/>
                 <w:sz w:val="16"/>
               </w:rPr>
@@ -9597,7 +9761,7 @@
             <w:r/>
             <w:r>
               <w:rPr>
-                <w:rFonts w:ascii="Arial" w:hAnsi="Arial"/>
+                <w:rFonts w:ascii="Verdana" w:hAnsi="Verdana"/>
                 <w:b w:val="0"/>
                 <w:sz w:val="16"/>
               </w:rPr>
@@ -9613,7 +9777,7 @@
             <w:r/>
             <w:r>
               <w:rPr>
-                <w:rFonts w:ascii="Arial" w:hAnsi="Arial"/>
+                <w:rFonts w:ascii="Verdana" w:hAnsi="Verdana"/>
                 <w:b w:val="0"/>
                 <w:sz w:val="16"/>
               </w:rPr>
@@ -9629,7 +9793,7 @@
             <w:r/>
             <w:r>
               <w:rPr>
-                <w:rFonts w:ascii="Arial" w:hAnsi="Arial"/>
+                <w:rFonts w:ascii="Verdana" w:hAnsi="Verdana"/>
                 <w:b w:val="0"/>
                 <w:sz w:val="16"/>
               </w:rPr>
@@ -9645,7 +9809,7 @@
             <w:r/>
             <w:r>
               <w:rPr>
-                <w:rFonts w:ascii="Arial" w:hAnsi="Arial"/>
+                <w:rFonts w:ascii="Verdana" w:hAnsi="Verdana"/>
                 <w:b w:val="0"/>
                 <w:sz w:val="16"/>
               </w:rPr>
@@ -9661,7 +9825,7 @@
             <w:r/>
             <w:r>
               <w:rPr>
-                <w:rFonts w:ascii="Arial" w:hAnsi="Arial"/>
+                <w:rFonts w:ascii="Verdana" w:hAnsi="Verdana"/>
                 <w:b w:val="0"/>
                 <w:sz w:val="16"/>
               </w:rPr>
@@ -9677,7 +9841,7 @@
             <w:r/>
             <w:r>
               <w:rPr>
-                <w:rFonts w:ascii="Arial" w:hAnsi="Arial"/>
+                <w:rFonts w:ascii="Verdana" w:hAnsi="Verdana"/>
                 <w:b w:val="0"/>
                 <w:sz w:val="16"/>
               </w:rPr>
@@ -9693,7 +9857,7 @@
             <w:r/>
             <w:r>
               <w:rPr>
-                <w:rFonts w:ascii="Arial" w:hAnsi="Arial"/>
+                <w:rFonts w:ascii="Verdana" w:hAnsi="Verdana"/>
                 <w:b w:val="0"/>
                 <w:sz w:val="16"/>
               </w:rPr>
@@ -9709,7 +9873,7 @@
             <w:r/>
             <w:r>
               <w:rPr>
-                <w:rFonts w:ascii="Arial" w:hAnsi="Arial"/>
+                <w:rFonts w:ascii="Verdana" w:hAnsi="Verdana"/>
                 <w:b w:val="0"/>
                 <w:sz w:val="16"/>
               </w:rPr>
@@ -9725,7 +9889,7 @@
             <w:r/>
             <w:r>
               <w:rPr>
-                <w:rFonts w:ascii="Arial" w:hAnsi="Arial"/>
+                <w:rFonts w:ascii="Verdana" w:hAnsi="Verdana"/>
                 <w:b w:val="0"/>
                 <w:sz w:val="16"/>
               </w:rPr>
@@ -9734,15 +9898,18 @@
         </w:tc>
       </w:tr>
       <w:tr>
-        <w:tc>
-          <w:tcPr>
-            <w:tcW w:type="dxa" w:w="1514"/>
-          </w:tcPr>
-          <w:p>
-            <w:r/>
-            <w:r>
-              <w:rPr>
-                <w:rFonts w:ascii="Arial" w:hAnsi="Arial"/>
+        <w:trPr>
+          <w:cantSplit/>
+        </w:trPr>
+        <w:tc>
+          <w:tcPr>
+            <w:tcW w:type="dxa" w:w="1514"/>
+          </w:tcPr>
+          <w:p>
+            <w:r/>
+            <w:r>
+              <w:rPr>
+                <w:rFonts w:ascii="Verdana" w:hAnsi="Verdana"/>
                 <w:b w:val="0"/>
                 <w:sz w:val="16"/>
               </w:rPr>
@@ -9758,7 +9925,7 @@
             <w:r/>
             <w:r>
               <w:rPr>
-                <w:rFonts w:ascii="Arial" w:hAnsi="Arial"/>
+                <w:rFonts w:ascii="Verdana" w:hAnsi="Verdana"/>
                 <w:b w:val="0"/>
                 <w:sz w:val="16"/>
               </w:rPr>
@@ -9774,7 +9941,7 @@
             <w:r/>
             <w:r>
               <w:rPr>
-                <w:rFonts w:ascii="Arial" w:hAnsi="Arial"/>
+                <w:rFonts w:ascii="Verdana" w:hAnsi="Verdana"/>
                 <w:b w:val="0"/>
                 <w:sz w:val="16"/>
               </w:rPr>
@@ -9790,7 +9957,7 @@
             <w:r/>
             <w:r>
               <w:rPr>
-                <w:rFonts w:ascii="Arial" w:hAnsi="Arial"/>
+                <w:rFonts w:ascii="Verdana" w:hAnsi="Verdana"/>
                 <w:b w:val="0"/>
                 <w:sz w:val="16"/>
               </w:rPr>
@@ -9806,7 +9973,7 @@
             <w:r/>
             <w:r>
               <w:rPr>
-                <w:rFonts w:ascii="Arial" w:hAnsi="Arial"/>
+                <w:rFonts w:ascii="Verdana" w:hAnsi="Verdana"/>
                 <w:b w:val="0"/>
                 <w:sz w:val="16"/>
               </w:rPr>
@@ -9822,7 +9989,7 @@
             <w:r/>
             <w:r>
               <w:rPr>
-                <w:rFonts w:ascii="Arial" w:hAnsi="Arial"/>
+                <w:rFonts w:ascii="Verdana" w:hAnsi="Verdana"/>
                 <w:b w:val="0"/>
                 <w:sz w:val="16"/>
               </w:rPr>
@@ -9838,7 +10005,7 @@
             <w:r/>
             <w:r>
               <w:rPr>
-                <w:rFonts w:ascii="Arial" w:hAnsi="Arial"/>
+                <w:rFonts w:ascii="Verdana" w:hAnsi="Verdana"/>
                 <w:b w:val="0"/>
                 <w:sz w:val="16"/>
               </w:rPr>
@@ -9854,7 +10021,7 @@
             <w:r/>
             <w:r>
               <w:rPr>
-                <w:rFonts w:ascii="Arial" w:hAnsi="Arial"/>
+                <w:rFonts w:ascii="Verdana" w:hAnsi="Verdana"/>
                 <w:b w:val="0"/>
                 <w:sz w:val="16"/>
               </w:rPr>
@@ -9870,7 +10037,7 @@
             <w:r/>
             <w:r>
               <w:rPr>
-                <w:rFonts w:ascii="Arial" w:hAnsi="Arial"/>
+                <w:rFonts w:ascii="Verdana" w:hAnsi="Verdana"/>
                 <w:b w:val="0"/>
                 <w:sz w:val="16"/>
               </w:rPr>
@@ -9886,7 +10053,7 @@
             <w:r/>
             <w:r>
               <w:rPr>
-                <w:rFonts w:ascii="Arial" w:hAnsi="Arial"/>
+                <w:rFonts w:ascii="Verdana" w:hAnsi="Verdana"/>
                 <w:b w:val="0"/>
                 <w:sz w:val="16"/>
               </w:rPr>
@@ -9895,15 +10062,18 @@
         </w:tc>
       </w:tr>
       <w:tr>
-        <w:tc>
-          <w:tcPr>
-            <w:tcW w:type="dxa" w:w="1514"/>
-          </w:tcPr>
-          <w:p>
-            <w:r/>
-            <w:r>
-              <w:rPr>
-                <w:rFonts w:ascii="Arial" w:hAnsi="Arial"/>
+        <w:trPr>
+          <w:cantSplit/>
+        </w:trPr>
+        <w:tc>
+          <w:tcPr>
+            <w:tcW w:type="dxa" w:w="1514"/>
+          </w:tcPr>
+          <w:p>
+            <w:r/>
+            <w:r>
+              <w:rPr>
+                <w:rFonts w:ascii="Verdana" w:hAnsi="Verdana"/>
                 <w:b w:val="0"/>
                 <w:sz w:val="16"/>
               </w:rPr>
@@ -9919,7 +10089,7 @@
             <w:r/>
             <w:r>
               <w:rPr>
-                <w:rFonts w:ascii="Arial" w:hAnsi="Arial"/>
+                <w:rFonts w:ascii="Verdana" w:hAnsi="Verdana"/>
                 <w:b w:val="0"/>
                 <w:sz w:val="16"/>
               </w:rPr>
@@ -9935,7 +10105,7 @@
             <w:r/>
             <w:r>
               <w:rPr>
-                <w:rFonts w:ascii="Arial" w:hAnsi="Arial"/>
+                <w:rFonts w:ascii="Verdana" w:hAnsi="Verdana"/>
                 <w:b w:val="0"/>
                 <w:sz w:val="16"/>
               </w:rPr>
@@ -9951,7 +10121,7 @@
             <w:r/>
             <w:r>
               <w:rPr>
-                <w:rFonts w:ascii="Arial" w:hAnsi="Arial"/>
+                <w:rFonts w:ascii="Verdana" w:hAnsi="Verdana"/>
                 <w:b w:val="0"/>
                 <w:sz w:val="16"/>
               </w:rPr>
@@ -9967,7 +10137,7 @@
             <w:r/>
             <w:r>
               <w:rPr>
-                <w:rFonts w:ascii="Arial" w:hAnsi="Arial"/>
+                <w:rFonts w:ascii="Verdana" w:hAnsi="Verdana"/>
                 <w:b w:val="0"/>
                 <w:sz w:val="16"/>
               </w:rPr>
@@ -9983,7 +10153,7 @@
             <w:r/>
             <w:r>
               <w:rPr>
-                <w:rFonts w:ascii="Arial" w:hAnsi="Arial"/>
+                <w:rFonts w:ascii="Verdana" w:hAnsi="Verdana"/>
                 <w:b w:val="0"/>
                 <w:sz w:val="16"/>
               </w:rPr>
@@ -9999,7 +10169,7 @@
             <w:r/>
             <w:r>
               <w:rPr>
-                <w:rFonts w:ascii="Arial" w:hAnsi="Arial"/>
+                <w:rFonts w:ascii="Verdana" w:hAnsi="Verdana"/>
                 <w:b w:val="0"/>
                 <w:sz w:val="16"/>
               </w:rPr>
@@ -10015,7 +10185,7 @@
             <w:r/>
             <w:r>
               <w:rPr>
-                <w:rFonts w:ascii="Arial" w:hAnsi="Arial"/>
+                <w:rFonts w:ascii="Verdana" w:hAnsi="Verdana"/>
                 <w:b w:val="0"/>
                 <w:sz w:val="16"/>
               </w:rPr>
@@ -10031,7 +10201,7 @@
             <w:r/>
             <w:r>
               <w:rPr>
-                <w:rFonts w:ascii="Arial" w:hAnsi="Arial"/>
+                <w:rFonts w:ascii="Verdana" w:hAnsi="Verdana"/>
                 <w:b w:val="0"/>
                 <w:sz w:val="16"/>
               </w:rPr>
@@ -10047,7 +10217,7 @@
             <w:r/>
             <w:r>
               <w:rPr>
-                <w:rFonts w:ascii="Arial" w:hAnsi="Arial"/>
+                <w:rFonts w:ascii="Verdana" w:hAnsi="Verdana"/>
                 <w:b w:val="0"/>
                 <w:sz w:val="16"/>
               </w:rPr>
@@ -10056,15 +10226,18 @@
         </w:tc>
       </w:tr>
       <w:tr>
-        <w:tc>
-          <w:tcPr>
-            <w:tcW w:type="dxa" w:w="1514"/>
-          </w:tcPr>
-          <w:p>
-            <w:r/>
-            <w:r>
-              <w:rPr>
-                <w:rFonts w:ascii="Arial" w:hAnsi="Arial"/>
+        <w:trPr>
+          <w:cantSplit/>
+        </w:trPr>
+        <w:tc>
+          <w:tcPr>
+            <w:tcW w:type="dxa" w:w="1514"/>
+          </w:tcPr>
+          <w:p>
+            <w:r/>
+            <w:r>
+              <w:rPr>
+                <w:rFonts w:ascii="Verdana" w:hAnsi="Verdana"/>
                 <w:b w:val="0"/>
                 <w:sz w:val="16"/>
               </w:rPr>
@@ -10080,7 +10253,7 @@
             <w:r/>
             <w:r>
               <w:rPr>
-                <w:rFonts w:ascii="Arial" w:hAnsi="Arial"/>
+                <w:rFonts w:ascii="Verdana" w:hAnsi="Verdana"/>
                 <w:b w:val="0"/>
                 <w:sz w:val="16"/>
               </w:rPr>
@@ -10096,7 +10269,7 @@
             <w:r/>
             <w:r>
               <w:rPr>
-                <w:rFonts w:ascii="Arial" w:hAnsi="Arial"/>
+                <w:rFonts w:ascii="Verdana" w:hAnsi="Verdana"/>
                 <w:b w:val="0"/>
                 <w:sz w:val="16"/>
               </w:rPr>
@@ -10112,7 +10285,7 @@
             <w:r/>
             <w:r>
               <w:rPr>
-                <w:rFonts w:ascii="Arial" w:hAnsi="Arial"/>
+                <w:rFonts w:ascii="Verdana" w:hAnsi="Verdana"/>
                 <w:b w:val="0"/>
                 <w:sz w:val="16"/>
               </w:rPr>
@@ -10128,7 +10301,7 @@
             <w:r/>
             <w:r>
               <w:rPr>
-                <w:rFonts w:ascii="Arial" w:hAnsi="Arial"/>
+                <w:rFonts w:ascii="Verdana" w:hAnsi="Verdana"/>
                 <w:b w:val="0"/>
                 <w:sz w:val="16"/>
               </w:rPr>
@@ -10144,7 +10317,7 @@
             <w:r/>
             <w:r>
               <w:rPr>
-                <w:rFonts w:ascii="Arial" w:hAnsi="Arial"/>
+                <w:rFonts w:ascii="Verdana" w:hAnsi="Verdana"/>
                 <w:b w:val="0"/>
                 <w:sz w:val="16"/>
               </w:rPr>
@@ -10160,7 +10333,7 @@
             <w:r/>
             <w:r>
               <w:rPr>
-                <w:rFonts w:ascii="Arial" w:hAnsi="Arial"/>
+                <w:rFonts w:ascii="Verdana" w:hAnsi="Verdana"/>
                 <w:b w:val="0"/>
                 <w:sz w:val="16"/>
               </w:rPr>
@@ -10176,7 +10349,7 @@
             <w:r/>
             <w:r>
               <w:rPr>
-                <w:rFonts w:ascii="Arial" w:hAnsi="Arial"/>
+                <w:rFonts w:ascii="Verdana" w:hAnsi="Verdana"/>
                 <w:b w:val="0"/>
                 <w:sz w:val="16"/>
               </w:rPr>
@@ -10192,7 +10365,7 @@
             <w:r/>
             <w:r>
               <w:rPr>
-                <w:rFonts w:ascii="Arial" w:hAnsi="Arial"/>
+                <w:rFonts w:ascii="Verdana" w:hAnsi="Verdana"/>
                 <w:b w:val="0"/>
                 <w:sz w:val="16"/>
               </w:rPr>
@@ -10208,7 +10381,7 @@
             <w:r/>
             <w:r>
               <w:rPr>
-                <w:rFonts w:ascii="Arial" w:hAnsi="Arial"/>
+                <w:rFonts w:ascii="Verdana" w:hAnsi="Verdana"/>
                 <w:b w:val="0"/>
                 <w:sz w:val="16"/>
               </w:rPr>
@@ -10217,15 +10390,18 @@
         </w:tc>
       </w:tr>
       <w:tr>
-        <w:tc>
-          <w:tcPr>
-            <w:tcW w:type="dxa" w:w="1514"/>
-          </w:tcPr>
-          <w:p>
-            <w:r/>
-            <w:r>
-              <w:rPr>
-                <w:rFonts w:ascii="Arial" w:hAnsi="Arial"/>
+        <w:trPr>
+          <w:cantSplit/>
+        </w:trPr>
+        <w:tc>
+          <w:tcPr>
+            <w:tcW w:type="dxa" w:w="1514"/>
+          </w:tcPr>
+          <w:p>
+            <w:r/>
+            <w:r>
+              <w:rPr>
+                <w:rFonts w:ascii="Verdana" w:hAnsi="Verdana"/>
                 <w:b w:val="0"/>
                 <w:sz w:val="16"/>
               </w:rPr>
@@ -10241,7 +10417,7 @@
             <w:r/>
             <w:r>
               <w:rPr>
-                <w:rFonts w:ascii="Arial" w:hAnsi="Arial"/>
+                <w:rFonts w:ascii="Verdana" w:hAnsi="Verdana"/>
                 <w:b w:val="0"/>
                 <w:sz w:val="16"/>
               </w:rPr>
@@ -10257,7 +10433,7 @@
             <w:r/>
             <w:r>
               <w:rPr>
-                <w:rFonts w:ascii="Arial" w:hAnsi="Arial"/>
+                <w:rFonts w:ascii="Verdana" w:hAnsi="Verdana"/>
                 <w:b w:val="0"/>
                 <w:sz w:val="16"/>
               </w:rPr>
@@ -10273,7 +10449,7 @@
             <w:r/>
             <w:r>
               <w:rPr>
-                <w:rFonts w:ascii="Arial" w:hAnsi="Arial"/>
+                <w:rFonts w:ascii="Verdana" w:hAnsi="Verdana"/>
                 <w:b w:val="0"/>
                 <w:sz w:val="16"/>
               </w:rPr>
@@ -10289,7 +10465,7 @@
             <w:r/>
             <w:r>
               <w:rPr>
-                <w:rFonts w:ascii="Arial" w:hAnsi="Arial"/>
+                <w:rFonts w:ascii="Verdana" w:hAnsi="Verdana"/>
                 <w:b w:val="0"/>
                 <w:sz w:val="16"/>
               </w:rPr>
@@ -10305,7 +10481,7 @@
             <w:r/>
             <w:r>
               <w:rPr>
-                <w:rFonts w:ascii="Arial" w:hAnsi="Arial"/>
+                <w:rFonts w:ascii="Verdana" w:hAnsi="Verdana"/>
                 <w:b w:val="0"/>
                 <w:sz w:val="16"/>
               </w:rPr>
@@ -10321,7 +10497,7 @@
             <w:r/>
             <w:r>
               <w:rPr>
-                <w:rFonts w:ascii="Arial" w:hAnsi="Arial"/>
+                <w:rFonts w:ascii="Verdana" w:hAnsi="Verdana"/>
                 <w:b w:val="0"/>
                 <w:sz w:val="16"/>
               </w:rPr>
@@ -10337,7 +10513,7 @@
             <w:r/>
             <w:r>
               <w:rPr>
-                <w:rFonts w:ascii="Arial" w:hAnsi="Arial"/>
+                <w:rFonts w:ascii="Verdana" w:hAnsi="Verdana"/>
                 <w:b w:val="0"/>
                 <w:sz w:val="16"/>
               </w:rPr>
@@ -10353,7 +10529,7 @@
             <w:r/>
             <w:r>
               <w:rPr>
-                <w:rFonts w:ascii="Arial" w:hAnsi="Arial"/>
+                <w:rFonts w:ascii="Verdana" w:hAnsi="Verdana"/>
                 <w:b w:val="0"/>
                 <w:sz w:val="16"/>
               </w:rPr>
@@ -10369,7 +10545,7 @@
             <w:r/>
             <w:r>
               <w:rPr>
-                <w:rFonts w:ascii="Arial" w:hAnsi="Arial"/>
+                <w:rFonts w:ascii="Verdana" w:hAnsi="Verdana"/>
                 <w:b w:val="0"/>
                 <w:sz w:val="16"/>
               </w:rPr>
@@ -10378,15 +10554,18 @@
         </w:tc>
       </w:tr>
       <w:tr>
-        <w:tc>
-          <w:tcPr>
-            <w:tcW w:type="dxa" w:w="1514"/>
-          </w:tcPr>
-          <w:p>
-            <w:r/>
-            <w:r>
-              <w:rPr>
-                <w:rFonts w:ascii="Arial" w:hAnsi="Arial"/>
+        <w:trPr>
+          <w:cantSplit/>
+        </w:trPr>
+        <w:tc>
+          <w:tcPr>
+            <w:tcW w:type="dxa" w:w="1514"/>
+          </w:tcPr>
+          <w:p>
+            <w:r/>
+            <w:r>
+              <w:rPr>
+                <w:rFonts w:ascii="Verdana" w:hAnsi="Verdana"/>
                 <w:b w:val="0"/>
                 <w:sz w:val="16"/>
               </w:rPr>
@@ -10402,7 +10581,7 @@
             <w:r/>
             <w:r>
               <w:rPr>
-                <w:rFonts w:ascii="Arial" w:hAnsi="Arial"/>
+                <w:rFonts w:ascii="Verdana" w:hAnsi="Verdana"/>
                 <w:b w:val="0"/>
                 <w:sz w:val="16"/>
               </w:rPr>
@@ -10418,7 +10597,7 @@
             <w:r/>
             <w:r>
               <w:rPr>
-                <w:rFonts w:ascii="Arial" w:hAnsi="Arial"/>
+                <w:rFonts w:ascii="Verdana" w:hAnsi="Verdana"/>
                 <w:b w:val="0"/>
                 <w:sz w:val="16"/>
               </w:rPr>
@@ -10434,7 +10613,7 @@
             <w:r/>
             <w:r>
               <w:rPr>
-                <w:rFonts w:ascii="Arial" w:hAnsi="Arial"/>
+                <w:rFonts w:ascii="Verdana" w:hAnsi="Verdana"/>
                 <w:b w:val="0"/>
                 <w:sz w:val="16"/>
               </w:rPr>
@@ -10450,7 +10629,7 @@
             <w:r/>
             <w:r>
               <w:rPr>
-                <w:rFonts w:ascii="Arial" w:hAnsi="Arial"/>
+                <w:rFonts w:ascii="Verdana" w:hAnsi="Verdana"/>
                 <w:b w:val="0"/>
                 <w:sz w:val="16"/>
               </w:rPr>
@@ -10466,7 +10645,7 @@
             <w:r/>
             <w:r>
               <w:rPr>
-                <w:rFonts w:ascii="Arial" w:hAnsi="Arial"/>
+                <w:rFonts w:ascii="Verdana" w:hAnsi="Verdana"/>
                 <w:b w:val="0"/>
                 <w:sz w:val="16"/>
               </w:rPr>
@@ -10482,7 +10661,7 @@
             <w:r/>
             <w:r>
               <w:rPr>
-                <w:rFonts w:ascii="Arial" w:hAnsi="Arial"/>
+                <w:rFonts w:ascii="Verdana" w:hAnsi="Verdana"/>
                 <w:b w:val="0"/>
                 <w:sz w:val="16"/>
               </w:rPr>
@@ -10498,7 +10677,7 @@
             <w:r/>
             <w:r>
               <w:rPr>
-                <w:rFonts w:ascii="Arial" w:hAnsi="Arial"/>
+                <w:rFonts w:ascii="Verdana" w:hAnsi="Verdana"/>
                 <w:b w:val="0"/>
                 <w:sz w:val="16"/>
               </w:rPr>
@@ -10514,7 +10693,7 @@
             <w:r/>
             <w:r>
               <w:rPr>
-                <w:rFonts w:ascii="Arial" w:hAnsi="Arial"/>
+                <w:rFonts w:ascii="Verdana" w:hAnsi="Verdana"/>
                 <w:b w:val="0"/>
                 <w:sz w:val="16"/>
               </w:rPr>
@@ -10530,7 +10709,7 @@
             <w:r/>
             <w:r>
               <w:rPr>
-                <w:rFonts w:ascii="Arial" w:hAnsi="Arial"/>
+                <w:rFonts w:ascii="Verdana" w:hAnsi="Verdana"/>
                 <w:b w:val="0"/>
                 <w:sz w:val="16"/>
               </w:rPr>
@@ -10539,15 +10718,18 @@
         </w:tc>
       </w:tr>
       <w:tr>
-        <w:tc>
-          <w:tcPr>
-            <w:tcW w:type="dxa" w:w="1514"/>
-          </w:tcPr>
-          <w:p>
-            <w:r/>
-            <w:r>
-              <w:rPr>
-                <w:rFonts w:ascii="Arial" w:hAnsi="Arial"/>
+        <w:trPr>
+          <w:cantSplit/>
+        </w:trPr>
+        <w:tc>
+          <w:tcPr>
+            <w:tcW w:type="dxa" w:w="1514"/>
+          </w:tcPr>
+          <w:p>
+            <w:r/>
+            <w:r>
+              <w:rPr>
+                <w:rFonts w:ascii="Verdana" w:hAnsi="Verdana"/>
                 <w:b w:val="0"/>
                 <w:sz w:val="16"/>
               </w:rPr>
@@ -10563,7 +10745,7 @@
             <w:r/>
             <w:r>
               <w:rPr>
-                <w:rFonts w:ascii="Arial" w:hAnsi="Arial"/>
+                <w:rFonts w:ascii="Verdana" w:hAnsi="Verdana"/>
                 <w:b w:val="0"/>
                 <w:sz w:val="16"/>
               </w:rPr>
@@ -10579,7 +10761,7 @@
             <w:r/>
             <w:r>
               <w:rPr>
-                <w:rFonts w:ascii="Arial" w:hAnsi="Arial"/>
+                <w:rFonts w:ascii="Verdana" w:hAnsi="Verdana"/>
                 <w:b w:val="0"/>
                 <w:sz w:val="16"/>
               </w:rPr>
@@ -10595,7 +10777,7 @@
             <w:r/>
             <w:r>
               <w:rPr>
-                <w:rFonts w:ascii="Arial" w:hAnsi="Arial"/>
+                <w:rFonts w:ascii="Verdana" w:hAnsi="Verdana"/>
                 <w:b w:val="0"/>
                 <w:sz w:val="16"/>
               </w:rPr>
@@ -10611,7 +10793,7 @@
             <w:r/>
             <w:r>
               <w:rPr>
-                <w:rFonts w:ascii="Arial" w:hAnsi="Arial"/>
+                <w:rFonts w:ascii="Verdana" w:hAnsi="Verdana"/>
                 <w:b w:val="0"/>
                 <w:sz w:val="16"/>
               </w:rPr>
@@ -10627,7 +10809,7 @@
             <w:r/>
             <w:r>
               <w:rPr>
-                <w:rFonts w:ascii="Arial" w:hAnsi="Arial"/>
+                <w:rFonts w:ascii="Verdana" w:hAnsi="Verdana"/>
                 <w:b w:val="0"/>
                 <w:sz w:val="16"/>
               </w:rPr>
@@ -10643,7 +10825,7 @@
             <w:r/>
             <w:r>
               <w:rPr>
-                <w:rFonts w:ascii="Arial" w:hAnsi="Arial"/>
+                <w:rFonts w:ascii="Verdana" w:hAnsi="Verdana"/>
                 <w:b w:val="0"/>
                 <w:sz w:val="16"/>
               </w:rPr>
@@ -10659,7 +10841,7 @@
             <w:r/>
             <w:r>
               <w:rPr>
-                <w:rFonts w:ascii="Arial" w:hAnsi="Arial"/>
+                <w:rFonts w:ascii="Verdana" w:hAnsi="Verdana"/>
                 <w:b w:val="0"/>
                 <w:sz w:val="16"/>
               </w:rPr>
@@ -10675,7 +10857,7 @@
             <w:r/>
             <w:r>
               <w:rPr>
-                <w:rFonts w:ascii="Arial" w:hAnsi="Arial"/>
+                <w:rFonts w:ascii="Verdana" w:hAnsi="Verdana"/>
                 <w:b w:val="0"/>
                 <w:sz w:val="16"/>
               </w:rPr>
@@ -10691,7 +10873,7 @@
             <w:r/>
             <w:r>
               <w:rPr>
-                <w:rFonts w:ascii="Arial" w:hAnsi="Arial"/>
+                <w:rFonts w:ascii="Verdana" w:hAnsi="Verdana"/>
                 <w:b w:val="0"/>
                 <w:sz w:val="16"/>
               </w:rPr>
@@ -10700,15 +10882,18 @@
         </w:tc>
       </w:tr>
       <w:tr>
-        <w:tc>
-          <w:tcPr>
-            <w:tcW w:type="dxa" w:w="1514"/>
-          </w:tcPr>
-          <w:p>
-            <w:r/>
-            <w:r>
-              <w:rPr>
-                <w:rFonts w:ascii="Arial" w:hAnsi="Arial"/>
+        <w:trPr>
+          <w:cantSplit/>
+        </w:trPr>
+        <w:tc>
+          <w:tcPr>
+            <w:tcW w:type="dxa" w:w="1514"/>
+          </w:tcPr>
+          <w:p>
+            <w:r/>
+            <w:r>
+              <w:rPr>
+                <w:rFonts w:ascii="Verdana" w:hAnsi="Verdana"/>
                 <w:b w:val="0"/>
                 <w:sz w:val="16"/>
               </w:rPr>
@@ -10724,7 +10909,7 @@
             <w:r/>
             <w:r>
               <w:rPr>
-                <w:rFonts w:ascii="Arial" w:hAnsi="Arial"/>
+                <w:rFonts w:ascii="Verdana" w:hAnsi="Verdana"/>
                 <w:b w:val="0"/>
                 <w:sz w:val="16"/>
               </w:rPr>
@@ -10740,7 +10925,7 @@
             <w:r/>
             <w:r>
               <w:rPr>
-                <w:rFonts w:ascii="Arial" w:hAnsi="Arial"/>
+                <w:rFonts w:ascii="Verdana" w:hAnsi="Verdana"/>
                 <w:b w:val="0"/>
                 <w:sz w:val="16"/>
               </w:rPr>
@@ -10756,7 +10941,7 @@
             <w:r/>
             <w:r>
               <w:rPr>
-                <w:rFonts w:ascii="Arial" w:hAnsi="Arial"/>
+                <w:rFonts w:ascii="Verdana" w:hAnsi="Verdana"/>
                 <w:b w:val="0"/>
                 <w:sz w:val="16"/>
               </w:rPr>
@@ -10772,7 +10957,7 @@
             <w:r/>
             <w:r>
               <w:rPr>
-                <w:rFonts w:ascii="Arial" w:hAnsi="Arial"/>
+                <w:rFonts w:ascii="Verdana" w:hAnsi="Verdana"/>
                 <w:b w:val="0"/>
                 <w:sz w:val="16"/>
               </w:rPr>
@@ -10788,7 +10973,7 @@
             <w:r/>
             <w:r>
               <w:rPr>
-                <w:rFonts w:ascii="Arial" w:hAnsi="Arial"/>
+                <w:rFonts w:ascii="Verdana" w:hAnsi="Verdana"/>
                 <w:b w:val="0"/>
                 <w:sz w:val="16"/>
               </w:rPr>
@@ -10804,7 +10989,7 @@
             <w:r/>
             <w:r>
               <w:rPr>
-                <w:rFonts w:ascii="Arial" w:hAnsi="Arial"/>
+                <w:rFonts w:ascii="Verdana" w:hAnsi="Verdana"/>
                 <w:b w:val="0"/>
                 <w:sz w:val="16"/>
               </w:rPr>
@@ -10820,7 +11005,7 @@
             <w:r/>
             <w:r>
               <w:rPr>
-                <w:rFonts w:ascii="Arial" w:hAnsi="Arial"/>
+                <w:rFonts w:ascii="Verdana" w:hAnsi="Verdana"/>
                 <w:b w:val="0"/>
                 <w:sz w:val="16"/>
               </w:rPr>
@@ -10836,7 +11021,7 @@
             <w:r/>
             <w:r>
               <w:rPr>
-                <w:rFonts w:ascii="Arial" w:hAnsi="Arial"/>
+                <w:rFonts w:ascii="Verdana" w:hAnsi="Verdana"/>
                 <w:b w:val="0"/>
                 <w:sz w:val="16"/>
               </w:rPr>
@@ -10852,7 +11037,7 @@
             <w:r/>
             <w:r>
               <w:rPr>
-                <w:rFonts w:ascii="Arial" w:hAnsi="Arial"/>
+                <w:rFonts w:ascii="Verdana" w:hAnsi="Verdana"/>
                 <w:b w:val="0"/>
                 <w:sz w:val="16"/>
               </w:rPr>
@@ -10861,15 +11046,18 @@
         </w:tc>
       </w:tr>
       <w:tr>
-        <w:tc>
-          <w:tcPr>
-            <w:tcW w:type="dxa" w:w="1514"/>
-          </w:tcPr>
-          <w:p>
-            <w:r/>
-            <w:r>
-              <w:rPr>
-                <w:rFonts w:ascii="Arial" w:hAnsi="Arial"/>
+        <w:trPr>
+          <w:cantSplit/>
+        </w:trPr>
+        <w:tc>
+          <w:tcPr>
+            <w:tcW w:type="dxa" w:w="1514"/>
+          </w:tcPr>
+          <w:p>
+            <w:r/>
+            <w:r>
+              <w:rPr>
+                <w:rFonts w:ascii="Verdana" w:hAnsi="Verdana"/>
                 <w:b w:val="0"/>
                 <w:sz w:val="16"/>
               </w:rPr>
@@ -10885,7 +11073,7 @@
             <w:r/>
             <w:r>
               <w:rPr>
-                <w:rFonts w:ascii="Arial" w:hAnsi="Arial"/>
+                <w:rFonts w:ascii="Verdana" w:hAnsi="Verdana"/>
                 <w:b w:val="0"/>
                 <w:sz w:val="16"/>
               </w:rPr>
@@ -10901,7 +11089,7 @@
             <w:r/>
             <w:r>
               <w:rPr>
-                <w:rFonts w:ascii="Arial" w:hAnsi="Arial"/>
+                <w:rFonts w:ascii="Verdana" w:hAnsi="Verdana"/>
                 <w:b w:val="0"/>
                 <w:sz w:val="16"/>
               </w:rPr>
@@ -10917,7 +11105,7 @@
             <w:r/>
             <w:r>
               <w:rPr>
-                <w:rFonts w:ascii="Arial" w:hAnsi="Arial"/>
+                <w:rFonts w:ascii="Verdana" w:hAnsi="Verdana"/>
                 <w:b w:val="0"/>
                 <w:sz w:val="16"/>
               </w:rPr>
@@ -10933,7 +11121,7 @@
             <w:r/>
             <w:r>
               <w:rPr>
-                <w:rFonts w:ascii="Arial" w:hAnsi="Arial"/>
+                <w:rFonts w:ascii="Verdana" w:hAnsi="Verdana"/>
                 <w:b w:val="0"/>
                 <w:sz w:val="16"/>
               </w:rPr>
@@ -10949,7 +11137,7 @@
             <w:r/>
             <w:r>
               <w:rPr>
-                <w:rFonts w:ascii="Arial" w:hAnsi="Arial"/>
+                <w:rFonts w:ascii="Verdana" w:hAnsi="Verdana"/>
                 <w:b w:val="0"/>
                 <w:sz w:val="16"/>
               </w:rPr>
@@ -10965,7 +11153,7 @@
             <w:r/>
             <w:r>
               <w:rPr>
-                <w:rFonts w:ascii="Arial" w:hAnsi="Arial"/>
+                <w:rFonts w:ascii="Verdana" w:hAnsi="Verdana"/>
                 <w:b w:val="0"/>
                 <w:sz w:val="16"/>
               </w:rPr>
@@ -10981,7 +11169,7 @@
             <w:r/>
             <w:r>
               <w:rPr>
-                <w:rFonts w:ascii="Arial" w:hAnsi="Arial"/>
+                <w:rFonts w:ascii="Verdana" w:hAnsi="Verdana"/>
                 <w:b w:val="0"/>
                 <w:sz w:val="16"/>
               </w:rPr>
@@ -10997,7 +11185,7 @@
             <w:r/>
             <w:r>
               <w:rPr>
-                <w:rFonts w:ascii="Arial" w:hAnsi="Arial"/>
+                <w:rFonts w:ascii="Verdana" w:hAnsi="Verdana"/>
                 <w:b w:val="0"/>
                 <w:sz w:val="16"/>
               </w:rPr>
@@ -11013,7 +11201,7 @@
             <w:r/>
             <w:r>
               <w:rPr>
-                <w:rFonts w:ascii="Arial" w:hAnsi="Arial"/>
+                <w:rFonts w:ascii="Verdana" w:hAnsi="Verdana"/>
                 <w:b w:val="0"/>
                 <w:sz w:val="16"/>
               </w:rPr>
@@ -11022,15 +11210,18 @@
         </w:tc>
       </w:tr>
       <w:tr>
-        <w:tc>
-          <w:tcPr>
-            <w:tcW w:type="dxa" w:w="1514"/>
-          </w:tcPr>
-          <w:p>
-            <w:r/>
-            <w:r>
-              <w:rPr>
-                <w:rFonts w:ascii="Arial" w:hAnsi="Arial"/>
+        <w:trPr>
+          <w:cantSplit/>
+        </w:trPr>
+        <w:tc>
+          <w:tcPr>
+            <w:tcW w:type="dxa" w:w="1514"/>
+          </w:tcPr>
+          <w:p>
+            <w:r/>
+            <w:r>
+              <w:rPr>
+                <w:rFonts w:ascii="Verdana" w:hAnsi="Verdana"/>
                 <w:b w:val="0"/>
                 <w:sz w:val="16"/>
               </w:rPr>
@@ -11046,7 +11237,7 @@
             <w:r/>
             <w:r>
               <w:rPr>
-                <w:rFonts w:ascii="Arial" w:hAnsi="Arial"/>
+                <w:rFonts w:ascii="Verdana" w:hAnsi="Verdana"/>
                 <w:b w:val="0"/>
                 <w:sz w:val="16"/>
               </w:rPr>
@@ -11062,7 +11253,7 @@
             <w:r/>
             <w:r>
               <w:rPr>
-                <w:rFonts w:ascii="Arial" w:hAnsi="Arial"/>
+                <w:rFonts w:ascii="Verdana" w:hAnsi="Verdana"/>
                 <w:b w:val="0"/>
                 <w:sz w:val="16"/>
               </w:rPr>
@@ -11078,7 +11269,7 @@
             <w:r/>
             <w:r>
               <w:rPr>
-                <w:rFonts w:ascii="Arial" w:hAnsi="Arial"/>
+                <w:rFonts w:ascii="Verdana" w:hAnsi="Verdana"/>
                 <w:b w:val="0"/>
                 <w:sz w:val="16"/>
               </w:rPr>
@@ -11094,7 +11285,7 @@
             <w:r/>
             <w:r>
               <w:rPr>
-                <w:rFonts w:ascii="Arial" w:hAnsi="Arial"/>
+                <w:rFonts w:ascii="Verdana" w:hAnsi="Verdana"/>
                 <w:b w:val="0"/>
                 <w:sz w:val="16"/>
               </w:rPr>
@@ -11110,7 +11301,7 @@
             <w:r/>
             <w:r>
               <w:rPr>
-                <w:rFonts w:ascii="Arial" w:hAnsi="Arial"/>
+                <w:rFonts w:ascii="Verdana" w:hAnsi="Verdana"/>
                 <w:b w:val="0"/>
                 <w:sz w:val="16"/>
               </w:rPr>
@@ -11126,7 +11317,7 @@
             <w:r/>
             <w:r>
               <w:rPr>
-                <w:rFonts w:ascii="Arial" w:hAnsi="Arial"/>
+                <w:rFonts w:ascii="Verdana" w:hAnsi="Verdana"/>
                 <w:b w:val="0"/>
                 <w:sz w:val="16"/>
               </w:rPr>
@@ -11142,7 +11333,7 @@
             <w:r/>
             <w:r>
               <w:rPr>
-                <w:rFonts w:ascii="Arial" w:hAnsi="Arial"/>
+                <w:rFonts w:ascii="Verdana" w:hAnsi="Verdana"/>
                 <w:b w:val="0"/>
                 <w:sz w:val="16"/>
               </w:rPr>
@@ -11158,7 +11349,7 @@
             <w:r/>
             <w:r>
               <w:rPr>
-                <w:rFonts w:ascii="Arial" w:hAnsi="Arial"/>
+                <w:rFonts w:ascii="Verdana" w:hAnsi="Verdana"/>
                 <w:b w:val="0"/>
                 <w:sz w:val="16"/>
               </w:rPr>
@@ -11174,7 +11365,7 @@
             <w:r/>
             <w:r>
               <w:rPr>
-                <w:rFonts w:ascii="Arial" w:hAnsi="Arial"/>
+                <w:rFonts w:ascii="Verdana" w:hAnsi="Verdana"/>
                 <w:b w:val="0"/>
                 <w:sz w:val="16"/>
               </w:rPr>
@@ -11183,15 +11374,18 @@
         </w:tc>
       </w:tr>
       <w:tr>
-        <w:tc>
-          <w:tcPr>
-            <w:tcW w:type="dxa" w:w="1514"/>
-          </w:tcPr>
-          <w:p>
-            <w:r/>
-            <w:r>
-              <w:rPr>
-                <w:rFonts w:ascii="Arial" w:hAnsi="Arial"/>
+        <w:trPr>
+          <w:cantSplit/>
+        </w:trPr>
+        <w:tc>
+          <w:tcPr>
+            <w:tcW w:type="dxa" w:w="1514"/>
+          </w:tcPr>
+          <w:p>
+            <w:r/>
+            <w:r>
+              <w:rPr>
+                <w:rFonts w:ascii="Verdana" w:hAnsi="Verdana"/>
                 <w:b w:val="0"/>
                 <w:sz w:val="16"/>
               </w:rPr>
@@ -11207,7 +11401,7 @@
             <w:r/>
             <w:r>
               <w:rPr>
-                <w:rFonts w:ascii="Arial" w:hAnsi="Arial"/>
+                <w:rFonts w:ascii="Verdana" w:hAnsi="Verdana"/>
                 <w:b w:val="0"/>
                 <w:sz w:val="16"/>
               </w:rPr>
@@ -11223,7 +11417,7 @@
             <w:r/>
             <w:r>
               <w:rPr>
-                <w:rFonts w:ascii="Arial" w:hAnsi="Arial"/>
+                <w:rFonts w:ascii="Verdana" w:hAnsi="Verdana"/>
                 <w:b w:val="0"/>
                 <w:sz w:val="16"/>
               </w:rPr>
@@ -11239,7 +11433,7 @@
             <w:r/>
             <w:r>
               <w:rPr>
-                <w:rFonts w:ascii="Arial" w:hAnsi="Arial"/>
+                <w:rFonts w:ascii="Verdana" w:hAnsi="Verdana"/>
                 <w:b w:val="0"/>
                 <w:sz w:val="16"/>
               </w:rPr>
@@ -11255,7 +11449,7 @@
             <w:r/>
             <w:r>
               <w:rPr>
-                <w:rFonts w:ascii="Arial" w:hAnsi="Arial"/>
+                <w:rFonts w:ascii="Verdana" w:hAnsi="Verdana"/>
                 <w:b w:val="0"/>
                 <w:sz w:val="16"/>
               </w:rPr>
@@ -11271,7 +11465,7 @@
             <w:r/>
             <w:r>
               <w:rPr>
-                <w:rFonts w:ascii="Arial" w:hAnsi="Arial"/>
+                <w:rFonts w:ascii="Verdana" w:hAnsi="Verdana"/>
                 <w:b w:val="0"/>
                 <w:sz w:val="16"/>
               </w:rPr>
@@ -11287,7 +11481,7 @@
             <w:r/>
             <w:r>
               <w:rPr>
-                <w:rFonts w:ascii="Arial" w:hAnsi="Arial"/>
+                <w:rFonts w:ascii="Verdana" w:hAnsi="Verdana"/>
                 <w:b w:val="0"/>
                 <w:sz w:val="16"/>
               </w:rPr>
@@ -11303,7 +11497,7 @@
             <w:r/>
             <w:r>
               <w:rPr>
-                <w:rFonts w:ascii="Arial" w:hAnsi="Arial"/>
+                <w:rFonts w:ascii="Verdana" w:hAnsi="Verdana"/>
                 <w:b w:val="0"/>
                 <w:sz w:val="16"/>
               </w:rPr>
@@ -11319,7 +11513,7 @@
             <w:r/>
             <w:r>
               <w:rPr>
-                <w:rFonts w:ascii="Arial" w:hAnsi="Arial"/>
+                <w:rFonts w:ascii="Verdana" w:hAnsi="Verdana"/>
                 <w:b w:val="0"/>
                 <w:sz w:val="16"/>
               </w:rPr>
@@ -11335,7 +11529,7 @@
             <w:r/>
             <w:r>
               <w:rPr>
-                <w:rFonts w:ascii="Arial" w:hAnsi="Arial"/>
+                <w:rFonts w:ascii="Verdana" w:hAnsi="Verdana"/>
                 <w:b w:val="0"/>
                 <w:sz w:val="16"/>
               </w:rPr>
@@ -11344,15 +11538,18 @@
         </w:tc>
       </w:tr>
       <w:tr>
-        <w:tc>
-          <w:tcPr>
-            <w:tcW w:type="dxa" w:w="1514"/>
-          </w:tcPr>
-          <w:p>
-            <w:r/>
-            <w:r>
-              <w:rPr>
-                <w:rFonts w:ascii="Arial" w:hAnsi="Arial"/>
+        <w:trPr>
+          <w:cantSplit/>
+        </w:trPr>
+        <w:tc>
+          <w:tcPr>
+            <w:tcW w:type="dxa" w:w="1514"/>
+          </w:tcPr>
+          <w:p>
+            <w:r/>
+            <w:r>
+              <w:rPr>
+                <w:rFonts w:ascii="Verdana" w:hAnsi="Verdana"/>
                 <w:b w:val="0"/>
                 <w:sz w:val="16"/>
               </w:rPr>
@@ -11368,7 +11565,7 @@
             <w:r/>
             <w:r>
               <w:rPr>
-                <w:rFonts w:ascii="Arial" w:hAnsi="Arial"/>
+                <w:rFonts w:ascii="Verdana" w:hAnsi="Verdana"/>
                 <w:b w:val="0"/>
                 <w:sz w:val="16"/>
               </w:rPr>
@@ -11384,7 +11581,7 @@
             <w:r/>
             <w:r>
               <w:rPr>
-                <w:rFonts w:ascii="Arial" w:hAnsi="Arial"/>
+                <w:rFonts w:ascii="Verdana" w:hAnsi="Verdana"/>
                 <w:b w:val="0"/>
                 <w:sz w:val="16"/>
               </w:rPr>
@@ -11400,7 +11597,7 @@
             <w:r/>
             <w:r>
               <w:rPr>
-                <w:rFonts w:ascii="Arial" w:hAnsi="Arial"/>
+                <w:rFonts w:ascii="Verdana" w:hAnsi="Verdana"/>
                 <w:b w:val="0"/>
                 <w:sz w:val="16"/>
               </w:rPr>
@@ -11416,7 +11613,7 @@
             <w:r/>
             <w:r>
               <w:rPr>
-                <w:rFonts w:ascii="Arial" w:hAnsi="Arial"/>
+                <w:rFonts w:ascii="Verdana" w:hAnsi="Verdana"/>
                 <w:b w:val="0"/>
                 <w:sz w:val="16"/>
               </w:rPr>
@@ -11432,7 +11629,7 @@
             <w:r/>
             <w:r>
               <w:rPr>
-                <w:rFonts w:ascii="Arial" w:hAnsi="Arial"/>
+                <w:rFonts w:ascii="Verdana" w:hAnsi="Verdana"/>
                 <w:b w:val="0"/>
                 <w:sz w:val="16"/>
               </w:rPr>
@@ -11448,7 +11645,7 @@
             <w:r/>
             <w:r>
               <w:rPr>
-                <w:rFonts w:ascii="Arial" w:hAnsi="Arial"/>
+                <w:rFonts w:ascii="Verdana" w:hAnsi="Verdana"/>
                 <w:b w:val="0"/>
                 <w:sz w:val="16"/>
               </w:rPr>
@@ -11464,7 +11661,7 @@
             <w:r/>
             <w:r>
               <w:rPr>
-                <w:rFonts w:ascii="Arial" w:hAnsi="Arial"/>
+                <w:rFonts w:ascii="Verdana" w:hAnsi="Verdana"/>
                 <w:b w:val="0"/>
                 <w:sz w:val="16"/>
               </w:rPr>
@@ -11480,7 +11677,7 @@
             <w:r/>
             <w:r>
               <w:rPr>
-                <w:rFonts w:ascii="Arial" w:hAnsi="Arial"/>
+                <w:rFonts w:ascii="Verdana" w:hAnsi="Verdana"/>
                 <w:b w:val="0"/>
                 <w:sz w:val="16"/>
               </w:rPr>
@@ -11496,7 +11693,7 @@
             <w:r/>
             <w:r>
               <w:rPr>
-                <w:rFonts w:ascii="Arial" w:hAnsi="Arial"/>
+                <w:rFonts w:ascii="Verdana" w:hAnsi="Verdana"/>
                 <w:b w:val="0"/>
                 <w:sz w:val="16"/>
               </w:rPr>
@@ -11505,15 +11702,18 @@
         </w:tc>
       </w:tr>
       <w:tr>
-        <w:tc>
-          <w:tcPr>
-            <w:tcW w:type="dxa" w:w="1514"/>
-          </w:tcPr>
-          <w:p>
-            <w:r/>
-            <w:r>
-              <w:rPr>
-                <w:rFonts w:ascii="Arial" w:hAnsi="Arial"/>
+        <w:trPr>
+          <w:cantSplit/>
+        </w:trPr>
+        <w:tc>
+          <w:tcPr>
+            <w:tcW w:type="dxa" w:w="1514"/>
+          </w:tcPr>
+          <w:p>
+            <w:r/>
+            <w:r>
+              <w:rPr>
+                <w:rFonts w:ascii="Verdana" w:hAnsi="Verdana"/>
                 <w:b w:val="0"/>
                 <w:sz w:val="16"/>
               </w:rPr>
@@ -11529,7 +11729,7 @@
             <w:r/>
             <w:r>
               <w:rPr>
-                <w:rFonts w:ascii="Arial" w:hAnsi="Arial"/>
+                <w:rFonts w:ascii="Verdana" w:hAnsi="Verdana"/>
                 <w:b w:val="0"/>
                 <w:sz w:val="16"/>
               </w:rPr>
@@ -11545,7 +11745,7 @@
             <w:r/>
             <w:r>
               <w:rPr>
-                <w:rFonts w:ascii="Arial" w:hAnsi="Arial"/>
+                <w:rFonts w:ascii="Verdana" w:hAnsi="Verdana"/>
                 <w:b w:val="0"/>
                 <w:sz w:val="16"/>
               </w:rPr>
@@ -11561,7 +11761,7 @@
             <w:r/>
             <w:r>
               <w:rPr>
-                <w:rFonts w:ascii="Arial" w:hAnsi="Arial"/>
+                <w:rFonts w:ascii="Verdana" w:hAnsi="Verdana"/>
                 <w:b w:val="0"/>
                 <w:sz w:val="16"/>
               </w:rPr>
@@ -11577,7 +11777,7 @@
             <w:r/>
             <w:r>
               <w:rPr>
-                <w:rFonts w:ascii="Arial" w:hAnsi="Arial"/>
+                <w:rFonts w:ascii="Verdana" w:hAnsi="Verdana"/>
                 <w:b w:val="0"/>
                 <w:sz w:val="16"/>
               </w:rPr>
@@ -11593,7 +11793,7 @@
             <w:r/>
             <w:r>
               <w:rPr>
-                <w:rFonts w:ascii="Arial" w:hAnsi="Arial"/>
+                <w:rFonts w:ascii="Verdana" w:hAnsi="Verdana"/>
                 <w:b w:val="0"/>
                 <w:sz w:val="16"/>
               </w:rPr>
@@ -11609,7 +11809,7 @@
             <w:r/>
             <w:r>
               <w:rPr>
-                <w:rFonts w:ascii="Arial" w:hAnsi="Arial"/>
+                <w:rFonts w:ascii="Verdana" w:hAnsi="Verdana"/>
                 <w:b w:val="0"/>
                 <w:sz w:val="16"/>
               </w:rPr>
@@ -11625,7 +11825,7 @@
             <w:r/>
             <w:r>
               <w:rPr>
-                <w:rFonts w:ascii="Arial" w:hAnsi="Arial"/>
+                <w:rFonts w:ascii="Verdana" w:hAnsi="Verdana"/>
                 <w:b w:val="0"/>
                 <w:sz w:val="16"/>
               </w:rPr>
@@ -11641,7 +11841,7 @@
             <w:r/>
             <w:r>
               <w:rPr>
-                <w:rFonts w:ascii="Arial" w:hAnsi="Arial"/>
+                <w:rFonts w:ascii="Verdana" w:hAnsi="Verdana"/>
                 <w:b w:val="0"/>
                 <w:sz w:val="16"/>
               </w:rPr>
@@ -11657,7 +11857,7 @@
             <w:r/>
             <w:r>
               <w:rPr>
-                <w:rFonts w:ascii="Arial" w:hAnsi="Arial"/>
+                <w:rFonts w:ascii="Verdana" w:hAnsi="Verdana"/>
                 <w:b w:val="0"/>
                 <w:sz w:val="16"/>
               </w:rPr>
@@ -11666,15 +11866,18 @@
         </w:tc>
       </w:tr>
       <w:tr>
-        <w:tc>
-          <w:tcPr>
-            <w:tcW w:type="dxa" w:w="1514"/>
-          </w:tcPr>
-          <w:p>
-            <w:r/>
-            <w:r>
-              <w:rPr>
-                <w:rFonts w:ascii="Arial" w:hAnsi="Arial"/>
+        <w:trPr>
+          <w:cantSplit/>
+        </w:trPr>
+        <w:tc>
+          <w:tcPr>
+            <w:tcW w:type="dxa" w:w="1514"/>
+          </w:tcPr>
+          <w:p>
+            <w:r/>
+            <w:r>
+              <w:rPr>
+                <w:rFonts w:ascii="Verdana" w:hAnsi="Verdana"/>
                 <w:b w:val="0"/>
                 <w:sz w:val="16"/>
               </w:rPr>
@@ -11690,7 +11893,7 @@
             <w:r/>
             <w:r>
               <w:rPr>
-                <w:rFonts w:ascii="Arial" w:hAnsi="Arial"/>
+                <w:rFonts w:ascii="Verdana" w:hAnsi="Verdana"/>
                 <w:b w:val="0"/>
                 <w:sz w:val="16"/>
               </w:rPr>
@@ -11706,7 +11909,7 @@
             <w:r/>
             <w:r>
               <w:rPr>
-                <w:rFonts w:ascii="Arial" w:hAnsi="Arial"/>
+                <w:rFonts w:ascii="Verdana" w:hAnsi="Verdana"/>
                 <w:b w:val="0"/>
                 <w:sz w:val="16"/>
               </w:rPr>
@@ -11722,7 +11925,7 @@
             <w:r/>
             <w:r>
               <w:rPr>
-                <w:rFonts w:ascii="Arial" w:hAnsi="Arial"/>
+                <w:rFonts w:ascii="Verdana" w:hAnsi="Verdana"/>
                 <w:b w:val="0"/>
                 <w:sz w:val="16"/>
               </w:rPr>
@@ -11738,7 +11941,7 @@
             <w:r/>
             <w:r>
               <w:rPr>
-                <w:rFonts w:ascii="Arial" w:hAnsi="Arial"/>
+                <w:rFonts w:ascii="Verdana" w:hAnsi="Verdana"/>
                 <w:b w:val="0"/>
                 <w:sz w:val="16"/>
               </w:rPr>
@@ -11754,7 +11957,7 @@
             <w:r/>
             <w:r>
               <w:rPr>
-                <w:rFonts w:ascii="Arial" w:hAnsi="Arial"/>
+                <w:rFonts w:ascii="Verdana" w:hAnsi="Verdana"/>
                 <w:b w:val="0"/>
                 <w:sz w:val="16"/>
               </w:rPr>
@@ -11770,7 +11973,7 @@
             <w:r/>
             <w:r>
               <w:rPr>
-                <w:rFonts w:ascii="Arial" w:hAnsi="Arial"/>
+                <w:rFonts w:ascii="Verdana" w:hAnsi="Verdana"/>
                 <w:b w:val="0"/>
                 <w:sz w:val="16"/>
               </w:rPr>
@@ -11786,7 +11989,7 @@
             <w:r/>
             <w:r>
               <w:rPr>
-                <w:rFonts w:ascii="Arial" w:hAnsi="Arial"/>
+                <w:rFonts w:ascii="Verdana" w:hAnsi="Verdana"/>
                 <w:b w:val="0"/>
                 <w:sz w:val="16"/>
               </w:rPr>
@@ -11802,7 +12005,7 @@
             <w:r/>
             <w:r>
               <w:rPr>
-                <w:rFonts w:ascii="Arial" w:hAnsi="Arial"/>
+                <w:rFonts w:ascii="Verdana" w:hAnsi="Verdana"/>
                 <w:b w:val="0"/>
                 <w:sz w:val="16"/>
               </w:rPr>
@@ -11818,7 +12021,7 @@
             <w:r/>
             <w:r>
               <w:rPr>
-                <w:rFonts w:ascii="Arial" w:hAnsi="Arial"/>
+                <w:rFonts w:ascii="Verdana" w:hAnsi="Verdana"/>
                 <w:b w:val="0"/>
                 <w:sz w:val="16"/>
               </w:rPr>
@@ -11827,15 +12030,18 @@
         </w:tc>
       </w:tr>
       <w:tr>
-        <w:tc>
-          <w:tcPr>
-            <w:tcW w:type="dxa" w:w="1514"/>
-          </w:tcPr>
-          <w:p>
-            <w:r/>
-            <w:r>
-              <w:rPr>
-                <w:rFonts w:ascii="Arial" w:hAnsi="Arial"/>
+        <w:trPr>
+          <w:cantSplit/>
+        </w:trPr>
+        <w:tc>
+          <w:tcPr>
+            <w:tcW w:type="dxa" w:w="1514"/>
+          </w:tcPr>
+          <w:p>
+            <w:r/>
+            <w:r>
+              <w:rPr>
+                <w:rFonts w:ascii="Verdana" w:hAnsi="Verdana"/>
                 <w:b w:val="0"/>
                 <w:sz w:val="16"/>
               </w:rPr>
@@ -11851,7 +12057,7 @@
             <w:r/>
             <w:r>
               <w:rPr>
-                <w:rFonts w:ascii="Arial" w:hAnsi="Arial"/>
+                <w:rFonts w:ascii="Verdana" w:hAnsi="Verdana"/>
                 <w:b w:val="0"/>
                 <w:sz w:val="16"/>
               </w:rPr>
@@ -11867,7 +12073,7 @@
             <w:r/>
             <w:r>
               <w:rPr>
-                <w:rFonts w:ascii="Arial" w:hAnsi="Arial"/>
+                <w:rFonts w:ascii="Verdana" w:hAnsi="Verdana"/>
                 <w:b w:val="0"/>
                 <w:sz w:val="16"/>
               </w:rPr>
@@ -11883,7 +12089,7 @@
             <w:r/>
             <w:r>
               <w:rPr>
-                <w:rFonts w:ascii="Arial" w:hAnsi="Arial"/>
+                <w:rFonts w:ascii="Verdana" w:hAnsi="Verdana"/>
                 <w:b w:val="0"/>
                 <w:sz w:val="16"/>
               </w:rPr>
@@ -11899,7 +12105,7 @@
             <w:r/>
             <w:r>
               <w:rPr>
-                <w:rFonts w:ascii="Arial" w:hAnsi="Arial"/>
+                <w:rFonts w:ascii="Verdana" w:hAnsi="Verdana"/>
                 <w:b w:val="0"/>
                 <w:sz w:val="16"/>
               </w:rPr>
@@ -11915,7 +12121,7 @@
             <w:r/>
             <w:r>
               <w:rPr>
-                <w:rFonts w:ascii="Arial" w:hAnsi="Arial"/>
+                <w:rFonts w:ascii="Verdana" w:hAnsi="Verdana"/>
                 <w:b w:val="0"/>
                 <w:sz w:val="16"/>
               </w:rPr>
@@ -11931,7 +12137,7 @@
             <w:r/>
             <w:r>
               <w:rPr>
-                <w:rFonts w:ascii="Arial" w:hAnsi="Arial"/>
+                <w:rFonts w:ascii="Verdana" w:hAnsi="Verdana"/>
                 <w:b w:val="0"/>
                 <w:sz w:val="16"/>
               </w:rPr>
@@ -11947,7 +12153,7 @@
             <w:r/>
             <w:r>
               <w:rPr>
-                <w:rFonts w:ascii="Arial" w:hAnsi="Arial"/>
+                <w:rFonts w:ascii="Verdana" w:hAnsi="Verdana"/>
                 <w:b w:val="0"/>
                 <w:sz w:val="16"/>
               </w:rPr>
@@ -11963,7 +12169,7 @@
             <w:r/>
             <w:r>
               <w:rPr>
-                <w:rFonts w:ascii="Arial" w:hAnsi="Arial"/>
+                <w:rFonts w:ascii="Verdana" w:hAnsi="Verdana"/>
                 <w:b w:val="0"/>
                 <w:sz w:val="16"/>
               </w:rPr>
@@ -11979,7 +12185,7 @@
             <w:r/>
             <w:r>
               <w:rPr>
-                <w:rFonts w:ascii="Arial" w:hAnsi="Arial"/>
+                <w:rFonts w:ascii="Verdana" w:hAnsi="Verdana"/>
                 <w:b w:val="0"/>
                 <w:sz w:val="16"/>
               </w:rPr>
@@ -11988,15 +12194,18 @@
         </w:tc>
       </w:tr>
       <w:tr>
-        <w:tc>
-          <w:tcPr>
-            <w:tcW w:type="dxa" w:w="1514"/>
-          </w:tcPr>
-          <w:p>
-            <w:r/>
-            <w:r>
-              <w:rPr>
-                <w:rFonts w:ascii="Arial" w:hAnsi="Arial"/>
+        <w:trPr>
+          <w:cantSplit/>
+        </w:trPr>
+        <w:tc>
+          <w:tcPr>
+            <w:tcW w:type="dxa" w:w="1514"/>
+          </w:tcPr>
+          <w:p>
+            <w:r/>
+            <w:r>
+              <w:rPr>
+                <w:rFonts w:ascii="Verdana" w:hAnsi="Verdana"/>
                 <w:b w:val="0"/>
                 <w:sz w:val="16"/>
               </w:rPr>
@@ -12012,7 +12221,7 @@
             <w:r/>
             <w:r>
               <w:rPr>
-                <w:rFonts w:ascii="Arial" w:hAnsi="Arial"/>
+                <w:rFonts w:ascii="Verdana" w:hAnsi="Verdana"/>
                 <w:b w:val="0"/>
                 <w:sz w:val="16"/>
               </w:rPr>
@@ -12028,7 +12237,7 @@
             <w:r/>
             <w:r>
               <w:rPr>
-                <w:rFonts w:ascii="Arial" w:hAnsi="Arial"/>
+                <w:rFonts w:ascii="Verdana" w:hAnsi="Verdana"/>
                 <w:b w:val="0"/>
                 <w:sz w:val="16"/>
               </w:rPr>
@@ -12044,7 +12253,7 @@
             <w:r/>
             <w:r>
               <w:rPr>
-                <w:rFonts w:ascii="Arial" w:hAnsi="Arial"/>
+                <w:rFonts w:ascii="Verdana" w:hAnsi="Verdana"/>
                 <w:b w:val="0"/>
                 <w:sz w:val="16"/>
               </w:rPr>
@@ -12060,7 +12269,7 @@
             <w:r/>
             <w:r>
               <w:rPr>
-                <w:rFonts w:ascii="Arial" w:hAnsi="Arial"/>
+                <w:rFonts w:ascii="Verdana" w:hAnsi="Verdana"/>
                 <w:b w:val="0"/>
                 <w:sz w:val="16"/>
               </w:rPr>
@@ -12076,7 +12285,7 @@
             <w:r/>
             <w:r>
               <w:rPr>
-                <w:rFonts w:ascii="Arial" w:hAnsi="Arial"/>
+                <w:rFonts w:ascii="Verdana" w:hAnsi="Verdana"/>
                 <w:b w:val="0"/>
                 <w:sz w:val="16"/>
               </w:rPr>
@@ -12092,7 +12301,7 @@
             <w:r/>
             <w:r>
               <w:rPr>
-                <w:rFonts w:ascii="Arial" w:hAnsi="Arial"/>
+                <w:rFonts w:ascii="Verdana" w:hAnsi="Verdana"/>
                 <w:b w:val="0"/>
                 <w:sz w:val="16"/>
               </w:rPr>
@@ -12108,7 +12317,7 @@
             <w:r/>
             <w:r>
               <w:rPr>
-                <w:rFonts w:ascii="Arial" w:hAnsi="Arial"/>
+                <w:rFonts w:ascii="Verdana" w:hAnsi="Verdana"/>
                 <w:b w:val="0"/>
                 <w:sz w:val="16"/>
               </w:rPr>
@@ -12124,7 +12333,7 @@
             <w:r/>
             <w:r>
               <w:rPr>
-                <w:rFonts w:ascii="Arial" w:hAnsi="Arial"/>
+                <w:rFonts w:ascii="Verdana" w:hAnsi="Verdana"/>
                 <w:b w:val="0"/>
                 <w:sz w:val="16"/>
               </w:rPr>
@@ -12140,7 +12349,7 @@
             <w:r/>
             <w:r>
               <w:rPr>
-                <w:rFonts w:ascii="Arial" w:hAnsi="Arial"/>
+                <w:rFonts w:ascii="Verdana" w:hAnsi="Verdana"/>
                 <w:b w:val="0"/>
                 <w:sz w:val="16"/>
               </w:rPr>
@@ -12149,15 +12358,18 @@
         </w:tc>
       </w:tr>
       <w:tr>
-        <w:tc>
-          <w:tcPr>
-            <w:tcW w:type="dxa" w:w="1514"/>
-          </w:tcPr>
-          <w:p>
-            <w:r/>
-            <w:r>
-              <w:rPr>
-                <w:rFonts w:ascii="Arial" w:hAnsi="Arial"/>
+        <w:trPr>
+          <w:cantSplit/>
+        </w:trPr>
+        <w:tc>
+          <w:tcPr>
+            <w:tcW w:type="dxa" w:w="1514"/>
+          </w:tcPr>
+          <w:p>
+            <w:r/>
+            <w:r>
+              <w:rPr>
+                <w:rFonts w:ascii="Verdana" w:hAnsi="Verdana"/>
                 <w:b w:val="0"/>
                 <w:sz w:val="16"/>
               </w:rPr>
@@ -12173,7 +12385,7 @@
             <w:r/>
             <w:r>
               <w:rPr>
-                <w:rFonts w:ascii="Arial" w:hAnsi="Arial"/>
+                <w:rFonts w:ascii="Verdana" w:hAnsi="Verdana"/>
                 <w:b w:val="0"/>
                 <w:sz w:val="16"/>
               </w:rPr>
@@ -12189,7 +12401,7 @@
             <w:r/>
             <w:r>
               <w:rPr>
-                <w:rFonts w:ascii="Arial" w:hAnsi="Arial"/>
+                <w:rFonts w:ascii="Verdana" w:hAnsi="Verdana"/>
                 <w:b w:val="0"/>
                 <w:sz w:val="16"/>
               </w:rPr>
@@ -12205,7 +12417,7 @@
             <w:r/>
             <w:r>
               <w:rPr>
-                <w:rFonts w:ascii="Arial" w:hAnsi="Arial"/>
+                <w:rFonts w:ascii="Verdana" w:hAnsi="Verdana"/>
                 <w:b w:val="0"/>
                 <w:sz w:val="16"/>
               </w:rPr>
@@ -12221,7 +12433,7 @@
             <w:r/>
             <w:r>
               <w:rPr>
-                <w:rFonts w:ascii="Arial" w:hAnsi="Arial"/>
+                <w:rFonts w:ascii="Verdana" w:hAnsi="Verdana"/>
                 <w:b w:val="0"/>
                 <w:sz w:val="16"/>
               </w:rPr>
@@ -12237,7 +12449,7 @@
             <w:r/>
             <w:r>
               <w:rPr>
-                <w:rFonts w:ascii="Arial" w:hAnsi="Arial"/>
+                <w:rFonts w:ascii="Verdana" w:hAnsi="Verdana"/>
                 <w:b w:val="0"/>
                 <w:sz w:val="16"/>
               </w:rPr>
@@ -12253,7 +12465,7 @@
             <w:r/>
             <w:r>
               <w:rPr>
-                <w:rFonts w:ascii="Arial" w:hAnsi="Arial"/>
+                <w:rFonts w:ascii="Verdana" w:hAnsi="Verdana"/>
                 <w:b w:val="0"/>
                 <w:sz w:val="16"/>
               </w:rPr>
@@ -12269,7 +12481,7 @@
             <w:r/>
             <w:r>
               <w:rPr>
-                <w:rFonts w:ascii="Arial" w:hAnsi="Arial"/>
+                <w:rFonts w:ascii="Verdana" w:hAnsi="Verdana"/>
                 <w:b w:val="0"/>
                 <w:sz w:val="16"/>
               </w:rPr>
@@ -12285,7 +12497,7 @@
             <w:r/>
             <w:r>
               <w:rPr>
-                <w:rFonts w:ascii="Arial" w:hAnsi="Arial"/>
+                <w:rFonts w:ascii="Verdana" w:hAnsi="Verdana"/>
                 <w:b w:val="0"/>
                 <w:sz w:val="16"/>
               </w:rPr>
@@ -12301,7 +12513,7 @@
             <w:r/>
             <w:r>
               <w:rPr>
-                <w:rFonts w:ascii="Arial" w:hAnsi="Arial"/>
+                <w:rFonts w:ascii="Verdana" w:hAnsi="Verdana"/>
                 <w:b w:val="0"/>
                 <w:sz w:val="16"/>
               </w:rPr>
@@ -12310,15 +12522,18 @@
         </w:tc>
       </w:tr>
       <w:tr>
-        <w:tc>
-          <w:tcPr>
-            <w:tcW w:type="dxa" w:w="1514"/>
-          </w:tcPr>
-          <w:p>
-            <w:r/>
-            <w:r>
-              <w:rPr>
-                <w:rFonts w:ascii="Arial" w:hAnsi="Arial"/>
+        <w:trPr>
+          <w:cantSplit/>
+        </w:trPr>
+        <w:tc>
+          <w:tcPr>
+            <w:tcW w:type="dxa" w:w="1514"/>
+          </w:tcPr>
+          <w:p>
+            <w:r/>
+            <w:r>
+              <w:rPr>
+                <w:rFonts w:ascii="Verdana" w:hAnsi="Verdana"/>
                 <w:b w:val="0"/>
                 <w:sz w:val="16"/>
               </w:rPr>
@@ -12334,7 +12549,7 @@
             <w:r/>
             <w:r>
               <w:rPr>
-                <w:rFonts w:ascii="Arial" w:hAnsi="Arial"/>
+                <w:rFonts w:ascii="Verdana" w:hAnsi="Verdana"/>
                 <w:b w:val="0"/>
                 <w:sz w:val="16"/>
               </w:rPr>
@@ -12350,7 +12565,7 @@
             <w:r/>
             <w:r>
               <w:rPr>
-                <w:rFonts w:ascii="Arial" w:hAnsi="Arial"/>
+                <w:rFonts w:ascii="Verdana" w:hAnsi="Verdana"/>
                 <w:b w:val="0"/>
                 <w:sz w:val="16"/>
               </w:rPr>
@@ -12366,7 +12581,7 @@
             <w:r/>
             <w:r>
               <w:rPr>
-                <w:rFonts w:ascii="Arial" w:hAnsi="Arial"/>
+                <w:rFonts w:ascii="Verdana" w:hAnsi="Verdana"/>
                 <w:b w:val="0"/>
                 <w:sz w:val="16"/>
               </w:rPr>
@@ -12382,7 +12597,7 @@
             <w:r/>
             <w:r>
               <w:rPr>
-                <w:rFonts w:ascii="Arial" w:hAnsi="Arial"/>
+                <w:rFonts w:ascii="Verdana" w:hAnsi="Verdana"/>
                 <w:b w:val="0"/>
                 <w:sz w:val="16"/>
               </w:rPr>
@@ -12398,7 +12613,7 @@
             <w:r/>
             <w:r>
               <w:rPr>
-                <w:rFonts w:ascii="Arial" w:hAnsi="Arial"/>
+                <w:rFonts w:ascii="Verdana" w:hAnsi="Verdana"/>
                 <w:b w:val="0"/>
                 <w:sz w:val="16"/>
               </w:rPr>
@@ -12414,7 +12629,7 @@
             <w:r/>
             <w:r>
               <w:rPr>
-                <w:rFonts w:ascii="Arial" w:hAnsi="Arial"/>
+                <w:rFonts w:ascii="Verdana" w:hAnsi="Verdana"/>
                 <w:b w:val="0"/>
                 <w:sz w:val="16"/>
               </w:rPr>
@@ -12430,7 +12645,7 @@
             <w:r/>
             <w:r>
               <w:rPr>
-                <w:rFonts w:ascii="Arial" w:hAnsi="Arial"/>
+                <w:rFonts w:ascii="Verdana" w:hAnsi="Verdana"/>
                 <w:b w:val="0"/>
                 <w:sz w:val="16"/>
               </w:rPr>
@@ -12446,7 +12661,7 @@
             <w:r/>
             <w:r>
               <w:rPr>
-                <w:rFonts w:ascii="Arial" w:hAnsi="Arial"/>
+                <w:rFonts w:ascii="Verdana" w:hAnsi="Verdana"/>
                 <w:b w:val="0"/>
                 <w:sz w:val="16"/>
               </w:rPr>
@@ -12462,7 +12677,7 @@
             <w:r/>
             <w:r>
               <w:rPr>
-                <w:rFonts w:ascii="Arial" w:hAnsi="Arial"/>
+                <w:rFonts w:ascii="Verdana" w:hAnsi="Verdana"/>
                 <w:b w:val="0"/>
                 <w:sz w:val="16"/>
               </w:rPr>
@@ -12471,15 +12686,18 @@
         </w:tc>
       </w:tr>
       <w:tr>
-        <w:tc>
-          <w:tcPr>
-            <w:tcW w:type="dxa" w:w="1514"/>
-          </w:tcPr>
-          <w:p>
-            <w:r/>
-            <w:r>
-              <w:rPr>
-                <w:rFonts w:ascii="Arial" w:hAnsi="Arial"/>
+        <w:trPr>
+          <w:cantSplit/>
+        </w:trPr>
+        <w:tc>
+          <w:tcPr>
+            <w:tcW w:type="dxa" w:w="1514"/>
+          </w:tcPr>
+          <w:p>
+            <w:r/>
+            <w:r>
+              <w:rPr>
+                <w:rFonts w:ascii="Verdana" w:hAnsi="Verdana"/>
                 <w:b w:val="0"/>
                 <w:sz w:val="16"/>
               </w:rPr>
@@ -12495,7 +12713,7 @@
             <w:r/>
             <w:r>
               <w:rPr>
-                <w:rFonts w:ascii="Arial" w:hAnsi="Arial"/>
+                <w:rFonts w:ascii="Verdana" w:hAnsi="Verdana"/>
                 <w:b w:val="0"/>
                 <w:sz w:val="16"/>
               </w:rPr>
@@ -12511,7 +12729,7 @@
             <w:r/>
             <w:r>
               <w:rPr>
-                <w:rFonts w:ascii="Arial" w:hAnsi="Arial"/>
+                <w:rFonts w:ascii="Verdana" w:hAnsi="Verdana"/>
                 <w:b w:val="0"/>
                 <w:sz w:val="16"/>
               </w:rPr>
@@ -12527,7 +12745,7 @@
             <w:r/>
             <w:r>
               <w:rPr>
-                <w:rFonts w:ascii="Arial" w:hAnsi="Arial"/>
+                <w:rFonts w:ascii="Verdana" w:hAnsi="Verdana"/>
                 <w:b w:val="0"/>
                 <w:sz w:val="16"/>
               </w:rPr>
@@ -12543,7 +12761,7 @@
             <w:r/>
             <w:r>
               <w:rPr>
-                <w:rFonts w:ascii="Arial" w:hAnsi="Arial"/>
+                <w:rFonts w:ascii="Verdana" w:hAnsi="Verdana"/>
                 <w:b w:val="0"/>
                 <w:sz w:val="16"/>
               </w:rPr>
@@ -12559,7 +12777,7 @@
             <w:r/>
             <w:r>
               <w:rPr>
-                <w:rFonts w:ascii="Arial" w:hAnsi="Arial"/>
+                <w:rFonts w:ascii="Verdana" w:hAnsi="Verdana"/>
                 <w:b w:val="0"/>
                 <w:sz w:val="16"/>
               </w:rPr>
@@ -12575,7 +12793,7 @@
             <w:r/>
             <w:r>
               <w:rPr>
-                <w:rFonts w:ascii="Arial" w:hAnsi="Arial"/>
+                <w:rFonts w:ascii="Verdana" w:hAnsi="Verdana"/>
                 <w:b w:val="0"/>
                 <w:sz w:val="16"/>
               </w:rPr>
@@ -12591,7 +12809,7 @@
             <w:r/>
             <w:r>
               <w:rPr>
-                <w:rFonts w:ascii="Arial" w:hAnsi="Arial"/>
+                <w:rFonts w:ascii="Verdana" w:hAnsi="Verdana"/>
                 <w:b w:val="0"/>
                 <w:sz w:val="16"/>
               </w:rPr>
@@ -12607,7 +12825,7 @@
             <w:r/>
             <w:r>
               <w:rPr>
-                <w:rFonts w:ascii="Arial" w:hAnsi="Arial"/>
+                <w:rFonts w:ascii="Verdana" w:hAnsi="Verdana"/>
                 <w:b w:val="0"/>
                 <w:sz w:val="16"/>
               </w:rPr>
@@ -12623,7 +12841,7 @@
             <w:r/>
             <w:r>
               <w:rPr>
-                <w:rFonts w:ascii="Arial" w:hAnsi="Arial"/>
+                <w:rFonts w:ascii="Verdana" w:hAnsi="Verdana"/>
                 <w:b w:val="0"/>
                 <w:sz w:val="16"/>
               </w:rPr>
@@ -12632,15 +12850,18 @@
         </w:tc>
       </w:tr>
       <w:tr>
-        <w:tc>
-          <w:tcPr>
-            <w:tcW w:type="dxa" w:w="1514"/>
-          </w:tcPr>
-          <w:p>
-            <w:r/>
-            <w:r>
-              <w:rPr>
-                <w:rFonts w:ascii="Arial" w:hAnsi="Arial"/>
+        <w:trPr>
+          <w:cantSplit/>
+        </w:trPr>
+        <w:tc>
+          <w:tcPr>
+            <w:tcW w:type="dxa" w:w="1514"/>
+          </w:tcPr>
+          <w:p>
+            <w:r/>
+            <w:r>
+              <w:rPr>
+                <w:rFonts w:ascii="Verdana" w:hAnsi="Verdana"/>
                 <w:b w:val="0"/>
                 <w:sz w:val="16"/>
               </w:rPr>
@@ -12656,7 +12877,7 @@
             <w:r/>
             <w:r>
               <w:rPr>
-                <w:rFonts w:ascii="Arial" w:hAnsi="Arial"/>
+                <w:rFonts w:ascii="Verdana" w:hAnsi="Verdana"/>
                 <w:b w:val="0"/>
                 <w:sz w:val="16"/>
               </w:rPr>
@@ -12672,7 +12893,7 @@
             <w:r/>
             <w:r>
               <w:rPr>
-                <w:rFonts w:ascii="Arial" w:hAnsi="Arial"/>
+                <w:rFonts w:ascii="Verdana" w:hAnsi="Verdana"/>
                 <w:b w:val="0"/>
                 <w:sz w:val="16"/>
               </w:rPr>
@@ -12688,7 +12909,7 @@
             <w:r/>
             <w:r>
               <w:rPr>
-                <w:rFonts w:ascii="Arial" w:hAnsi="Arial"/>
+                <w:rFonts w:ascii="Verdana" w:hAnsi="Verdana"/>
                 <w:b w:val="0"/>
                 <w:sz w:val="16"/>
               </w:rPr>
@@ -12704,7 +12925,7 @@
             <w:r/>
             <w:r>
               <w:rPr>
-                <w:rFonts w:ascii="Arial" w:hAnsi="Arial"/>
+                <w:rFonts w:ascii="Verdana" w:hAnsi="Verdana"/>
                 <w:b w:val="0"/>
                 <w:sz w:val="16"/>
               </w:rPr>
@@ -12720,7 +12941,7 @@
             <w:r/>
             <w:r>
               <w:rPr>
-                <w:rFonts w:ascii="Arial" w:hAnsi="Arial"/>
+                <w:rFonts w:ascii="Verdana" w:hAnsi="Verdana"/>
                 <w:b w:val="0"/>
                 <w:sz w:val="16"/>
               </w:rPr>
@@ -12736,7 +12957,7 @@
             <w:r/>
             <w:r>
               <w:rPr>
-                <w:rFonts w:ascii="Arial" w:hAnsi="Arial"/>
+                <w:rFonts w:ascii="Verdana" w:hAnsi="Verdana"/>
                 <w:b w:val="0"/>
                 <w:sz w:val="16"/>
               </w:rPr>
@@ -12752,7 +12973,7 @@
             <w:r/>
             <w:r>
               <w:rPr>
-                <w:rFonts w:ascii="Arial" w:hAnsi="Arial"/>
+                <w:rFonts w:ascii="Verdana" w:hAnsi="Verdana"/>
                 <w:b w:val="0"/>
                 <w:sz w:val="16"/>
               </w:rPr>
@@ -12768,7 +12989,7 @@
             <w:r/>
             <w:r>
               <w:rPr>
-                <w:rFonts w:ascii="Arial" w:hAnsi="Arial"/>
+                <w:rFonts w:ascii="Verdana" w:hAnsi="Verdana"/>
                 <w:b w:val="0"/>
                 <w:sz w:val="16"/>
               </w:rPr>
@@ -12784,7 +13005,7 @@
             <w:r/>
             <w:r>
               <w:rPr>
-                <w:rFonts w:ascii="Arial" w:hAnsi="Arial"/>
+                <w:rFonts w:ascii="Verdana" w:hAnsi="Verdana"/>
                 <w:b w:val="0"/>
                 <w:sz w:val="16"/>
               </w:rPr>
@@ -12793,15 +13014,18 @@
         </w:tc>
       </w:tr>
       <w:tr>
-        <w:tc>
-          <w:tcPr>
-            <w:tcW w:type="dxa" w:w="1514"/>
-          </w:tcPr>
-          <w:p>
-            <w:r/>
-            <w:r>
-              <w:rPr>
-                <w:rFonts w:ascii="Arial" w:hAnsi="Arial"/>
+        <w:trPr>
+          <w:cantSplit/>
+        </w:trPr>
+        <w:tc>
+          <w:tcPr>
+            <w:tcW w:type="dxa" w:w="1514"/>
+          </w:tcPr>
+          <w:p>
+            <w:r/>
+            <w:r>
+              <w:rPr>
+                <w:rFonts w:ascii="Verdana" w:hAnsi="Verdana"/>
                 <w:b w:val="0"/>
                 <w:sz w:val="16"/>
               </w:rPr>
@@ -12817,7 +13041,7 @@
             <w:r/>
             <w:r>
               <w:rPr>
-                <w:rFonts w:ascii="Arial" w:hAnsi="Arial"/>
+                <w:rFonts w:ascii="Verdana" w:hAnsi="Verdana"/>
                 <w:b w:val="0"/>
                 <w:sz w:val="16"/>
               </w:rPr>
@@ -12833,7 +13057,7 @@
             <w:r/>
             <w:r>
               <w:rPr>
-                <w:rFonts w:ascii="Arial" w:hAnsi="Arial"/>
+                <w:rFonts w:ascii="Verdana" w:hAnsi="Verdana"/>
                 <w:b w:val="0"/>
                 <w:sz w:val="16"/>
               </w:rPr>
@@ -12849,7 +13073,7 @@
             <w:r/>
             <w:r>
               <w:rPr>
-                <w:rFonts w:ascii="Arial" w:hAnsi="Arial"/>
+                <w:rFonts w:ascii="Verdana" w:hAnsi="Verdana"/>
                 <w:b w:val="0"/>
                 <w:sz w:val="16"/>
               </w:rPr>
@@ -12865,7 +13089,7 @@
             <w:r/>
             <w:r>
               <w:rPr>
-                <w:rFonts w:ascii="Arial" w:hAnsi="Arial"/>
+                <w:rFonts w:ascii="Verdana" w:hAnsi="Verdana"/>
                 <w:b w:val="0"/>
                 <w:sz w:val="16"/>
               </w:rPr>
@@ -12881,7 +13105,7 @@
             <w:r/>
             <w:r>
               <w:rPr>
-                <w:rFonts w:ascii="Arial" w:hAnsi="Arial"/>
+                <w:rFonts w:ascii="Verdana" w:hAnsi="Verdana"/>
                 <w:b w:val="0"/>
                 <w:sz w:val="16"/>
               </w:rPr>
@@ -12897,7 +13121,7 @@
             <w:r/>
             <w:r>
               <w:rPr>
-                <w:rFonts w:ascii="Arial" w:hAnsi="Arial"/>
+                <w:rFonts w:ascii="Verdana" w:hAnsi="Verdana"/>
                 <w:b w:val="0"/>
                 <w:sz w:val="16"/>
               </w:rPr>
@@ -12913,7 +13137,7 @@
             <w:r/>
             <w:r>
               <w:rPr>
-                <w:rFonts w:ascii="Arial" w:hAnsi="Arial"/>
+                <w:rFonts w:ascii="Verdana" w:hAnsi="Verdana"/>
                 <w:b w:val="0"/>
                 <w:sz w:val="16"/>
               </w:rPr>
@@ -12929,7 +13153,7 @@
             <w:r/>
             <w:r>
               <w:rPr>
-                <w:rFonts w:ascii="Arial" w:hAnsi="Arial"/>
+                <w:rFonts w:ascii="Verdana" w:hAnsi="Verdana"/>
                 <w:b w:val="0"/>
                 <w:sz w:val="16"/>
               </w:rPr>
@@ -12945,7 +13169,7 @@
             <w:r/>
             <w:r>
               <w:rPr>
-                <w:rFonts w:ascii="Arial" w:hAnsi="Arial"/>
+                <w:rFonts w:ascii="Verdana" w:hAnsi="Verdana"/>
                 <w:b w:val="0"/>
                 <w:sz w:val="16"/>
               </w:rPr>
@@ -12954,15 +13178,18 @@
         </w:tc>
       </w:tr>
       <w:tr>
-        <w:tc>
-          <w:tcPr>
-            <w:tcW w:type="dxa" w:w="1514"/>
-          </w:tcPr>
-          <w:p>
-            <w:r/>
-            <w:r>
-              <w:rPr>
-                <w:rFonts w:ascii="Arial" w:hAnsi="Arial"/>
+        <w:trPr>
+          <w:cantSplit/>
+        </w:trPr>
+        <w:tc>
+          <w:tcPr>
+            <w:tcW w:type="dxa" w:w="1514"/>
+          </w:tcPr>
+          <w:p>
+            <w:r/>
+            <w:r>
+              <w:rPr>
+                <w:rFonts w:ascii="Verdana" w:hAnsi="Verdana"/>
                 <w:b w:val="0"/>
                 <w:sz w:val="16"/>
               </w:rPr>
@@ -12978,7 +13205,7 @@
             <w:r/>
             <w:r>
               <w:rPr>
-                <w:rFonts w:ascii="Arial" w:hAnsi="Arial"/>
+                <w:rFonts w:ascii="Verdana" w:hAnsi="Verdana"/>
                 <w:b w:val="0"/>
                 <w:sz w:val="16"/>
               </w:rPr>
@@ -12994,7 +13221,7 @@
             <w:r/>
             <w:r>
               <w:rPr>
-                <w:rFonts w:ascii="Arial" w:hAnsi="Arial"/>
+                <w:rFonts w:ascii="Verdana" w:hAnsi="Verdana"/>
                 <w:b w:val="0"/>
                 <w:sz w:val="16"/>
               </w:rPr>
@@ -13010,7 +13237,7 @@
             <w:r/>
             <w:r>
               <w:rPr>
-                <w:rFonts w:ascii="Arial" w:hAnsi="Arial"/>
+                <w:rFonts w:ascii="Verdana" w:hAnsi="Verdana"/>
                 <w:b w:val="0"/>
                 <w:sz w:val="16"/>
               </w:rPr>
@@ -13026,7 +13253,7 @@
             <w:r/>
             <w:r>
               <w:rPr>
-                <w:rFonts w:ascii="Arial" w:hAnsi="Arial"/>
+                <w:rFonts w:ascii="Verdana" w:hAnsi="Verdana"/>
                 <w:b w:val="0"/>
                 <w:sz w:val="16"/>
               </w:rPr>
@@ -13042,7 +13269,7 @@
             <w:r/>
             <w:r>
               <w:rPr>
-                <w:rFonts w:ascii="Arial" w:hAnsi="Arial"/>
+                <w:rFonts w:ascii="Verdana" w:hAnsi="Verdana"/>
                 <w:b w:val="0"/>
                 <w:sz w:val="16"/>
               </w:rPr>
@@ -13058,7 +13285,7 @@
             <w:r/>
             <w:r>
               <w:rPr>
-                <w:rFonts w:ascii="Arial" w:hAnsi="Arial"/>
+                <w:rFonts w:ascii="Verdana" w:hAnsi="Verdana"/>
                 <w:b w:val="0"/>
                 <w:sz w:val="16"/>
               </w:rPr>
@@ -13074,7 +13301,7 @@
             <w:r/>
             <w:r>
               <w:rPr>
-                <w:rFonts w:ascii="Arial" w:hAnsi="Arial"/>
+                <w:rFonts w:ascii="Verdana" w:hAnsi="Verdana"/>
                 <w:b w:val="0"/>
                 <w:sz w:val="16"/>
               </w:rPr>
@@ -13090,7 +13317,7 @@
             <w:r/>
             <w:r>
               <w:rPr>
-                <w:rFonts w:ascii="Arial" w:hAnsi="Arial"/>
+                <w:rFonts w:ascii="Verdana" w:hAnsi="Verdana"/>
                 <w:b w:val="0"/>
                 <w:sz w:val="16"/>
               </w:rPr>
@@ -13106,7 +13333,7 @@
             <w:r/>
             <w:r>
               <w:rPr>
-                <w:rFonts w:ascii="Arial" w:hAnsi="Arial"/>
+                <w:rFonts w:ascii="Verdana" w:hAnsi="Verdana"/>
                 <w:b w:val="0"/>
                 <w:sz w:val="16"/>
               </w:rPr>
@@ -13115,15 +13342,18 @@
         </w:tc>
       </w:tr>
       <w:tr>
-        <w:tc>
-          <w:tcPr>
-            <w:tcW w:type="dxa" w:w="1514"/>
-          </w:tcPr>
-          <w:p>
-            <w:r/>
-            <w:r>
-              <w:rPr>
-                <w:rFonts w:ascii="Arial" w:hAnsi="Arial"/>
+        <w:trPr>
+          <w:cantSplit/>
+        </w:trPr>
+        <w:tc>
+          <w:tcPr>
+            <w:tcW w:type="dxa" w:w="1514"/>
+          </w:tcPr>
+          <w:p>
+            <w:r/>
+            <w:r>
+              <w:rPr>
+                <w:rFonts w:ascii="Verdana" w:hAnsi="Verdana"/>
                 <w:b w:val="0"/>
                 <w:sz w:val="16"/>
               </w:rPr>
@@ -13139,7 +13369,7 @@
             <w:r/>
             <w:r>
               <w:rPr>
-                <w:rFonts w:ascii="Arial" w:hAnsi="Arial"/>
+                <w:rFonts w:ascii="Verdana" w:hAnsi="Verdana"/>
                 <w:b w:val="0"/>
                 <w:sz w:val="16"/>
               </w:rPr>
@@ -13155,7 +13385,7 @@
             <w:r/>
             <w:r>
               <w:rPr>
-                <w:rFonts w:ascii="Arial" w:hAnsi="Arial"/>
+                <w:rFonts w:ascii="Verdana" w:hAnsi="Verdana"/>
                 <w:b w:val="0"/>
                 <w:sz w:val="16"/>
               </w:rPr>
@@ -13171,7 +13401,7 @@
             <w:r/>
             <w:r>
               <w:rPr>
-                <w:rFonts w:ascii="Arial" w:hAnsi="Arial"/>
+                <w:rFonts w:ascii="Verdana" w:hAnsi="Verdana"/>
                 <w:b w:val="0"/>
                 <w:sz w:val="16"/>
               </w:rPr>
@@ -13187,7 +13417,7 @@
             <w:r/>
             <w:r>
               <w:rPr>
-                <w:rFonts w:ascii="Arial" w:hAnsi="Arial"/>
+                <w:rFonts w:ascii="Verdana" w:hAnsi="Verdana"/>
                 <w:b w:val="0"/>
                 <w:sz w:val="16"/>
               </w:rPr>
@@ -13203,7 +13433,7 @@
             <w:r/>
             <w:r>
               <w:rPr>
-                <w:rFonts w:ascii="Arial" w:hAnsi="Arial"/>
+                <w:rFonts w:ascii="Verdana" w:hAnsi="Verdana"/>
                 <w:b w:val="0"/>
                 <w:sz w:val="16"/>
               </w:rPr>
@@ -13219,7 +13449,7 @@
             <w:r/>
             <w:r>
               <w:rPr>
-                <w:rFonts w:ascii="Arial" w:hAnsi="Arial"/>
+                <w:rFonts w:ascii="Verdana" w:hAnsi="Verdana"/>
                 <w:b w:val="0"/>
                 <w:sz w:val="16"/>
               </w:rPr>
@@ -13235,7 +13465,7 @@
             <w:r/>
             <w:r>
               <w:rPr>
-                <w:rFonts w:ascii="Arial" w:hAnsi="Arial"/>
+                <w:rFonts w:ascii="Verdana" w:hAnsi="Verdana"/>
                 <w:b w:val="0"/>
                 <w:sz w:val="16"/>
               </w:rPr>
@@ -13251,7 +13481,7 @@
             <w:r/>
             <w:r>
               <w:rPr>
-                <w:rFonts w:ascii="Arial" w:hAnsi="Arial"/>
+                <w:rFonts w:ascii="Verdana" w:hAnsi="Verdana"/>
                 <w:b w:val="0"/>
                 <w:sz w:val="16"/>
               </w:rPr>
@@ -13267,7 +13497,7 @@
             <w:r/>
             <w:r>
               <w:rPr>
-                <w:rFonts w:ascii="Arial" w:hAnsi="Arial"/>
+                <w:rFonts w:ascii="Verdana" w:hAnsi="Verdana"/>
                 <w:b w:val="0"/>
                 <w:sz w:val="16"/>
               </w:rPr>

--- a/docx/en/BUFRCREX_TableB_en_11.docx
+++ b/docx/en/BUFRCREX_TableB_en_11.docx
@@ -239,7 +239,7 @@
                 <w:b w:val="0"/>
                 <w:sz w:val="16"/>
               </w:rPr>
-              <w:t>011001</w:t>
+              <w:t>0 11 001</w:t>
             </w:r>
           </w:p>
         </w:tc>
@@ -403,7 +403,7 @@
                 <w:b w:val="0"/>
                 <w:sz w:val="16"/>
               </w:rPr>
-              <w:t>011002</w:t>
+              <w:t>0 11 002</w:t>
             </w:r>
           </w:p>
         </w:tc>
@@ -567,7 +567,7 @@
                 <w:b w:val="0"/>
                 <w:sz w:val="16"/>
               </w:rPr>
-              <w:t>011003</w:t>
+              <w:t>0 11 003</w:t>
             </w:r>
           </w:p>
         </w:tc>
@@ -731,7 +731,7 @@
                 <w:b w:val="0"/>
                 <w:sz w:val="16"/>
               </w:rPr>
-              <w:t>011004</w:t>
+              <w:t>0 11 004</w:t>
             </w:r>
           </w:p>
         </w:tc>
@@ -895,7 +895,7 @@
                 <w:b w:val="0"/>
                 <w:sz w:val="16"/>
               </w:rPr>
-              <w:t>011005</w:t>
+              <w:t>0 11 005</w:t>
             </w:r>
           </w:p>
         </w:tc>
@@ -1059,7 +1059,7 @@
                 <w:b w:val="0"/>
                 <w:sz w:val="16"/>
               </w:rPr>
-              <w:t>011006</w:t>
+              <w:t>0 11 006</w:t>
             </w:r>
           </w:p>
         </w:tc>
@@ -1223,7 +1223,7 @@
                 <w:b w:val="0"/>
                 <w:sz w:val="16"/>
               </w:rPr>
-              <w:t>011007</w:t>
+              <w:t>0 11 007</w:t>
             </w:r>
           </w:p>
         </w:tc>
@@ -1387,7 +1387,7 @@
                 <w:b w:val="0"/>
                 <w:sz w:val="16"/>
               </w:rPr>
-              <w:t>011008</w:t>
+              <w:t>0 11 008</w:t>
             </w:r>
           </w:p>
         </w:tc>
@@ -1551,7 +1551,7 @@
                 <w:b w:val="0"/>
                 <w:sz w:val="16"/>
               </w:rPr>
-              <w:t>011010</w:t>
+              <w:t>0 11 010</w:t>
             </w:r>
           </w:p>
         </w:tc>
@@ -1715,7 +1715,7 @@
                 <w:b w:val="0"/>
                 <w:sz w:val="16"/>
               </w:rPr>
-              <w:t>011011</w:t>
+              <w:t>0 11 011</w:t>
             </w:r>
           </w:p>
         </w:tc>
@@ -1879,7 +1879,7 @@
                 <w:b w:val="0"/>
                 <w:sz w:val="16"/>
               </w:rPr>
-              <w:t>011012</w:t>
+              <w:t>0 11 012</w:t>
             </w:r>
           </w:p>
         </w:tc>
@@ -2043,7 +2043,7 @@
                 <w:b w:val="0"/>
                 <w:sz w:val="16"/>
               </w:rPr>
-              <w:t>011013</w:t>
+              <w:t>0 11 013</w:t>
             </w:r>
           </w:p>
         </w:tc>
@@ -2207,7 +2207,7 @@
                 <w:b w:val="0"/>
                 <w:sz w:val="16"/>
               </w:rPr>
-              <w:t>011014</w:t>
+              <w:t>0 11 014</w:t>
             </w:r>
           </w:p>
         </w:tc>
@@ -2371,7 +2371,7 @@
                 <w:b w:val="0"/>
                 <w:sz w:val="16"/>
               </w:rPr>
-              <w:t>011016</w:t>
+              <w:t>0 11 016</w:t>
             </w:r>
           </w:p>
         </w:tc>
@@ -2535,7 +2535,7 @@
                 <w:b w:val="0"/>
                 <w:sz w:val="16"/>
               </w:rPr>
-              <w:t>011017</w:t>
+              <w:t>0 11 017</w:t>
             </w:r>
           </w:p>
         </w:tc>
@@ -2699,7 +2699,7 @@
                 <w:b w:val="0"/>
                 <w:sz w:val="16"/>
               </w:rPr>
-              <w:t>011019</w:t>
+              <w:t>0 11 019</w:t>
             </w:r>
           </w:p>
         </w:tc>
@@ -2864,7 +2864,7 @@
                 <w:b w:val="0"/>
                 <w:sz w:val="16"/>
               </w:rPr>
-              <w:t>011021</w:t>
+              <w:t>0 11 021</w:t>
             </w:r>
           </w:p>
         </w:tc>
@@ -3028,7 +3028,7 @@
                 <w:b w:val="0"/>
                 <w:sz w:val="16"/>
               </w:rPr>
-              <w:t>011022</w:t>
+              <w:t>0 11 022</w:t>
             </w:r>
           </w:p>
         </w:tc>
@@ -3192,7 +3192,7 @@
                 <w:b w:val="0"/>
                 <w:sz w:val="16"/>
               </w:rPr>
-              <w:t>011023</w:t>
+              <w:t>0 11 023</w:t>
             </w:r>
           </w:p>
         </w:tc>
@@ -3356,7 +3356,7 @@
                 <w:b w:val="0"/>
                 <w:sz w:val="16"/>
               </w:rPr>
-              <w:t>011024</w:t>
+              <w:t>0 11 024</w:t>
             </w:r>
           </w:p>
         </w:tc>
@@ -3520,7 +3520,7 @@
                 <w:b w:val="0"/>
                 <w:sz w:val="16"/>
               </w:rPr>
-              <w:t>011025</w:t>
+              <w:t>0 11 025</w:t>
             </w:r>
           </w:p>
         </w:tc>
@@ -3684,7 +3684,7 @@
                 <w:b w:val="0"/>
                 <w:sz w:val="16"/>
               </w:rPr>
-              <w:t>011030</w:t>
+              <w:t>0 11 030</w:t>
             </w:r>
           </w:p>
         </w:tc>
@@ -3848,7 +3848,7 @@
                 <w:b w:val="0"/>
                 <w:sz w:val="16"/>
               </w:rPr>
-              <w:t>011031</w:t>
+              <w:t>0 11 031</w:t>
             </w:r>
           </w:p>
         </w:tc>
@@ -4012,7 +4012,7 @@
                 <w:b w:val="0"/>
                 <w:sz w:val="16"/>
               </w:rPr>
-              <w:t>011032</w:t>
+              <w:t>0 11 032</w:t>
             </w:r>
           </w:p>
         </w:tc>
@@ -4176,7 +4176,7 @@
                 <w:b w:val="0"/>
                 <w:sz w:val="16"/>
               </w:rPr>
-              <w:t>011033</w:t>
+              <w:t>0 11 033</w:t>
             </w:r>
           </w:p>
         </w:tc>
@@ -4340,7 +4340,7 @@
                 <w:b w:val="0"/>
                 <w:sz w:val="16"/>
               </w:rPr>
-              <w:t>011034</w:t>
+              <w:t>0 11 034</w:t>
             </w:r>
           </w:p>
         </w:tc>
@@ -4504,7 +4504,7 @@
                 <w:b w:val="0"/>
                 <w:sz w:val="16"/>
               </w:rPr>
-              <w:t>011035</w:t>
+              <w:t>0 11 035</w:t>
             </w:r>
           </w:p>
         </w:tc>
@@ -4668,7 +4668,7 @@
                 <w:b w:val="0"/>
                 <w:sz w:val="16"/>
               </w:rPr>
-              <w:t>011036</w:t>
+              <w:t>0 11 036</w:t>
             </w:r>
           </w:p>
         </w:tc>
@@ -4832,7 +4832,7 @@
                 <w:b w:val="0"/>
                 <w:sz w:val="16"/>
               </w:rPr>
-              <w:t>011037</w:t>
+              <w:t>0 11 037</w:t>
             </w:r>
           </w:p>
         </w:tc>
@@ -4996,7 +4996,7 @@
                 <w:b w:val="0"/>
                 <w:sz w:val="16"/>
               </w:rPr>
-              <w:t>011038</w:t>
+              <w:t>0 11 038</w:t>
             </w:r>
           </w:p>
         </w:tc>
@@ -5160,7 +5160,7 @@
                 <w:b w:val="0"/>
                 <w:sz w:val="16"/>
               </w:rPr>
-              <w:t>011039</w:t>
+              <w:t>0 11 039</w:t>
             </w:r>
           </w:p>
         </w:tc>
@@ -5324,7 +5324,7 @@
                 <w:b w:val="0"/>
                 <w:sz w:val="16"/>
               </w:rPr>
-              <w:t>011040</w:t>
+              <w:t>0 11 040</w:t>
             </w:r>
           </w:p>
         </w:tc>
@@ -5488,7 +5488,7 @@
                 <w:b w:val="0"/>
                 <w:sz w:val="16"/>
               </w:rPr>
-              <w:t>011041</w:t>
+              <w:t>0 11 041</w:t>
             </w:r>
           </w:p>
         </w:tc>
@@ -5652,7 +5652,7 @@
                 <w:b w:val="0"/>
                 <w:sz w:val="16"/>
               </w:rPr>
-              <w:t>011042</w:t>
+              <w:t>0 11 042</w:t>
             </w:r>
           </w:p>
         </w:tc>
@@ -5816,7 +5816,7 @@
                 <w:b w:val="0"/>
                 <w:sz w:val="16"/>
               </w:rPr>
-              <w:t>011043</w:t>
+              <w:t>0 11 043</w:t>
             </w:r>
           </w:p>
         </w:tc>
@@ -5980,7 +5980,7 @@
                 <w:b w:val="0"/>
                 <w:sz w:val="16"/>
               </w:rPr>
-              <w:t>011044</w:t>
+              <w:t>0 11 044</w:t>
             </w:r>
           </w:p>
         </w:tc>
@@ -6144,7 +6144,7 @@
                 <w:b w:val="0"/>
                 <w:sz w:val="16"/>
               </w:rPr>
-              <w:t>011045</w:t>
+              <w:t>0 11 045</w:t>
             </w:r>
           </w:p>
         </w:tc>
@@ -6308,7 +6308,7 @@
                 <w:b w:val="0"/>
                 <w:sz w:val="16"/>
               </w:rPr>
-              <w:t>011046</w:t>
+              <w:t>0 11 046</w:t>
             </w:r>
           </w:p>
         </w:tc>
@@ -6472,7 +6472,7 @@
                 <w:b w:val="0"/>
                 <w:sz w:val="16"/>
               </w:rPr>
-              <w:t>011047</w:t>
+              <w:t>0 11 047</w:t>
             </w:r>
           </w:p>
         </w:tc>
@@ -6636,7 +6636,7 @@
                 <w:b w:val="0"/>
                 <w:sz w:val="16"/>
               </w:rPr>
-              <w:t>011049</w:t>
+              <w:t>0 11 049</w:t>
             </w:r>
           </w:p>
         </w:tc>
@@ -6800,7 +6800,7 @@
                 <w:b w:val="0"/>
                 <w:sz w:val="16"/>
               </w:rPr>
-              <w:t>011050</w:t>
+              <w:t>0 11 050</w:t>
             </w:r>
           </w:p>
         </w:tc>
@@ -6964,7 +6964,7 @@
                 <w:b w:val="0"/>
                 <w:sz w:val="16"/>
               </w:rPr>
-              <w:t>011051</w:t>
+              <w:t>0 11 051</w:t>
             </w:r>
           </w:p>
         </w:tc>
@@ -7128,7 +7128,7 @@
                 <w:b w:val="0"/>
                 <w:sz w:val="16"/>
               </w:rPr>
-              <w:t>011052</w:t>
+              <w:t>0 11 052</w:t>
             </w:r>
           </w:p>
         </w:tc>
@@ -7292,7 +7292,7 @@
                 <w:b w:val="0"/>
                 <w:sz w:val="16"/>
               </w:rPr>
-              <w:t>011053</w:t>
+              <w:t>0 11 053</w:t>
             </w:r>
           </w:p>
         </w:tc>
@@ -7456,7 +7456,7 @@
                 <w:b w:val="0"/>
                 <w:sz w:val="16"/>
               </w:rPr>
-              <w:t>011054</w:t>
+              <w:t>0 11 054</w:t>
             </w:r>
           </w:p>
         </w:tc>
@@ -7620,7 +7620,7 @@
                 <w:b w:val="0"/>
                 <w:sz w:val="16"/>
               </w:rPr>
-              <w:t>011055</w:t>
+              <w:t>0 11 055</w:t>
             </w:r>
           </w:p>
         </w:tc>
@@ -7784,7 +7784,7 @@
                 <w:b w:val="0"/>
                 <w:sz w:val="16"/>
               </w:rPr>
-              <w:t>011061</w:t>
+              <w:t>0 11 061</w:t>
             </w:r>
           </w:p>
         </w:tc>
@@ -7948,7 +7948,7 @@
                 <w:b w:val="0"/>
                 <w:sz w:val="16"/>
               </w:rPr>
-              <w:t>011062</w:t>
+              <w:t>0 11 062</w:t>
             </w:r>
           </w:p>
         </w:tc>
@@ -8112,7 +8112,7 @@
                 <w:b w:val="0"/>
                 <w:sz w:val="16"/>
               </w:rPr>
-              <w:t>011070</w:t>
+              <w:t>0 11 070</w:t>
             </w:r>
           </w:p>
         </w:tc>
@@ -8276,7 +8276,7 @@
                 <w:b w:val="0"/>
                 <w:sz w:val="16"/>
               </w:rPr>
-              <w:t>011071</w:t>
+              <w:t>0 11 071</w:t>
             </w:r>
           </w:p>
         </w:tc>
@@ -8440,7 +8440,7 @@
                 <w:b w:val="0"/>
                 <w:sz w:val="16"/>
               </w:rPr>
-              <w:t>011072</w:t>
+              <w:t>0 11 072</w:t>
             </w:r>
           </w:p>
         </w:tc>
@@ -8604,7 +8604,7 @@
                 <w:b w:val="0"/>
                 <w:sz w:val="16"/>
               </w:rPr>
-              <w:t>011073</w:t>
+              <w:t>0 11 073</w:t>
             </w:r>
           </w:p>
         </w:tc>
@@ -8768,7 +8768,7 @@
                 <w:b w:val="0"/>
                 <w:sz w:val="16"/>
               </w:rPr>
-              <w:t>011074</w:t>
+              <w:t>0 11 074</w:t>
             </w:r>
           </w:p>
         </w:tc>
@@ -8932,7 +8932,7 @@
                 <w:b w:val="0"/>
                 <w:sz w:val="16"/>
               </w:rPr>
-              <w:t>011075</w:t>
+              <w:t>0 11 075</w:t>
             </w:r>
           </w:p>
         </w:tc>
@@ -9096,7 +9096,7 @@
                 <w:b w:val="0"/>
                 <w:sz w:val="16"/>
               </w:rPr>
-              <w:t>011076</w:t>
+              <w:t>0 11 076</w:t>
             </w:r>
           </w:p>
         </w:tc>
@@ -9260,7 +9260,7 @@
                 <w:b w:val="0"/>
                 <w:sz w:val="16"/>
               </w:rPr>
-              <w:t>011077</w:t>
+              <w:t>0 11 077</w:t>
             </w:r>
           </w:p>
         </w:tc>
@@ -9424,7 +9424,7 @@
                 <w:b w:val="0"/>
                 <w:sz w:val="16"/>
               </w:rPr>
-              <w:t>011080</w:t>
+              <w:t>0 11 080</w:t>
             </w:r>
           </w:p>
         </w:tc>
@@ -9585,7 +9585,7 @@
                 <w:b w:val="0"/>
                 <w:sz w:val="16"/>
               </w:rPr>
-              <w:t>011081</w:t>
+              <w:t>0 11 081</w:t>
             </w:r>
           </w:p>
         </w:tc>
@@ -9749,7 +9749,7 @@
                 <w:b w:val="0"/>
                 <w:sz w:val="16"/>
               </w:rPr>
-              <w:t>011082</w:t>
+              <w:t>0 11 082</w:t>
             </w:r>
           </w:p>
         </w:tc>
@@ -9913,7 +9913,7 @@
                 <w:b w:val="0"/>
                 <w:sz w:val="16"/>
               </w:rPr>
-              <w:t>011083</w:t>
+              <w:t>0 11 083</w:t>
             </w:r>
           </w:p>
         </w:tc>
@@ -10077,7 +10077,7 @@
                 <w:b w:val="0"/>
                 <w:sz w:val="16"/>
               </w:rPr>
-              <w:t>011084</w:t>
+              <w:t>0 11 084</w:t>
             </w:r>
           </w:p>
         </w:tc>
@@ -10241,7 +10241,7 @@
                 <w:b w:val="0"/>
                 <w:sz w:val="16"/>
               </w:rPr>
-              <w:t>011085</w:t>
+              <w:t>0 11 085</w:t>
             </w:r>
           </w:p>
         </w:tc>
@@ -10405,7 +10405,7 @@
                 <w:b w:val="0"/>
                 <w:sz w:val="16"/>
               </w:rPr>
-              <w:t>011086</w:t>
+              <w:t>0 11 086</w:t>
             </w:r>
           </w:p>
         </w:tc>
@@ -10569,7 +10569,7 @@
                 <w:b w:val="0"/>
                 <w:sz w:val="16"/>
               </w:rPr>
-              <w:t>011095</w:t>
+              <w:t>0 11 095</w:t>
             </w:r>
           </w:p>
         </w:tc>
@@ -10733,7 +10733,7 @@
                 <w:b w:val="0"/>
                 <w:sz w:val="16"/>
               </w:rPr>
-              <w:t>011096</w:t>
+              <w:t>0 11 096</w:t>
             </w:r>
           </w:p>
         </w:tc>
@@ -10897,7 +10897,7 @@
                 <w:b w:val="0"/>
                 <w:sz w:val="16"/>
               </w:rPr>
-              <w:t>011097</w:t>
+              <w:t>0 11 097</w:t>
             </w:r>
           </w:p>
         </w:tc>
@@ -11061,7 +11061,7 @@
                 <w:b w:val="0"/>
                 <w:sz w:val="16"/>
               </w:rPr>
-              <w:t>011098</w:t>
+              <w:t>0 11 098</w:t>
             </w:r>
           </w:p>
         </w:tc>
@@ -11225,7 +11225,7 @@
                 <w:b w:val="0"/>
                 <w:sz w:val="16"/>
               </w:rPr>
-              <w:t>011100</w:t>
+              <w:t>0 11 100</w:t>
             </w:r>
           </w:p>
         </w:tc>
@@ -11389,7 +11389,7 @@
                 <w:b w:val="0"/>
                 <w:sz w:val="16"/>
               </w:rPr>
-              <w:t>011101</w:t>
+              <w:t>0 11 101</w:t>
             </w:r>
           </w:p>
         </w:tc>
@@ -11553,7 +11553,7 @@
                 <w:b w:val="0"/>
                 <w:sz w:val="16"/>
               </w:rPr>
-              <w:t>011102</w:t>
+              <w:t>0 11 102</w:t>
             </w:r>
           </w:p>
         </w:tc>
@@ -11717,7 +11717,7 @@
                 <w:b w:val="0"/>
                 <w:sz w:val="16"/>
               </w:rPr>
-              <w:t>011103</w:t>
+              <w:t>0 11 103</w:t>
             </w:r>
           </w:p>
         </w:tc>
@@ -11881,7 +11881,7 @@
                 <w:b w:val="0"/>
                 <w:sz w:val="16"/>
               </w:rPr>
-              <w:t>011104</w:t>
+              <w:t>0 11 104</w:t>
             </w:r>
           </w:p>
         </w:tc>
@@ -12045,7 +12045,7 @@
                 <w:b w:val="0"/>
                 <w:sz w:val="16"/>
               </w:rPr>
-              <w:t>011105</w:t>
+              <w:t>0 11 105</w:t>
             </w:r>
           </w:p>
         </w:tc>
@@ -12209,7 +12209,7 @@
                 <w:b w:val="0"/>
                 <w:sz w:val="16"/>
               </w:rPr>
-              <w:t>011106</w:t>
+              <w:t>0 11 106</w:t>
             </w:r>
           </w:p>
         </w:tc>
@@ -12373,7 +12373,7 @@
                 <w:b w:val="0"/>
                 <w:sz w:val="16"/>
               </w:rPr>
-              <w:t>011107</w:t>
+              <w:t>0 11 107</w:t>
             </w:r>
           </w:p>
         </w:tc>
@@ -12537,7 +12537,7 @@
                 <w:b w:val="0"/>
                 <w:sz w:val="16"/>
               </w:rPr>
-              <w:t>011108</w:t>
+              <w:t>0 11 108</w:t>
             </w:r>
           </w:p>
         </w:tc>
@@ -12701,7 +12701,7 @@
                 <w:b w:val="0"/>
                 <w:sz w:val="16"/>
               </w:rPr>
-              <w:t>011109</w:t>
+              <w:t>0 11 109</w:t>
             </w:r>
           </w:p>
         </w:tc>
@@ -12865,7 +12865,7 @@
                 <w:b w:val="0"/>
                 <w:sz w:val="16"/>
               </w:rPr>
-              <w:t>011110</w:t>
+              <w:t>0 11 110</w:t>
             </w:r>
           </w:p>
         </w:tc>
@@ -13029,7 +13029,7 @@
                 <w:b w:val="0"/>
                 <w:sz w:val="16"/>
               </w:rPr>
-              <w:t>011111</w:t>
+              <w:t>0 11 111</w:t>
             </w:r>
           </w:p>
         </w:tc>
@@ -13193,7 +13193,7 @@
                 <w:b w:val="0"/>
                 <w:sz w:val="16"/>
               </w:rPr>
-              <w:t>011112</w:t>
+              <w:t>0 11 112</w:t>
             </w:r>
           </w:p>
         </w:tc>
@@ -13357,7 +13357,7 @@
                 <w:b w:val="0"/>
                 <w:sz w:val="16"/>
               </w:rPr>
-              <w:t>011113</w:t>
+              <w:t>0 11 113</w:t>
             </w:r>
           </w:p>
         </w:tc>

--- a/docx/en/BUFRCREX_TableB_en_11.docx
+++ b/docx/en/BUFRCREX_TableB_en_11.docx
@@ -16104,147 +16104,7 @@
           <w:i/>
           <w:sz w:val="14"/>
         </w:rPr>
-        <w:t>Note 23: A precipitation value of -0.1 kg m-2 before scaling (-1 after scaling or in CREX) shall indicate a "trace" (non-measurable, less than 0.05 kg m-2).</w:t>
-      </w:r>
-    </w:p>
-    <w:p>
-      <w:r>
-        <w:rPr>
-          <w:rFonts w:ascii="Verdana" w:hAnsi="Verdana"/>
-          <w:i/>
-          <w:sz w:val="14"/>
-        </w:rPr>
-        <w:t>Note 25: A previously defined significance may be cancelled by transmitting a "missing" from the appropriate code or flag table.</w:t>
-      </w:r>
-    </w:p>
-    <w:p>
-      <w:r>
-        <w:rPr>
-          <w:rFonts w:ascii="Verdana" w:hAnsi="Verdana"/>
-          <w:i/>
-          <w:sz w:val="14"/>
-        </w:rPr>
-        <w:t>Note 27: All times are Universal Time Coordinated (UTC) unless otherwise noted.</w:t>
-      </w:r>
-    </w:p>
-    <w:p>
-      <w:r>
-        <w:rPr>
-          <w:rFonts w:ascii="Verdana" w:hAnsi="Verdana"/>
-          <w:i/>
-          <w:sz w:val="14"/>
-        </w:rPr>
-        <w:t>Note 32: Bearing or azimuth shall only be used with respect to a stated location, and shall not redefine that location.</w:t>
-      </w:r>
-    </w:p>
-    <w:p>
-      <w:r>
-        <w:rPr>
-          <w:rFonts w:ascii="Verdana" w:hAnsi="Verdana"/>
-          <w:i/>
-          <w:sz w:val="14"/>
-        </w:rPr>
-        <w:t>Note 62: Distance shall only be used with respect to a stated location and a bearing, azimuth or elevation; it shall not redefine that location.</w:t>
-      </w:r>
-    </w:p>
-    <w:p>
-      <w:r>
-        <w:rPr>
-          <w:rFonts w:ascii="Verdana" w:hAnsi="Verdana"/>
-          <w:i/>
-          <w:sz w:val="14"/>
-        </w:rPr>
-        <w:t>Note 63: Downward radiation shall be assigned positive values.</w:t>
-      </w:r>
-    </w:p>
-    <w:p>
-      <w:r>
-        <w:rPr>
-          <w:rFonts w:ascii="Verdana" w:hAnsi="Verdana"/>
-          <w:i/>
-          <w:sz w:val="14"/>
-        </w:rPr>
         <w:t>Note 64: Downward w-components shall be assigned positive values where units are Pa s-1.</w:t>
-      </w:r>
-    </w:p>
-    <w:p>
-      <w:r>
-        <w:rPr>
-          <w:rFonts w:ascii="Verdana" w:hAnsi="Verdana"/>
-          <w:i/>
-          <w:sz w:val="14"/>
-        </w:rPr>
-        <w:t>Note 66: East to west increments shall be assigned negative values.</w:t>
-      </w:r>
-    </w:p>
-    <w:p>
-      <w:r>
-        <w:rPr>
-          <w:rFonts w:ascii="Verdana" w:hAnsi="Verdana"/>
-          <w:i/>
-          <w:sz w:val="14"/>
-        </w:rPr>
-        <w:t>Note 75: For CREX descriptors F = B, not 0.</w:t>
-      </w:r>
-    </w:p>
-    <w:p>
-      <w:r>
-        <w:rPr>
-          <w:rFonts w:ascii="Verdana" w:hAnsi="Verdana"/>
-          <w:i/>
-          <w:sz w:val="14"/>
-        </w:rPr>
-        <w:t>Note 92: In order to distinguish unambiguously the cases of missing data and saturated pixels, n-bit image data should be encoded using a data width of n+1. Where such a descriptor is not already available in Class 30, operator descriptor 2 01 YYY should be used to modify the data width of the existing entry as required.</w:t>
-      </w:r>
-    </w:p>
-    <w:p>
-      <w:r>
-        <w:rPr>
-          <w:rFonts w:ascii="Verdana" w:hAnsi="Verdana"/>
-          <w:i/>
-          <w:sz w:val="14"/>
-        </w:rPr>
-        <w:t>Note 105: Negative time periods or displacements shall be used to indicate time periods or displacements preceding the currently defined time.</w:t>
-      </w:r>
-    </w:p>
-    <w:p>
-      <w:r>
-        <w:rPr>
-          <w:rFonts w:ascii="Verdana" w:hAnsi="Verdana"/>
-          <w:i/>
-          <w:sz w:val="14"/>
-        </w:rPr>
-        <w:t>Note 110: North to south increments shall be assigned negative values.</w:t>
-      </w:r>
-    </w:p>
-    <w:p>
-      <w:r>
-        <w:rPr>
-          <w:rFonts w:ascii="Verdana" w:hAnsi="Verdana"/>
-          <w:i/>
-          <w:sz w:val="14"/>
-        </w:rPr>
-        <w:t>Note 115: Pixel data width can be changed with descriptor 2 01 YYY.</w:t>
-      </w:r>
-    </w:p>
-    <w:p>
-      <w:r>
-        <w:rPr>
-          <w:rFonts w:ascii="Verdana" w:hAnsi="Verdana"/>
-          <w:i/>
-          <w:sz w:val="14"/>
-        </w:rPr>
-        <w:t>Note 121: Some indication of expected accuracy may be implied in conjunction with certain elements in this class.</w:t>
-      </w:r>
-    </w:p>
-    <w:p>
-      <w:r>
-        <w:rPr>
-          <w:rFonts w:ascii="Verdana" w:hAnsi="Verdana"/>
-          <w:i/>
-          <w:sz w:val="14"/>
-        </w:rPr>
-        <w:t>Note 122: South latitude shall be assigned negative values.</w:t>
       </w:r>
     </w:p>
     <w:p>
@@ -16274,137 +16134,7 @@
           <w:i/>
           <w:sz w:val="14"/>
         </w:rPr>
-        <w:t>Note 140: The pixel size on horizontal - 1 is given at location where map scale factor is unity.</w:t>
-      </w:r>
-    </w:p>
-    <w:p>
-      <w:r>
-        <w:rPr>
-          <w:rFonts w:ascii="Verdana" w:hAnsi="Verdana"/>
-          <w:i/>
-          <w:sz w:val="14"/>
-        </w:rPr>
-        <w:t>Note 141: The pixel size on horizontal - 2 is given at location where map scale factor is unity.</w:t>
-      </w:r>
-    </w:p>
-    <w:p>
-      <w:r>
-        <w:rPr>
-          <w:rFonts w:ascii="Verdana" w:hAnsi="Verdana"/>
-          <w:i/>
-          <w:sz w:val="14"/>
-        </w:rPr>
-        <w:t>Note 145: The significance of time periods or displacements may be indicated using the time significance code corresponding to table reference 0 08 021.</w:t>
-      </w:r>
-    </w:p>
-    <w:p>
-      <w:r>
-        <w:rPr>
-          <w:rFonts w:ascii="Verdana" w:hAnsi="Verdana"/>
-          <w:i/>
-          <w:sz w:val="14"/>
-        </w:rPr>
-        <w:t>Note 149: The time location, when used with forecast values, shall indicate the time of the initial state for the forecast, or the beginning of the forecast period; when used with ensemble means of forecast values, the time location shall indicate the initial state or the beginning of the first forecast over which ensemble means are derived.</w:t>
-      </w:r>
-    </w:p>
-    <w:p>
-      <w:r>
-        <w:rPr>
-          <w:rFonts w:ascii="Verdana" w:hAnsi="Verdana"/>
-          <w:i/>
-          <w:sz w:val="14"/>
-        </w:rPr>
-        <w:t>Note 155: This class may also contain elements relating to observational procedures.</w:t>
-      </w:r>
-    </w:p>
-    <w:p>
-      <w:r>
-        <w:rPr>
-          <w:rFonts w:ascii="Verdana" w:hAnsi="Verdana"/>
-          <w:i/>
-          <w:sz w:val="14"/>
-        </w:rPr>
-        <w:t>Note 156: This class shall contain elements to describe the instrumentation used to obtain the meteorological elements reported.</w:t>
-      </w:r>
-    </w:p>
-    <w:p>
-      <w:r>
-        <w:rPr>
-          <w:rFonts w:ascii="Verdana" w:hAnsi="Verdana"/>
-          <w:i/>
-          <w:sz w:val="14"/>
-        </w:rPr>
-        <w:t>Note 158: Time periods or displacements and time increments require an initial time location to be defined prior to their use, followed where appropriate by a time significance definition.</w:t>
-      </w:r>
-    </w:p>
-    <w:p>
-      <w:r>
-        <w:rPr>
-          <w:rFonts w:ascii="Verdana" w:hAnsi="Verdana"/>
-          <w:i/>
-          <w:sz w:val="14"/>
-        </w:rPr>
-        <w:t>Note 160: Upward radiation shall be assigned negative values.</w:t>
-      </w:r>
-    </w:p>
-    <w:p>
-      <w:r>
-        <w:rPr>
-          <w:rFonts w:ascii="Verdana" w:hAnsi="Verdana"/>
-          <w:i/>
-          <w:sz w:val="14"/>
-        </w:rPr>
         <w:t>Note 161: Upward w-components shall be assigned positive values where units are m s-1.</w:t>
-      </w:r>
-    </w:p>
-    <w:p>
-      <w:r>
-        <w:rPr>
-          <w:rFonts w:ascii="Verdana" w:hAnsi="Verdana"/>
-          <w:i/>
-          <w:sz w:val="14"/>
-        </w:rPr>
-        <w:t>Note 162: Useful ranges used above:1011 Bq to 1019 Bq for releases;10-2 Bq to 107 Bq and 10-2 mSv to 107 mSv for concentration and doses.</w:t>
-      </w:r>
-    </w:p>
-    <w:p>
-      <w:r>
-        <w:rPr>
-          <w:rFonts w:ascii="Verdana" w:hAnsi="Verdana"/>
-          <w:i/>
-          <w:sz w:val="14"/>
-        </w:rPr>
-        <w:t>Note 163: Values of latitude and latitude increments are limited to the range -90 degrees to +90 degrees.</w:t>
-      </w:r>
-    </w:p>
-    <w:p>
-      <w:r>
-        <w:rPr>
-          <w:rFonts w:ascii="Verdana" w:hAnsi="Verdana"/>
-          <w:i/>
-          <w:sz w:val="14"/>
-        </w:rPr>
-        <w:t>Note 164: Values of longitude are limited to the range -180 degrees to +180 degrees.</w:t>
-      </w:r>
-    </w:p>
-    <w:p>
-      <w:r>
-        <w:rPr>
-          <w:rFonts w:ascii="Verdana" w:hAnsi="Verdana"/>
-          <w:i/>
-          <w:sz w:val="14"/>
-        </w:rPr>
-        <w:t>Note 165: Vertical elements and pressure shall be used to define values of these elements independent of the element or variable denoting the vertical coordinate.</w:t>
-      </w:r>
-    </w:p>
-    <w:p>
-      <w:r>
-        <w:rPr>
-          <w:rFonts w:ascii="Verdana" w:hAnsi="Verdana"/>
-          <w:i/>
-          <w:sz w:val="14"/>
-        </w:rPr>
-        <w:t>Note 166: West longitude shall be assigned negative values.</w:t>
       </w:r>
     </w:p>
     <w:p>
@@ -16424,47 +16154,7 @@
           <w:i/>
           <w:sz w:val="14"/>
         </w:rPr>
-        <w:t>Note 176: Where more than one time period or displacement is required to define complex time structures, they shall be defined in immediate succession, and the following ordering shall apply: ensemble period (if required), followed by forecast period (if required), followed by period for averaging or accumulation (if required).</w:t>
-      </w:r>
-    </w:p>
-    <w:p>
-      <w:r>
-        <w:rPr>
-          <w:rFonts w:ascii="Verdana" w:hAnsi="Verdana"/>
-          <w:i/>
-          <w:sz w:val="14"/>
-        </w:rPr>
-        <w:t>Note 178: Where the expression "period specified" is entered under element name, an appropriate period shall be specified using descriptors from Class 04.</w:t>
-      </w:r>
-    </w:p>
-    <w:p>
-      <w:r>
-        <w:rPr>
-          <w:rFonts w:ascii="Verdana" w:hAnsi="Verdana"/>
-          <w:i/>
-          <w:sz w:val="14"/>
-        </w:rPr>
-        <w:t>Note 179: Where values are accumulated or averaged (for example over a time period), the total number of values from which the accumulated or averaged values are obtained may be represented using reference 0 08 022.</w:t>
-      </w:r>
-    </w:p>
-    <w:p>
-      <w:r>
-        <w:rPr>
-          <w:rFonts w:ascii="Verdana" w:hAnsi="Verdana"/>
-          <w:i/>
-          <w:sz w:val="14"/>
-        </w:rPr>
         <w:t>Note 180: Wind reporting standards: Speed Direction No observation Missing Missing Calm 0 0 Normal observation &gt; 0 1° - 360° Speed only &gt; 0 Missing Direction only Missing 1°-360° "Light and variable" &gt; 0 0</w:t>
-      </w:r>
-    </w:p>
-    <w:p>
-      <w:r>
-        <w:rPr>
-          <w:rFonts w:ascii="Verdana" w:hAnsi="Verdana"/>
-          <w:i/>
-          <w:sz w:val="14"/>
-        </w:rPr>
-        <w:t>Note 181: Wind waves and waves reporting standards:Observation Speed Direction No observation Missing Missing Calm 0 0 Normal observation &gt;0 1-360 Speed only &gt;0 Missing Direction only Missing 1-360"Light and variable" &gt;0 0</w:t>
       </w:r>
     </w:p>
     <w:sectPr>
